--- a/PHOCS-Docgentemplates/PHOCSDrinkingWaterPermitTemplate.docx
+++ b/PHOCS-Docgentemplates/PHOCSDrinkingWaterPermitTemplate.docx
@@ -1,6 +1,6 @@
 
 <file path=word/document.xml><?xml version="1.0" encoding="utf-8"?>
-<w:document xmlns:wpc="http://schemas.microsoft.com/office/word/2010/wordprocessingCanvas" xmlns:cx="http://schemas.microsoft.com/office/drawing/2014/chartex" xmlns:cx1="http://schemas.microsoft.com/office/drawing/2015/9/8/chartex" xmlns:cx2="http://schemas.microsoft.com/office/drawing/2015/10/21/chartex" xmlns:cx3="http://schemas.microsoft.com/office/drawing/2016/5/9/chartex" xmlns:cx4="http://schemas.microsoft.com/office/drawing/2016/5/10/chartex" xmlns:cx5="http://schemas.microsoft.com/office/drawing/2016/5/11/chartex" xmlns:cx6="http://schemas.microsoft.com/office/drawing/2016/5/12/chartex" xmlns:cx7="http://schemas.microsoft.com/office/drawing/2016/5/13/chartex" xmlns:cx8="http://schemas.microsoft.com/office/drawing/2016/5/14/chartex" xmlns:mc="http://schemas.openxmlformats.org/markup-compatibility/2006" xmlns:aink="http://schemas.microsoft.com/office/drawing/2016/ink" xmlns:am3d="http://schemas.microsoft.com/office/drawing/2017/model3d" xmlns:o="urn:schemas-microsoft-com:office:office" xmlns:oel="http://schemas.microsoft.com/office/2019/extlst" xmlns:r="http://schemas.openxmlformats.org/officeDocument/2006/relationships" xmlns:m="http://schemas.openxmlformats.org/officeDocument/2006/math" xmlns:v="urn:schemas-microsoft-com:vml" xmlns:wp14="http://schemas.microsoft.com/office/word/2010/wordprocessingDrawing" xmlns:wp="http://schemas.openxmlformats.org/drawingml/2006/wordprocessingDrawing" xmlns:w10="urn:schemas-microsoft-com:office:word" xmlns:w="http://schemas.openxmlformats.org/wordprocessingml/2006/main" xmlns:w14="http://schemas.microsoft.com/office/word/2010/wordml" xmlns:w15="http://schemas.microsoft.com/office/word/2012/wordml" xmlns:w16cei="http://schemas.microsoft.com/office/word/2026/wordml/cei" xmlns:w16cex="http://schemas.microsoft.com/office/word/2018/wordml/cex" xmlns:w16cid="http://schemas.microsoft.com/office/word/2016/wordml/cid" xmlns:w16="http://schemas.microsoft.com/office/word/2018/wordml" xmlns:w16du="http://schemas.microsoft.com/office/word/2023/wordml/word16du" xmlns:w16sdtdh="http://schemas.microsoft.com/office/word/2020/wordml/sdtdatahash" xmlns:w16sdtfl="http://schemas.microsoft.com/office/word/2024/wordml/sdtformatlock" xmlns:w16se="http://schemas.microsoft.com/office/word/2015/wordml/symex" xmlns:wpg="http://schemas.microsoft.com/office/word/2010/wordprocessingGroup" xmlns:wpi="http://schemas.microsoft.com/office/word/2010/wordprocessingInk" xmlns:wne="http://schemas.microsoft.com/office/word/2006/wordml" xmlns:wps="http://schemas.microsoft.com/office/word/2010/wordprocessingShape" mc:Ignorable="w14 w15 w16se w16cid w16 w16cex w16sdtdh w16sdtfl w16du wp14">
+<w:document xmlns:wpc="http://schemas.microsoft.com/office/word/2010/wordprocessingCanvas" xmlns:cx="http://schemas.microsoft.com/office/drawing/2014/chartex" xmlns:cx1="http://schemas.microsoft.com/office/drawing/2015/9/8/chartex" xmlns:cx2="http://schemas.microsoft.com/office/drawing/2015/10/21/chartex" xmlns:cx3="http://schemas.microsoft.com/office/drawing/2016/5/9/chartex" xmlns:cx4="http://schemas.microsoft.com/office/drawing/2016/5/10/chartex" xmlns:cx5="http://schemas.microsoft.com/office/drawing/2016/5/11/chartex" xmlns:cx6="http://schemas.microsoft.com/office/drawing/2016/5/12/chartex" xmlns:cx7="http://schemas.microsoft.com/office/drawing/2016/5/13/chartex" xmlns:cx8="http://schemas.microsoft.com/office/drawing/2016/5/14/chartex" xmlns:mc="http://schemas.openxmlformats.org/markup-compatibility/2006" xmlns:aink="http://schemas.microsoft.com/office/drawing/2016/ink" xmlns:am3d="http://schemas.microsoft.com/office/drawing/2017/model3d" xmlns:o="urn:schemas-microsoft-com:office:office" xmlns:oel="http://schemas.microsoft.com/office/2019/extlst" xmlns:r="http://schemas.openxmlformats.org/officeDocument/2006/relationships" xmlns:m="http://schemas.openxmlformats.org/officeDocument/2006/math" xmlns:v="urn:schemas-microsoft-com:vml" xmlns:wp14="http://schemas.microsoft.com/office/word/2010/wordprocessingDrawing" xmlns:wp="http://schemas.openxmlformats.org/drawingml/2006/wordprocessingDrawing" xmlns:w10="urn:schemas-microsoft-com:office:word" xmlns:w="http://schemas.openxmlformats.org/wordprocessingml/2006/main" xmlns:w14="http://schemas.microsoft.com/office/word/2010/wordml" xmlns:w15="http://schemas.microsoft.com/office/word/2012/wordml" xmlns:w16cex="http://schemas.microsoft.com/office/word/2018/wordml/cex" xmlns:w16cid="http://schemas.microsoft.com/office/word/2016/wordml/cid" xmlns:w16="http://schemas.microsoft.com/office/word/2018/wordml" xmlns:w16du="http://schemas.microsoft.com/office/word/2023/wordml/word16du" xmlns:w16sdtdh="http://schemas.microsoft.com/office/word/2020/wordml/sdtdatahash" xmlns:w16sdtfl="http://schemas.microsoft.com/office/word/2024/wordml/sdtformatlock" xmlns:w16se="http://schemas.microsoft.com/office/word/2015/wordml/symex" xmlns:wpg="http://schemas.microsoft.com/office/word/2010/wordprocessingGroup" xmlns:wpi="http://schemas.microsoft.com/office/word/2010/wordprocessingInk" xmlns:wne="http://schemas.microsoft.com/office/word/2006/wordml" xmlns:wps="http://schemas.microsoft.com/office/word/2010/wordprocessingShape" mc:Ignorable="w14 w15 w16se w16cid w16 w16cex w16sdtdh w16sdtfl w16du wp14">
   <w:body>
     <w:tbl>
       <w:tblPr>
@@ -8,6 +8,14 @@
         <w:tblpPr w:leftFromText="180" w:rightFromText="180" w:vertAnchor="text" w:tblpY="1"/>
         <w:tblOverlap w:val="never"/>
         <w:tblW w:w="0" w:type="auto"/>
+        <w:tblBorders>
+          <w:top w:val="none" w:sz="0" w:space="0" w:color="auto"/>
+          <w:left w:val="none" w:sz="0" w:space="0" w:color="auto"/>
+          <w:bottom w:val="none" w:sz="0" w:space="0" w:color="auto"/>
+          <w:right w:val="none" w:sz="0" w:space="0" w:color="auto"/>
+          <w:insideH w:val="none" w:sz="0" w:space="0" w:color="auto"/>
+          <w:insideV w:val="none" w:sz="0" w:space="0" w:color="auto"/>
+        </w:tblBorders>
         <w:tblLayout w:type="fixed"/>
         <w:tblLook w:val="04A0" w:firstRow="1" w:lastRow="0" w:firstColumn="1" w:lastColumn="0" w:noHBand="0" w:noVBand="1"/>
       </w:tblPr>
@@ -19,12 +27,6 @@
         <w:tc>
           <w:tcPr>
             <w:tcW w:w="4675" w:type="dxa"/>
-            <w:tcBorders>
-              <w:top w:val="nil"/>
-              <w:left w:val="nil"/>
-              <w:bottom w:val="nil"/>
-              <w:right w:val="nil"/>
-            </w:tcBorders>
           </w:tcPr>
           <w:p>
             <w:pPr>
@@ -47,31 +49,40 @@
                 <w:sz w:val="24"/>
                 <w:szCs w:val="24"/>
               </w:rPr>
-              <w:t>{{#BLOrganizationName}}Owner Name:</w:t>
+              <w:t>{{#BLAccountName}}Facility Name:</w:t>
             </w:r>
           </w:p>
           <w:p>
             <w:pPr>
+              <w:tabs>
+                <w:tab w:val="left" w:pos="2720"/>
+              </w:tabs>
               <w:spacing w:after="0"/>
               <w:rPr>
                 <w:rFonts w:ascii="BC Sans" w:hAnsi="BC Sans"/>
                 <w:b/>
                 <w:bCs/>
+                <w:color w:val="000000"/>
                 <w:sz w:val="24"/>
                 <w:szCs w:val="24"/>
               </w:rPr>
             </w:pPr>
+            <w:r>
+              <w:rPr>
+                <w:rFonts w:ascii="BC Sans" w:hAnsi="BC Sans"/>
+                <w:b/>
+                <w:bCs/>
+                <w:color w:val="000000"/>
+                <w:sz w:val="24"/>
+                <w:szCs w:val="24"/>
+              </w:rPr>
+              <w:tab/>
+            </w:r>
           </w:p>
         </w:tc>
         <w:tc>
           <w:tcPr>
             <w:tcW w:w="4675" w:type="dxa"/>
-            <w:tcBorders>
-              <w:top w:val="nil"/>
-              <w:left w:val="nil"/>
-              <w:bottom w:val="nil"/>
-              <w:right w:val="nil"/>
-            </w:tcBorders>
           </w:tcPr>
           <w:p>
             <w:pPr>
@@ -88,7 +99,7 @@
                 <w:sz w:val="24"/>
                 <w:szCs w:val="24"/>
               </w:rPr>
-              <w:t>{{BLOrganizationName}}{{/BLOrganizationName}}</w:t>
+              <w:t>{{BLAccountName}}{{/BLAccountName}}</w:t>
             </w:r>
           </w:p>
         </w:tc>
@@ -97,15 +108,10 @@
         <w:tc>
           <w:tcPr>
             <w:tcW w:w="4675" w:type="dxa"/>
-            <w:tcBorders>
-              <w:top w:val="nil"/>
-              <w:left w:val="nil"/>
-              <w:bottom w:val="nil"/>
-              <w:right w:val="nil"/>
-            </w:tcBorders>
           </w:tcPr>
           <w:p>
-            <w:r>
+            <w:pPr>
+              <w:spacing w:after="0"/>
               <w:rPr>
                 <w:rFonts w:ascii="BC Sans" w:hAnsi="BC Sans"/>
                 <w:b/>
@@ -114,19 +120,35 @@
                 <w:sz w:val="24"/>
                 <w:szCs w:val="24"/>
               </w:rPr>
-              <w:t>{{#BLOrganizationBillingStreet}}Owner Address:</w:t>
-            </w:r>
+            </w:pPr>
+            <w:r>
+              <w:rPr>
+                <w:rFonts w:ascii="BC Sans" w:hAnsi="BC Sans"/>
+                <w:b/>
+                <w:bCs/>
+                <w:color w:val="000000"/>
+                <w:sz w:val="24"/>
+                <w:szCs w:val="24"/>
+              </w:rPr>
+              <w:t>{{#BLOrganizationName}}Owner Name:</w:t>
+            </w:r>
+          </w:p>
+          <w:p>
+            <w:pPr>
+              <w:spacing w:after="0"/>
+              <w:rPr>
+                <w:rFonts w:ascii="BC Sans" w:hAnsi="BC Sans"/>
+                <w:b/>
+                <w:bCs/>
+                <w:sz w:val="24"/>
+                <w:szCs w:val="24"/>
+              </w:rPr>
+            </w:pPr>
           </w:p>
         </w:tc>
         <w:tc>
           <w:tcPr>
             <w:tcW w:w="4675" w:type="dxa"/>
-            <w:tcBorders>
-              <w:top w:val="nil"/>
-              <w:left w:val="nil"/>
-              <w:bottom w:val="nil"/>
-              <w:right w:val="nil"/>
-            </w:tcBorders>
           </w:tcPr>
           <w:p>
             <w:pPr>
@@ -143,34 +165,7 @@
                 <w:sz w:val="24"/>
                 <w:szCs w:val="24"/>
               </w:rPr>
-              <w:t>{{BLOrganizationBillingStreet}},{{BLOrganizationBillingCity}},{{BLOrganizationBillingState}},</w:t>
-            </w:r>
-            <w:r>
-              <w:rPr>
-                <w:rFonts w:ascii="BC Sans" w:hAnsi="BC Sans"/>
-                <w:sz w:val="24"/>
-                <w:szCs w:val="24"/>
-              </w:rPr>
-              <w:br/>
-              <w:t>{{BLOrganizationBillingPostalCode}}</w:t>
-            </w:r>
-          </w:p>
-          <w:p>
-            <w:pPr>
-              <w:spacing w:after="0"/>
-              <w:rPr>
-                <w:rFonts w:ascii="BC Sans" w:hAnsi="BC Sans"/>
-                <w:sz w:val="24"/>
-                <w:szCs w:val="24"/>
-              </w:rPr>
-            </w:pPr>
-            <w:r>
-              <w:rPr>
-                <w:rFonts w:ascii="BC Sans" w:hAnsi="BC Sans"/>
-                <w:sz w:val="24"/>
-                <w:szCs w:val="24"/>
-              </w:rPr>
-              <w:t>{{/BLOrganizationBillingStreet}}</w:t>
+              <w:t>{{BLOrganizationName}}{{/BLOrganizationName}}</w:t>
             </w:r>
           </w:p>
         </w:tc>
@@ -179,16 +174,9 @@
         <w:tc>
           <w:tcPr>
             <w:tcW w:w="4675" w:type="dxa"/>
-            <w:tcBorders>
-              <w:top w:val="nil"/>
-              <w:left w:val="nil"/>
-              <w:bottom w:val="nil"/>
-              <w:right w:val="nil"/>
-            </w:tcBorders>
           </w:tcPr>
           <w:p>
-            <w:pPr>
-              <w:spacing w:after="0"/>
+            <w:r>
               <w:rPr>
                 <w:rFonts w:ascii="BC Sans" w:hAnsi="BC Sans"/>
                 <w:b/>
@@ -197,42 +185,13 @@
                 <w:sz w:val="24"/>
                 <w:szCs w:val="24"/>
               </w:rPr>
-            </w:pPr>
-            <w:r>
-              <w:rPr>
-                <w:rFonts w:ascii="BC Sans" w:hAnsi="BC Sans"/>
-                <w:b/>
-                <w:bCs/>
-                <w:color w:val="000000"/>
-                <w:sz w:val="24"/>
-                <w:szCs w:val="24"/>
-              </w:rPr>
-              <w:t>{{#BLAccountServiceAreaDescription}}Service Area Description:</w:t>
-            </w:r>
-          </w:p>
-          <w:p>
-            <w:pPr>
-              <w:spacing w:after="0"/>
-              <w:rPr>
-                <w:rFonts w:ascii="BC Sans" w:hAnsi="BC Sans"/>
-                <w:b/>
-                <w:bCs/>
-                <w:color w:val="000000"/>
-                <w:sz w:val="24"/>
-                <w:szCs w:val="24"/>
-              </w:rPr>
-            </w:pPr>
+              <w:t>{{#BLOrganizationBillingStreet}}Owner Address:</w:t>
+            </w:r>
           </w:p>
         </w:tc>
         <w:tc>
           <w:tcPr>
             <w:tcW w:w="4675" w:type="dxa"/>
-            <w:tcBorders>
-              <w:top w:val="nil"/>
-              <w:left w:val="nil"/>
-              <w:bottom w:val="nil"/>
-              <w:right w:val="nil"/>
-            </w:tcBorders>
           </w:tcPr>
           <w:p>
             <w:pPr>
@@ -249,7 +208,52 @@
                 <w:sz w:val="24"/>
                 <w:szCs w:val="24"/>
               </w:rPr>
-              <w:t>{{BLAccountServiceAreaDescription}}{{/BLAccountServiceAreaDescription}}</w:t>
+              <w:t>{{BLOrganizationBillingStreet}},</w:t>
+            </w:r>
+          </w:p>
+          <w:p>
+            <w:pPr>
+              <w:spacing w:after="0"/>
+              <w:rPr>
+                <w:rFonts w:ascii="BC Sans" w:hAnsi="BC Sans"/>
+                <w:sz w:val="24"/>
+                <w:szCs w:val="24"/>
+              </w:rPr>
+            </w:pPr>
+            <w:r>
+              <w:rPr>
+                <w:rFonts w:ascii="BC Sans" w:hAnsi="BC Sans"/>
+                <w:sz w:val="24"/>
+                <w:szCs w:val="24"/>
+              </w:rPr>
+              <w:t>{{BLOrganizationBillingCity}},{{BLOrganizationBillingState}},</w:t>
+            </w:r>
+            <w:r>
+              <w:rPr>
+                <w:rFonts w:ascii="BC Sans" w:hAnsi="BC Sans"/>
+                <w:sz w:val="24"/>
+                <w:szCs w:val="24"/>
+              </w:rPr>
+              <w:br/>
+              <w:t>{{BLOrganizationBillingPostalCode}}</w:t>
+            </w:r>
+          </w:p>
+          <w:p>
+            <w:pPr>
+              <w:spacing w:after="0"/>
+              <w:rPr>
+                <w:rFonts w:ascii="BC Sans" w:hAnsi="BC Sans"/>
+                <w:sz w:val="24"/>
+                <w:szCs w:val="24"/>
+              </w:rPr>
+            </w:pPr>
+            <w:r>
+              <w:rPr>
+                <w:rFonts w:ascii="BC Sans" w:hAnsi="BC Sans"/>
+                <w:sz w:val="24"/>
+                <w:szCs w:val="24"/>
+              </w:rPr>
+              <w:t>{{/BLOrganizationBillingStreet}}</w:t>
             </w:r>
           </w:p>
         </w:tc>
@@ -258,12 +262,6 @@
         <w:tc>
           <w:tcPr>
             <w:tcW w:w="4675" w:type="dxa"/>
-            <w:tcBorders>
-              <w:top w:val="nil"/>
-              <w:left w:val="nil"/>
-              <w:bottom w:val="nil"/>
-              <w:right w:val="nil"/>
-            </w:tcBorders>
           </w:tcPr>
           <w:p>
             <w:pPr>
@@ -286,19 +284,26 @@
                 <w:sz w:val="24"/>
                 <w:szCs w:val="24"/>
               </w:rPr>
-              <w:t>{{#BLAccountPHOWaterSystemSizeCategory}}System Size:</w:t>
-            </w:r>
+              <w:t>{{#BLAccountServiceAreaDescription}}Service Area Description:</w:t>
+            </w:r>
+          </w:p>
+          <w:p>
+            <w:pPr>
+              <w:spacing w:after="0"/>
+              <w:rPr>
+                <w:rFonts w:ascii="BC Sans" w:hAnsi="BC Sans"/>
+                <w:b/>
+                <w:bCs/>
+                <w:color w:val="000000"/>
+                <w:sz w:val="24"/>
+                <w:szCs w:val="24"/>
+              </w:rPr>
+            </w:pPr>
           </w:p>
         </w:tc>
         <w:tc>
           <w:tcPr>
             <w:tcW w:w="4675" w:type="dxa"/>
-            <w:tcBorders>
-              <w:top w:val="nil"/>
-              <w:left w:val="nil"/>
-              <w:bottom w:val="nil"/>
-              <w:right w:val="nil"/>
-            </w:tcBorders>
           </w:tcPr>
           <w:p>
             <w:pPr>
@@ -315,7 +320,7 @@
                 <w:sz w:val="24"/>
                 <w:szCs w:val="24"/>
               </w:rPr>
-              <w:t>{{BLAccountPHOWaterSystemSizeCategory}}{{/BLAccountPHOWaterSystemSizeCategory}}</w:t>
+              <w:t>{{BLAccountServiceAreaDescription}}{{/BLAccountServiceAreaDescription}}</w:t>
             </w:r>
           </w:p>
         </w:tc>
@@ -324,12 +329,6 @@
         <w:tc>
           <w:tcPr>
             <w:tcW w:w="4675" w:type="dxa"/>
-            <w:tcBorders>
-              <w:top w:val="nil"/>
-              <w:left w:val="nil"/>
-              <w:bottom w:val="nil"/>
-              <w:right w:val="nil"/>
-            </w:tcBorders>
           </w:tcPr>
           <w:p>
             <w:pPr>
@@ -352,7 +351,7 @@
                 <w:sz w:val="24"/>
                 <w:szCs w:val="24"/>
               </w:rPr>
-              <w:t>{{#AccountCategoryL1}}Source Category:</w:t>
+              <w:t>{{#BLAccountPHOWaterSystemSizeCategory}}System Size:</w:t>
             </w:r>
           </w:p>
           <w:p>
@@ -372,12 +371,6 @@
         <w:tc>
           <w:tcPr>
             <w:tcW w:w="4675" w:type="dxa"/>
-            <w:tcBorders>
-              <w:top w:val="nil"/>
-              <w:left w:val="nil"/>
-              <w:bottom w:val="nil"/>
-              <w:right w:val="nil"/>
-            </w:tcBorders>
           </w:tcPr>
           <w:p>
             <w:pPr>
@@ -394,230 +387,7 @@
                 <w:sz w:val="24"/>
                 <w:szCs w:val="24"/>
               </w:rPr>
-              <w:lastRenderedPageBreak/>
-              <w:t>{{AccountCategoryL1}}{{/AccountCategoryL1}}</w:t>
-            </w:r>
-          </w:p>
-        </w:tc>
-      </w:tr>
-      <w:tr>
-        <w:tc>
-          <w:tcPr>
-            <w:tcW w:w="4675" w:type="dxa"/>
-            <w:tcBorders>
-              <w:top w:val="nil"/>
-              <w:left w:val="nil"/>
-              <w:bottom w:val="nil"/>
-              <w:right w:val="nil"/>
-            </w:tcBorders>
-          </w:tcPr>
-          <w:p>
-            <w:pPr>
-              <w:spacing w:after="0"/>
-              <w:rPr>
-                <w:rFonts w:ascii="BC Sans" w:hAnsi="BC Sans"/>
-                <w:b/>
-                <w:bCs/>
-                <w:color w:val="000000"/>
-                <w:sz w:val="24"/>
-                <w:szCs w:val="24"/>
-              </w:rPr>
-            </w:pPr>
-            <w:r>
-              <w:rPr>
-                <w:rFonts w:ascii="BC Sans" w:hAnsi="BC Sans"/>
-                <w:b/>
-                <w:bCs/>
-                <w:color w:val="000000"/>
-                <w:sz w:val="24"/>
-                <w:szCs w:val="24"/>
-              </w:rPr>
-              <w:t>{{#AccountCategoryL2}}System Type/Sub-Type:</w:t>
-            </w:r>
-          </w:p>
-          <w:p>
-            <w:pPr>
-              <w:spacing w:after="0"/>
-              <w:rPr>
-                <w:rFonts w:ascii="BC Sans" w:hAnsi="BC Sans"/>
-                <w:b/>
-                <w:bCs/>
-                <w:color w:val="000000"/>
-                <w:sz w:val="24"/>
-                <w:szCs w:val="24"/>
-              </w:rPr>
-            </w:pPr>
-          </w:p>
-        </w:tc>
-        <w:tc>
-          <w:tcPr>
-            <w:tcW w:w="4675" w:type="dxa"/>
-            <w:tcBorders>
-              <w:top w:val="nil"/>
-              <w:left w:val="nil"/>
-              <w:bottom w:val="nil"/>
-              <w:right w:val="nil"/>
-            </w:tcBorders>
-          </w:tcPr>
-          <w:p>
-            <w:pPr>
-              <w:spacing w:after="0"/>
-              <w:rPr>
-                <w:rFonts w:ascii="BC Sans" w:hAnsi="BC Sans"/>
-                <w:sz w:val="24"/>
-                <w:szCs w:val="24"/>
-              </w:rPr>
-            </w:pPr>
-            <w:r>
-              <w:rPr>
-                <w:rFonts w:ascii="BC Sans" w:hAnsi="BC Sans"/>
-                <w:sz w:val="24"/>
-                <w:szCs w:val="24"/>
-              </w:rPr>
-              <w:t>{{AccountCategoryL2}}{{/AccountCategoryL2}}</w:t>
-            </w:r>
-          </w:p>
-        </w:tc>
-      </w:tr>
-      <w:tr>
-        <w:tc>
-          <w:tcPr>
-            <w:tcW w:w="4675" w:type="dxa"/>
-            <w:tcBorders>
-              <w:top w:val="nil"/>
-              <w:left w:val="nil"/>
-              <w:bottom w:val="nil"/>
-              <w:right w:val="nil"/>
-            </w:tcBorders>
-          </w:tcPr>
-          <w:p>
-            <w:pPr>
-              <w:spacing w:after="0"/>
-              <w:rPr>
-                <w:rFonts w:ascii="BC Sans" w:hAnsi="BC Sans"/>
-                <w:b/>
-                <w:bCs/>
-                <w:color w:val="000000"/>
-                <w:sz w:val="24"/>
-                <w:szCs w:val="24"/>
-              </w:rPr>
-            </w:pPr>
-            <w:r>
-              <w:rPr>
-                <w:rFonts w:ascii="BC Sans" w:hAnsi="BC Sans"/>
-                <w:b/>
-                <w:bCs/>
-                <w:color w:val="000000"/>
-                <w:sz w:val="24"/>
-                <w:szCs w:val="24"/>
-              </w:rPr>
-              <w:t>{{#BLAccountNoofConnections}}Number of Connections:</w:t>
-            </w:r>
-          </w:p>
-          <w:p>
-            <w:pPr>
-              <w:spacing w:after="0"/>
-              <w:rPr>
-                <w:rFonts w:ascii="BC Sans" w:hAnsi="BC Sans"/>
-                <w:b/>
-                <w:bCs/>
-                <w:color w:val="000000"/>
-                <w:sz w:val="24"/>
-                <w:szCs w:val="24"/>
-              </w:rPr>
-            </w:pPr>
-          </w:p>
-        </w:tc>
-        <w:tc>
-          <w:tcPr>
-            <w:tcW w:w="4675" w:type="dxa"/>
-            <w:tcBorders>
-              <w:top w:val="nil"/>
-              <w:left w:val="nil"/>
-              <w:bottom w:val="nil"/>
-              <w:right w:val="nil"/>
-            </w:tcBorders>
-          </w:tcPr>
-          <w:p>
-            <w:pPr>
-              <w:spacing w:after="0"/>
-              <w:rPr>
-                <w:rFonts w:ascii="BC Sans" w:hAnsi="BC Sans"/>
-                <w:sz w:val="24"/>
-                <w:szCs w:val="24"/>
-              </w:rPr>
-            </w:pPr>
-            <w:r>
-              <w:rPr>
-                <w:rFonts w:ascii="BC Sans" w:hAnsi="BC Sans"/>
-                <w:sz w:val="24"/>
-                <w:szCs w:val="24"/>
-              </w:rPr>
-              <w:t>{{BLAccountNoofConnections}}{{/BLAccountNoofConnections}}</w:t>
-            </w:r>
-          </w:p>
-        </w:tc>
-      </w:tr>
-      <w:tr>
-        <w:tc>
-          <w:tcPr>
-            <w:tcW w:w="4675" w:type="dxa"/>
-            <w:tcBorders>
-              <w:top w:val="nil"/>
-              <w:left w:val="nil"/>
-              <w:bottom w:val="nil"/>
-              <w:right w:val="nil"/>
-            </w:tcBorders>
-          </w:tcPr>
-          <w:p>
-            <w:pPr>
-              <w:rPr>
-                <w:rFonts w:ascii="BC Sans" w:hAnsi="BC Sans"/>
-                <w:b/>
-                <w:bCs/>
-                <w:color w:val="000000"/>
-                <w:sz w:val="24"/>
-                <w:szCs w:val="24"/>
-              </w:rPr>
-            </w:pPr>
-            <w:r>
-              <w:rPr>
-                <w:rFonts w:ascii="BC Sans" w:hAnsi="BC Sans"/>
-                <w:b/>
-                <w:bCs/>
-                <w:sz w:val="24"/>
-                <w:szCs w:val="24"/>
-              </w:rPr>
-              <w:t>{{#BLOrganizationName}}Owner:</w:t>
-            </w:r>
-          </w:p>
-        </w:tc>
-        <w:tc>
-          <w:tcPr>
-            <w:tcW w:w="4675" w:type="dxa"/>
-            <w:tcBorders>
-              <w:top w:val="nil"/>
-              <w:left w:val="nil"/>
-              <w:bottom w:val="nil"/>
-              <w:right w:val="nil"/>
-            </w:tcBorders>
-          </w:tcPr>
-          <w:p>
-            <w:pPr>
-              <w:spacing w:after="0"/>
-              <w:rPr>
-                <w:rFonts w:ascii="BC Sans" w:hAnsi="BC Sans"/>
-                <w:sz w:val="24"/>
-                <w:szCs w:val="24"/>
-              </w:rPr>
-            </w:pPr>
-            <w:r>
-              <w:rPr>
-                <w:rFonts w:ascii="BC Sans" w:hAnsi="BC Sans"/>
-                <w:sz w:val="24"/>
-                <w:szCs w:val="24"/>
-              </w:rPr>
-              <w:t>{{BLOrganizationName}}{{/BLOrganizationName}}</w:t>
+              <w:t>{{BLAccountPHOWaterSystemSizeCategory}}{{/BLAccountPHOWaterSystemSizeCategory}}</w:t>
             </w:r>
           </w:p>
           <w:p>
@@ -636,12 +406,6 @@
         <w:tc>
           <w:tcPr>
             <w:tcW w:w="4675" w:type="dxa"/>
-            <w:tcBorders>
-              <w:top w:val="nil"/>
-              <w:left w:val="nil"/>
-              <w:bottom w:val="nil"/>
-              <w:right w:val="nil"/>
-            </w:tcBorders>
           </w:tcPr>
           <w:p>
             <w:pPr>
@@ -660,42 +424,30 @@
                 <w:rFonts w:ascii="BC Sans" w:hAnsi="BC Sans"/>
                 <w:b/>
                 <w:bCs/>
-                <w:sz w:val="24"/>
-                <w:szCs w:val="24"/>
-              </w:rPr>
-              <w:t>{{#</w:t>
-            </w:r>
-            <w:r>
+                <w:color w:val="000000"/>
+                <w:sz w:val="24"/>
+                <w:szCs w:val="24"/>
+              </w:rPr>
+              <w:t>{{#AccountCategoryL1}}Source Category:</w:t>
+            </w:r>
+          </w:p>
+          <w:p>
+            <w:pPr>
+              <w:spacing w:after="0"/>
               <w:rPr>
                 <w:rFonts w:ascii="BC Sans" w:hAnsi="BC Sans"/>
                 <w:b/>
                 <w:bCs/>
-                <w:sz w:val="24"/>
-                <w:szCs w:val="24"/>
-              </w:rPr>
-              <w:t>OperatingMonthsDisplay</w:t>
-            </w:r>
-            <w:r>
-              <w:rPr>
-                <w:rFonts w:ascii="BC Sans" w:hAnsi="BC Sans"/>
-                <w:b/>
-                <w:bCs/>
-                <w:sz w:val="24"/>
-                <w:szCs w:val="24"/>
-              </w:rPr>
-              <w:t>}}Population Served/24 hrs:</w:t>
-            </w:r>
+                <w:color w:val="000000"/>
+                <w:sz w:val="24"/>
+                <w:szCs w:val="24"/>
+              </w:rPr>
+            </w:pPr>
           </w:p>
         </w:tc>
         <w:tc>
           <w:tcPr>
             <w:tcW w:w="4675" w:type="dxa"/>
-            <w:tcBorders>
-              <w:top w:val="nil"/>
-              <w:left w:val="nil"/>
-              <w:bottom w:val="nil"/>
-              <w:right w:val="nil"/>
-            </w:tcBorders>
           </w:tcPr>
           <w:p>
             <w:pPr>
@@ -712,6 +464,206 @@
                 <w:sz w:val="24"/>
                 <w:szCs w:val="24"/>
               </w:rPr>
+              <w:t>{{AccountCategoryL1}}{{/AccountCategoryL1}}</w:t>
+            </w:r>
+          </w:p>
+        </w:tc>
+      </w:tr>
+      <w:tr>
+        <w:tc>
+          <w:tcPr>
+            <w:tcW w:w="4675" w:type="dxa"/>
+          </w:tcPr>
+          <w:p>
+            <w:pPr>
+              <w:spacing w:after="0"/>
+              <w:rPr>
+                <w:rFonts w:ascii="BC Sans" w:hAnsi="BC Sans"/>
+                <w:b/>
+                <w:bCs/>
+                <w:color w:val="000000"/>
+                <w:sz w:val="24"/>
+                <w:szCs w:val="24"/>
+              </w:rPr>
+            </w:pPr>
+            <w:r>
+              <w:rPr>
+                <w:rFonts w:ascii="BC Sans" w:hAnsi="BC Sans"/>
+                <w:b/>
+                <w:bCs/>
+                <w:color w:val="000000"/>
+                <w:sz w:val="24"/>
+                <w:szCs w:val="24"/>
+              </w:rPr>
+              <w:t>{{#AccountCategoryL2}}System Type/Sub-Type:</w:t>
+            </w:r>
+          </w:p>
+          <w:p>
+            <w:pPr>
+              <w:spacing w:after="0"/>
+              <w:rPr>
+                <w:rFonts w:ascii="BC Sans" w:hAnsi="BC Sans"/>
+                <w:b/>
+                <w:bCs/>
+                <w:color w:val="000000"/>
+                <w:sz w:val="24"/>
+                <w:szCs w:val="24"/>
+              </w:rPr>
+            </w:pPr>
+          </w:p>
+        </w:tc>
+        <w:tc>
+          <w:tcPr>
+            <w:tcW w:w="4675" w:type="dxa"/>
+          </w:tcPr>
+          <w:p>
+            <w:pPr>
+              <w:spacing w:after="0"/>
+              <w:rPr>
+                <w:rFonts w:ascii="BC Sans" w:hAnsi="BC Sans"/>
+                <w:sz w:val="24"/>
+                <w:szCs w:val="24"/>
+              </w:rPr>
+            </w:pPr>
+            <w:r>
+              <w:rPr>
+                <w:rFonts w:ascii="BC Sans" w:hAnsi="BC Sans"/>
+                <w:sz w:val="24"/>
+                <w:szCs w:val="24"/>
+              </w:rPr>
+              <w:lastRenderedPageBreak/>
+              <w:t>{{AccountCategoryL2}}{{/AccountCategoryL2}}</w:t>
+            </w:r>
+          </w:p>
+        </w:tc>
+      </w:tr>
+      <w:tr>
+        <w:tc>
+          <w:tcPr>
+            <w:tcW w:w="4675" w:type="dxa"/>
+          </w:tcPr>
+          <w:p>
+            <w:pPr>
+              <w:spacing w:after="0"/>
+              <w:rPr>
+                <w:rFonts w:ascii="BC Sans" w:hAnsi="BC Sans"/>
+                <w:b/>
+                <w:bCs/>
+                <w:color w:val="000000"/>
+                <w:sz w:val="24"/>
+                <w:szCs w:val="24"/>
+              </w:rPr>
+            </w:pPr>
+            <w:r>
+              <w:rPr>
+                <w:rFonts w:ascii="BC Sans" w:hAnsi="BC Sans"/>
+                <w:b/>
+                <w:bCs/>
+                <w:color w:val="000000"/>
+                <w:sz w:val="24"/>
+                <w:szCs w:val="24"/>
+              </w:rPr>
+              <w:t>{{#BLAccountNoofConnections}}Number of Connections:</w:t>
+            </w:r>
+          </w:p>
+          <w:p>
+            <w:pPr>
+              <w:spacing w:after="0"/>
+              <w:rPr>
+                <w:rFonts w:ascii="BC Sans" w:hAnsi="BC Sans"/>
+                <w:b/>
+                <w:bCs/>
+                <w:color w:val="000000"/>
+                <w:sz w:val="24"/>
+                <w:szCs w:val="24"/>
+              </w:rPr>
+            </w:pPr>
+          </w:p>
+        </w:tc>
+        <w:tc>
+          <w:tcPr>
+            <w:tcW w:w="4675" w:type="dxa"/>
+          </w:tcPr>
+          <w:p>
+            <w:pPr>
+              <w:spacing w:after="0"/>
+              <w:rPr>
+                <w:rFonts w:ascii="BC Sans" w:hAnsi="BC Sans"/>
+                <w:sz w:val="24"/>
+                <w:szCs w:val="24"/>
+              </w:rPr>
+            </w:pPr>
+            <w:r>
+              <w:rPr>
+                <w:rFonts w:ascii="BC Sans" w:hAnsi="BC Sans"/>
+                <w:sz w:val="24"/>
+                <w:szCs w:val="24"/>
+              </w:rPr>
+              <w:t>{{BLAccountNoofConnections}}{{/BLAccountNoofConnections}}</w:t>
+            </w:r>
+          </w:p>
+        </w:tc>
+      </w:tr>
+      <w:tr>
+        <w:tc>
+          <w:tcPr>
+            <w:tcW w:w="4675" w:type="dxa"/>
+          </w:tcPr>
+          <w:p>
+            <w:pPr>
+              <w:spacing w:after="0"/>
+              <w:rPr>
+                <w:rFonts w:ascii="BC Sans" w:hAnsi="BC Sans"/>
+                <w:b/>
+                <w:bCs/>
+                <w:sz w:val="24"/>
+                <w:szCs w:val="24"/>
+              </w:rPr>
+            </w:pPr>
+            <w:r>
+              <w:rPr>
+                <w:rFonts w:ascii="BC Sans" w:hAnsi="BC Sans"/>
+                <w:b/>
+                <w:bCs/>
+                <w:sz w:val="24"/>
+                <w:szCs w:val="24"/>
+              </w:rPr>
+              <w:t>Population Served/24 hrs:</w:t>
+            </w:r>
+          </w:p>
+          <w:p>
+            <w:pPr>
+              <w:spacing w:after="0"/>
+              <w:rPr>
+                <w:rFonts w:ascii="BC Sans" w:hAnsi="BC Sans"/>
+                <w:b/>
+                <w:bCs/>
+                <w:color w:val="000000"/>
+                <w:sz w:val="24"/>
+                <w:szCs w:val="24"/>
+              </w:rPr>
+            </w:pPr>
+          </w:p>
+        </w:tc>
+        <w:tc>
+          <w:tcPr>
+            <w:tcW w:w="4675" w:type="dxa"/>
+          </w:tcPr>
+          <w:p>
+            <w:pPr>
+              <w:spacing w:after="0"/>
+              <w:rPr>
+                <w:rFonts w:ascii="BC Sans" w:hAnsi="BC Sans"/>
+                <w:sz w:val="24"/>
+                <w:szCs w:val="24"/>
+              </w:rPr>
+            </w:pPr>
+            <w:r>
+              <w:rPr>
+                <w:rFonts w:ascii="BC Sans" w:hAnsi="BC Sans"/>
+                <w:sz w:val="24"/>
+                <w:szCs w:val="24"/>
+              </w:rPr>
               <w:t>{{</w:t>
             </w:r>
             <w:r>
@@ -720,23 +672,7 @@
                 <w:sz w:val="24"/>
                 <w:szCs w:val="24"/>
               </w:rPr>
-              <w:t>OperatingMonthsDisplay</w:t>
-            </w:r>
-            <w:r>
-              <w:rPr>
-                <w:rFonts w:ascii="BC Sans" w:hAnsi="BC Sans"/>
-                <w:sz w:val="24"/>
-                <w:szCs w:val="24"/>
-              </w:rPr>
-              <w:t>}}{{/</w:t>
-            </w:r>
-            <w:r>
-              <w:rPr>
-                <w:rFonts w:ascii="BC Sans" w:hAnsi="BC Sans"/>
-                <w:sz w:val="24"/>
-                <w:szCs w:val="24"/>
-              </w:rPr>
-              <w:t>OperatingMonthsDisplay</w:t>
+              <w:t>BLAccountPopulationServedper24hrs</w:t>
             </w:r>
             <w:r>
               <w:rPr>
@@ -745,6 +681,88 @@
                 <w:szCs w:val="24"/>
               </w:rPr>
               <w:t>}}</w:t>
+            </w:r>
+          </w:p>
+        </w:tc>
+      </w:tr>
+      <w:tr>
+        <w:tc>
+          <w:tcPr>
+            <w:tcW w:w="4675" w:type="dxa"/>
+          </w:tcPr>
+          <w:p>
+            <w:pPr>
+              <w:spacing w:after="0"/>
+              <w:rPr>
+                <w:rFonts w:ascii="BC Sans" w:hAnsi="BC Sans"/>
+                <w:b/>
+                <w:bCs/>
+                <w:sz w:val="24"/>
+                <w:szCs w:val="24"/>
+              </w:rPr>
+            </w:pPr>
+            <w:r>
+              <w:rPr>
+                <w:rFonts w:ascii="BC Sans" w:hAnsi="BC Sans"/>
+                <w:b/>
+                <w:bCs/>
+                <w:sz w:val="24"/>
+                <w:szCs w:val="24"/>
+              </w:rPr>
+              <w:t>{{</w:t>
+            </w:r>
+            <w:r>
+              <w:rPr>
+                <w:rFonts w:ascii="BC Sans" w:hAnsi="BC Sans"/>
+                <w:b/>
+                <w:bCs/>
+                <w:sz w:val="24"/>
+                <w:szCs w:val="24"/>
+              </w:rPr>
+              <w:t>#</w:t>
+            </w:r>
+            <w:r>
+              <w:rPr>
+                <w:rFonts w:ascii="BC Sans" w:hAnsi="BC Sans"/>
+                <w:b/>
+                <w:bCs/>
+                <w:sz w:val="24"/>
+                <w:szCs w:val="24"/>
+              </w:rPr>
+              <w:t>OperatingMonthsDisplay}}</w:t>
+            </w:r>
+            <w:r>
+              <w:rPr>
+                <w:rFonts w:ascii="BC Sans" w:hAnsi="BC Sans"/>
+                <w:b/>
+                <w:bCs/>
+                <w:sz w:val="24"/>
+                <w:szCs w:val="24"/>
+              </w:rPr>
+              <w:t>Operating Months: </w:t>
+            </w:r>
+          </w:p>
+        </w:tc>
+        <w:tc>
+          <w:tcPr>
+            <w:tcW w:w="4675" w:type="dxa"/>
+          </w:tcPr>
+          <w:p>
+            <w:pPr>
+              <w:spacing w:after="0"/>
+              <w:rPr>
+                <w:rFonts w:ascii="BC Sans" w:hAnsi="BC Sans"/>
+                <w:sz w:val="24"/>
+                <w:szCs w:val="24"/>
+              </w:rPr>
+            </w:pPr>
+            <w:r>
+              <w:rPr>
+                <w:rFonts w:ascii="BC Sans" w:hAnsi="BC Sans"/>
+                <w:sz w:val="24"/>
+                <w:szCs w:val="24"/>
+              </w:rPr>
+              <w:t>{{OperatingMonthsDisplay}}{{/OperatingMonthsDisplay}}</w:t>
             </w:r>
           </w:p>
           <w:p>
@@ -763,12 +781,6 @@
         <w:tc>
           <w:tcPr>
             <w:tcW w:w="4675" w:type="dxa"/>
-            <w:tcBorders>
-              <w:top w:val="nil"/>
-              <w:left w:val="nil"/>
-              <w:bottom w:val="nil"/>
-              <w:right w:val="nil"/>
-            </w:tcBorders>
           </w:tcPr>
           <w:p>
             <w:pPr>
@@ -809,12 +821,6 @@
         <w:tc>
           <w:tcPr>
             <w:tcW w:w="4675" w:type="dxa"/>
-            <w:tcBorders>
-              <w:top w:val="nil"/>
-              <w:left w:val="nil"/>
-              <w:bottom w:val="nil"/>
-              <w:right w:val="nil"/>
-            </w:tcBorders>
           </w:tcPr>
           <w:p>
             <w:pPr>
@@ -866,12 +872,6 @@
         <w:tc>
           <w:tcPr>
             <w:tcW w:w="4675" w:type="dxa"/>
-            <w:tcBorders>
-              <w:top w:val="nil"/>
-              <w:left w:val="nil"/>
-              <w:bottom w:val="nil"/>
-              <w:right w:val="nil"/>
-            </w:tcBorders>
           </w:tcPr>
           <w:p>
             <w:pPr>
@@ -892,7 +892,6 @@
                 <w:sz w:val="24"/>
                 <w:szCs w:val="24"/>
               </w:rPr>
-              <w:lastRenderedPageBreak/>
               <w:t>ERCP Available:</w:t>
             </w:r>
           </w:p>
@@ -913,12 +912,6 @@
         <w:tc>
           <w:tcPr>
             <w:tcW w:w="4675" w:type="dxa"/>
-            <w:tcBorders>
-              <w:top w:val="nil"/>
-              <w:left w:val="nil"/>
-              <w:bottom w:val="nil"/>
-              <w:right w:val="nil"/>
-            </w:tcBorders>
           </w:tcPr>
           <w:p>
             <w:pPr>
@@ -1037,12 +1030,6 @@
           <w:tcPr>
             <w:tcW w:w="9350" w:type="dxa"/>
             <w:gridSpan w:val="2"/>
-            <w:tcBorders>
-              <w:top w:val="nil"/>
-              <w:left w:val="nil"/>
-              <w:bottom w:val="nil"/>
-              <w:right w:val="nil"/>
-            </w:tcBorders>
           </w:tcPr>
           <w:p>
             <w:pPr>
@@ -1072,12 +1059,6 @@
           <w:tcPr>
             <w:tcW w:w="9350" w:type="dxa"/>
             <w:gridSpan w:val="2"/>
-            <w:tcBorders>
-              <w:top w:val="nil"/>
-              <w:left w:val="nil"/>
-              <w:bottom w:val="nil"/>
-              <w:right w:val="nil"/>
-            </w:tcBorders>
           </w:tcPr>
           <w:p>
             <w:pPr>
@@ -1135,6 +1116,7 @@
                 <w:sz w:val="24"/>
                 <w:szCs w:val="24"/>
               </w:rPr>
+              <w:lastRenderedPageBreak/>
               <w:t>{{Description}}</w:t>
             </w:r>
           </w:p>
@@ -1163,12 +1145,6 @@
         <w:tc>
           <w:tcPr>
             <w:tcW w:w="4675" w:type="dxa"/>
-            <w:tcBorders>
-              <w:top w:val="nil"/>
-              <w:left w:val="nil"/>
-              <w:bottom w:val="nil"/>
-              <w:right w:val="nil"/>
-            </w:tcBorders>
           </w:tcPr>
           <w:p>
             <w:pPr>
@@ -1192,6 +1168,7 @@
                 <w:sz w:val="24"/>
                 <w:szCs w:val="24"/>
               </w:rPr>
+              <w:lastRenderedPageBreak/>
               <w:tab/>
             </w:r>
           </w:p>
@@ -1199,12 +1176,6 @@
         <w:tc>
           <w:tcPr>
             <w:tcW w:w="4675" w:type="dxa"/>
-            <w:tcBorders>
-              <w:top w:val="nil"/>
-              <w:left w:val="nil"/>
-              <w:bottom w:val="nil"/>
-              <w:right w:val="nil"/>
-            </w:tcBorders>
           </w:tcPr>
           <w:p>
             <w:pPr>
@@ -1222,12 +1193,6 @@
         <w:tc>
           <w:tcPr>
             <w:tcW w:w="4675" w:type="dxa"/>
-            <w:tcBorders>
-              <w:top w:val="nil"/>
-              <w:left w:val="nil"/>
-              <w:bottom w:val="nil"/>
-              <w:right w:val="nil"/>
-            </w:tcBorders>
           </w:tcPr>
           <w:p>
             <w:pPr>
@@ -1257,12 +1222,6 @@
         <w:tc>
           <w:tcPr>
             <w:tcW w:w="4675" w:type="dxa"/>
-            <w:tcBorders>
-              <w:top w:val="nil"/>
-              <w:left w:val="nil"/>
-              <w:bottom w:val="nil"/>
-              <w:right w:val="nil"/>
-            </w:tcBorders>
           </w:tcPr>
           <w:p>
             <w:pPr>
@@ -1295,12 +1254,6 @@
         <w:tc>
           <w:tcPr>
             <w:tcW w:w="4675" w:type="dxa"/>
-            <w:tcBorders>
-              <w:top w:val="nil"/>
-              <w:left w:val="nil"/>
-              <w:bottom w:val="nil"/>
-              <w:right w:val="nil"/>
-            </w:tcBorders>
           </w:tcPr>
           <w:p>
             <w:pPr>
@@ -1331,12 +1284,6 @@
         <w:tc>
           <w:tcPr>
             <w:tcW w:w="4675" w:type="dxa"/>
-            <w:tcBorders>
-              <w:top w:val="nil"/>
-              <w:left w:val="nil"/>
-              <w:bottom w:val="nil"/>
-              <w:right w:val="nil"/>
-            </w:tcBorders>
           </w:tcPr>
           <w:p>
             <w:pPr>
@@ -1374,12 +1321,10 @@
       </w:r>
     </w:p>
     <w:sectPr>
-      <w:headerReference w:type="even" r:id="rId10"/>
-      <w:headerReference w:type="default" r:id="rId11"/>
-      <w:footerReference w:type="even" r:id="rId12"/>
-      <w:footerReference w:type="default" r:id="rId13"/>
-      <w:headerReference w:type="first" r:id="rId14"/>
-      <w:footerReference w:type="first" r:id="rId15"/>
+      <w:headerReference w:type="default" r:id="rId10"/>
+      <w:footerReference w:type="default" r:id="rId11"/>
+      <w:headerReference w:type="first" r:id="rId12"/>
+      <w:footerReference w:type="first" r:id="rId13"/>
       <w:pgSz w:w="12240" w:h="15840"/>
       <w:pgMar w:top="1440" w:right="1440" w:bottom="1440" w:left="1440" w:header="706" w:footer="706" w:gutter="0"/>
       <w:cols w:space="720"/>
@@ -1391,7 +1336,7 @@
 </file>
 
 <file path=word/endnotes.xml><?xml version="1.0" encoding="utf-8"?>
-<w:endnotes xmlns:wpc="http://schemas.microsoft.com/office/word/2010/wordprocessingCanvas" xmlns:cx="http://schemas.microsoft.com/office/drawing/2014/chartex" xmlns:cx1="http://schemas.microsoft.com/office/drawing/2015/9/8/chartex" xmlns:cx2="http://schemas.microsoft.com/office/drawing/2015/10/21/chartex" xmlns:cx3="http://schemas.microsoft.com/office/drawing/2016/5/9/chartex" xmlns:cx4="http://schemas.microsoft.com/office/drawing/2016/5/10/chartex" xmlns:cx5="http://schemas.microsoft.com/office/drawing/2016/5/11/chartex" xmlns:cx6="http://schemas.microsoft.com/office/drawing/2016/5/12/chartex" xmlns:cx7="http://schemas.microsoft.com/office/drawing/2016/5/13/chartex" xmlns:cx8="http://schemas.microsoft.com/office/drawing/2016/5/14/chartex" xmlns:mc="http://schemas.openxmlformats.org/markup-compatibility/2006" xmlns:aink="http://schemas.microsoft.com/office/drawing/2016/ink" xmlns:am3d="http://schemas.microsoft.com/office/drawing/2017/model3d" xmlns:o="urn:schemas-microsoft-com:office:office" xmlns:oel="http://schemas.microsoft.com/office/2019/extlst" xmlns:r="http://schemas.openxmlformats.org/officeDocument/2006/relationships" xmlns:m="http://schemas.openxmlformats.org/officeDocument/2006/math" xmlns:v="urn:schemas-microsoft-com:vml" xmlns:wp14="http://schemas.microsoft.com/office/word/2010/wordprocessingDrawing" xmlns:wp="http://schemas.openxmlformats.org/drawingml/2006/wordprocessingDrawing" xmlns:w10="urn:schemas-microsoft-com:office:word" xmlns:w="http://schemas.openxmlformats.org/wordprocessingml/2006/main" xmlns:w14="http://schemas.microsoft.com/office/word/2010/wordml" xmlns:w15="http://schemas.microsoft.com/office/word/2012/wordml" xmlns:w16cei="http://schemas.microsoft.com/office/word/2026/wordml/cei" xmlns:w16cex="http://schemas.microsoft.com/office/word/2018/wordml/cex" xmlns:w16cid="http://schemas.microsoft.com/office/word/2016/wordml/cid" xmlns:w16="http://schemas.microsoft.com/office/word/2018/wordml" xmlns:w16du="http://schemas.microsoft.com/office/word/2023/wordml/word16du" xmlns:w16sdtdh="http://schemas.microsoft.com/office/word/2020/wordml/sdtdatahash" xmlns:w16sdtfl="http://schemas.microsoft.com/office/word/2024/wordml/sdtformatlock" xmlns:w16se="http://schemas.microsoft.com/office/word/2015/wordml/symex" xmlns:wpg="http://schemas.microsoft.com/office/word/2010/wordprocessingGroup" xmlns:wpi="http://schemas.microsoft.com/office/word/2010/wordprocessingInk" xmlns:wne="http://schemas.microsoft.com/office/word/2006/wordml" xmlns:wps="http://schemas.microsoft.com/office/word/2010/wordprocessingShape" mc:Ignorable="w14 w15 w16se w16cid w16 w16cex w16sdtdh w16sdtfl w16du wp14">
+<w:endnotes xmlns:wpc="http://schemas.microsoft.com/office/word/2010/wordprocessingCanvas" xmlns:cx="http://schemas.microsoft.com/office/drawing/2014/chartex" xmlns:cx1="http://schemas.microsoft.com/office/drawing/2015/9/8/chartex" xmlns:cx2="http://schemas.microsoft.com/office/drawing/2015/10/21/chartex" xmlns:cx3="http://schemas.microsoft.com/office/drawing/2016/5/9/chartex" xmlns:cx4="http://schemas.microsoft.com/office/drawing/2016/5/10/chartex" xmlns:cx5="http://schemas.microsoft.com/office/drawing/2016/5/11/chartex" xmlns:cx6="http://schemas.microsoft.com/office/drawing/2016/5/12/chartex" xmlns:cx7="http://schemas.microsoft.com/office/drawing/2016/5/13/chartex" xmlns:cx8="http://schemas.microsoft.com/office/drawing/2016/5/14/chartex" xmlns:mc="http://schemas.openxmlformats.org/markup-compatibility/2006" xmlns:aink="http://schemas.microsoft.com/office/drawing/2016/ink" xmlns:am3d="http://schemas.microsoft.com/office/drawing/2017/model3d" xmlns:o="urn:schemas-microsoft-com:office:office" xmlns:oel="http://schemas.microsoft.com/office/2019/extlst" xmlns:r="http://schemas.openxmlformats.org/officeDocument/2006/relationships" xmlns:m="http://schemas.openxmlformats.org/officeDocument/2006/math" xmlns:v="urn:schemas-microsoft-com:vml" xmlns:wp14="http://schemas.microsoft.com/office/word/2010/wordprocessingDrawing" xmlns:wp="http://schemas.openxmlformats.org/drawingml/2006/wordprocessingDrawing" xmlns:w10="urn:schemas-microsoft-com:office:word" xmlns:w="http://schemas.openxmlformats.org/wordprocessingml/2006/main" xmlns:w14="http://schemas.microsoft.com/office/word/2010/wordml" xmlns:w15="http://schemas.microsoft.com/office/word/2012/wordml" xmlns:w16cex="http://schemas.microsoft.com/office/word/2018/wordml/cex" xmlns:w16cid="http://schemas.microsoft.com/office/word/2016/wordml/cid" xmlns:w16="http://schemas.microsoft.com/office/word/2018/wordml" xmlns:w16du="http://schemas.microsoft.com/office/word/2023/wordml/word16du" xmlns:w16sdtdh="http://schemas.microsoft.com/office/word/2020/wordml/sdtdatahash" xmlns:w16sdtfl="http://schemas.microsoft.com/office/word/2024/wordml/sdtformatlock" xmlns:w16se="http://schemas.microsoft.com/office/word/2015/wordml/symex" xmlns:wpg="http://schemas.microsoft.com/office/word/2010/wordprocessingGroup" xmlns:wpi="http://schemas.microsoft.com/office/word/2010/wordprocessingInk" xmlns:wne="http://schemas.microsoft.com/office/word/2006/wordml" xmlns:wps="http://schemas.microsoft.com/office/word/2010/wordprocessingShape" mc:Ignorable="w14 w15 w16se w16cid w16 w16cex w16sdtdh w16sdtfl w16du wp14">
   <w:endnote w:type="separator" w:id="-1">
     <w:p>
       <w:pPr>
@@ -1416,17 +1361,7 @@
 </file>
 
 <file path=word/footer1.xml><?xml version="1.0" encoding="utf-8"?>
-<w:ftr xmlns:wpc="http://schemas.microsoft.com/office/word/2010/wordprocessingCanvas" xmlns:cx="http://schemas.microsoft.com/office/drawing/2014/chartex" xmlns:cx1="http://schemas.microsoft.com/office/drawing/2015/9/8/chartex" xmlns:cx2="http://schemas.microsoft.com/office/drawing/2015/10/21/chartex" xmlns:cx3="http://schemas.microsoft.com/office/drawing/2016/5/9/chartex" xmlns:cx4="http://schemas.microsoft.com/office/drawing/2016/5/10/chartex" xmlns:cx5="http://schemas.microsoft.com/office/drawing/2016/5/11/chartex" xmlns:cx6="http://schemas.microsoft.com/office/drawing/2016/5/12/chartex" xmlns:cx7="http://schemas.microsoft.com/office/drawing/2016/5/13/chartex" xmlns:cx8="http://schemas.microsoft.com/office/drawing/2016/5/14/chartex" xmlns:mc="http://schemas.openxmlformats.org/markup-compatibility/2006" xmlns:aink="http://schemas.microsoft.com/office/drawing/2016/ink" xmlns:am3d="http://schemas.microsoft.com/office/drawing/2017/model3d" xmlns:o="urn:schemas-microsoft-com:office:office" xmlns:oel="http://schemas.microsoft.com/office/2019/extlst" xmlns:r="http://schemas.openxmlformats.org/officeDocument/2006/relationships" xmlns:m="http://schemas.openxmlformats.org/officeDocument/2006/math" xmlns:v="urn:schemas-microsoft-com:vml" xmlns:wp14="http://schemas.microsoft.com/office/word/2010/wordprocessingDrawing" xmlns:wp="http://schemas.openxmlformats.org/drawingml/2006/wordprocessingDrawing" xmlns:w10="urn:schemas-microsoft-com:office:word" xmlns:w="http://schemas.openxmlformats.org/wordprocessingml/2006/main" xmlns:w14="http://schemas.microsoft.com/office/word/2010/wordml" xmlns:w15="http://schemas.microsoft.com/office/word/2012/wordml" xmlns:w16cei="http://schemas.microsoft.com/office/word/2026/wordml/cei" xmlns:w16cex="http://schemas.microsoft.com/office/word/2018/wordml/cex" xmlns:w16cid="http://schemas.microsoft.com/office/word/2016/wordml/cid" xmlns:w16="http://schemas.microsoft.com/office/word/2018/wordml" xmlns:w16du="http://schemas.microsoft.com/office/word/2023/wordml/word16du" xmlns:w16sdtdh="http://schemas.microsoft.com/office/word/2020/wordml/sdtdatahash" xmlns:w16sdtfl="http://schemas.microsoft.com/office/word/2024/wordml/sdtformatlock" xmlns:w16se="http://schemas.microsoft.com/office/word/2015/wordml/symex" xmlns:wpg="http://schemas.microsoft.com/office/word/2010/wordprocessingGroup" xmlns:wpi="http://schemas.microsoft.com/office/word/2010/wordprocessingInk" xmlns:wne="http://schemas.microsoft.com/office/word/2006/wordml" xmlns:wps="http://schemas.microsoft.com/office/word/2010/wordprocessingShape" mc:Ignorable="w14 w15 w16se w16cid w16 w16cex w16sdtdh w16sdtfl w16du wp14">
-  <w:p>
-    <w:pPr>
-      <w:pStyle w:val="Footer"/>
-    </w:pPr>
-  </w:p>
-</w:ftr>
-</file>
-
-<file path=word/footer2.xml><?xml version="1.0" encoding="utf-8"?>
-<w:ftr xmlns:wpc="http://schemas.microsoft.com/office/word/2010/wordprocessingCanvas" xmlns:cx="http://schemas.microsoft.com/office/drawing/2014/chartex" xmlns:cx1="http://schemas.microsoft.com/office/drawing/2015/9/8/chartex" xmlns:cx2="http://schemas.microsoft.com/office/drawing/2015/10/21/chartex" xmlns:cx3="http://schemas.microsoft.com/office/drawing/2016/5/9/chartex" xmlns:cx4="http://schemas.microsoft.com/office/drawing/2016/5/10/chartex" xmlns:cx5="http://schemas.microsoft.com/office/drawing/2016/5/11/chartex" xmlns:cx6="http://schemas.microsoft.com/office/drawing/2016/5/12/chartex" xmlns:cx7="http://schemas.microsoft.com/office/drawing/2016/5/13/chartex" xmlns:cx8="http://schemas.microsoft.com/office/drawing/2016/5/14/chartex" xmlns:mc="http://schemas.openxmlformats.org/markup-compatibility/2006" xmlns:aink="http://schemas.microsoft.com/office/drawing/2016/ink" xmlns:am3d="http://schemas.microsoft.com/office/drawing/2017/model3d" xmlns:o="urn:schemas-microsoft-com:office:office" xmlns:oel="http://schemas.microsoft.com/office/2019/extlst" xmlns:r="http://schemas.openxmlformats.org/officeDocument/2006/relationships" xmlns:m="http://schemas.openxmlformats.org/officeDocument/2006/math" xmlns:v="urn:schemas-microsoft-com:vml" xmlns:wp14="http://schemas.microsoft.com/office/word/2010/wordprocessingDrawing" xmlns:wp="http://schemas.openxmlformats.org/drawingml/2006/wordprocessingDrawing" xmlns:w10="urn:schemas-microsoft-com:office:word" xmlns:w="http://schemas.openxmlformats.org/wordprocessingml/2006/main" xmlns:w14="http://schemas.microsoft.com/office/word/2010/wordml" xmlns:w15="http://schemas.microsoft.com/office/word/2012/wordml" xmlns:w16cei="http://schemas.microsoft.com/office/word/2026/wordml/cei" xmlns:w16cex="http://schemas.microsoft.com/office/word/2018/wordml/cex" xmlns:w16cid="http://schemas.microsoft.com/office/word/2016/wordml/cid" xmlns:w16="http://schemas.microsoft.com/office/word/2018/wordml" xmlns:w16du="http://schemas.microsoft.com/office/word/2023/wordml/word16du" xmlns:w16sdtdh="http://schemas.microsoft.com/office/word/2020/wordml/sdtdatahash" xmlns:w16sdtfl="http://schemas.microsoft.com/office/word/2024/wordml/sdtformatlock" xmlns:w16se="http://schemas.microsoft.com/office/word/2015/wordml/symex" xmlns:wpg="http://schemas.microsoft.com/office/word/2010/wordprocessingGroup" xmlns:wpi="http://schemas.microsoft.com/office/word/2010/wordprocessingInk" xmlns:wne="http://schemas.microsoft.com/office/word/2006/wordml" xmlns:wps="http://schemas.microsoft.com/office/word/2010/wordprocessingShape" mc:Ignorable="w14 w15 w16se w16cid w16 w16cex w16sdtdh w16sdtfl w16du wp14">
+<w:ftr xmlns:wpc="http://schemas.microsoft.com/office/word/2010/wordprocessingCanvas" xmlns:cx="http://schemas.microsoft.com/office/drawing/2014/chartex" xmlns:cx1="http://schemas.microsoft.com/office/drawing/2015/9/8/chartex" xmlns:cx2="http://schemas.microsoft.com/office/drawing/2015/10/21/chartex" xmlns:cx3="http://schemas.microsoft.com/office/drawing/2016/5/9/chartex" xmlns:cx4="http://schemas.microsoft.com/office/drawing/2016/5/10/chartex" xmlns:cx5="http://schemas.microsoft.com/office/drawing/2016/5/11/chartex" xmlns:cx6="http://schemas.microsoft.com/office/drawing/2016/5/12/chartex" xmlns:cx7="http://schemas.microsoft.com/office/drawing/2016/5/13/chartex" xmlns:cx8="http://schemas.microsoft.com/office/drawing/2016/5/14/chartex" xmlns:mc="http://schemas.openxmlformats.org/markup-compatibility/2006" xmlns:aink="http://schemas.microsoft.com/office/drawing/2016/ink" xmlns:am3d="http://schemas.microsoft.com/office/drawing/2017/model3d" xmlns:o="urn:schemas-microsoft-com:office:office" xmlns:oel="http://schemas.microsoft.com/office/2019/extlst" xmlns:r="http://schemas.openxmlformats.org/officeDocument/2006/relationships" xmlns:m="http://schemas.openxmlformats.org/officeDocument/2006/math" xmlns:v="urn:schemas-microsoft-com:vml" xmlns:wp14="http://schemas.microsoft.com/office/word/2010/wordprocessingDrawing" xmlns:wp="http://schemas.openxmlformats.org/drawingml/2006/wordprocessingDrawing" xmlns:w10="urn:schemas-microsoft-com:office:word" xmlns:w="http://schemas.openxmlformats.org/wordprocessingml/2006/main" xmlns:w14="http://schemas.microsoft.com/office/word/2010/wordml" xmlns:w15="http://schemas.microsoft.com/office/word/2012/wordml" xmlns:w16cex="http://schemas.microsoft.com/office/word/2018/wordml/cex" xmlns:w16cid="http://schemas.microsoft.com/office/word/2016/wordml/cid" xmlns:w16="http://schemas.microsoft.com/office/word/2018/wordml" xmlns:w16du="http://schemas.microsoft.com/office/word/2023/wordml/word16du" xmlns:w16sdtdh="http://schemas.microsoft.com/office/word/2020/wordml/sdtdatahash" xmlns:w16sdtfl="http://schemas.microsoft.com/office/word/2024/wordml/sdtformatlock" xmlns:w16se="http://schemas.microsoft.com/office/word/2015/wordml/symex" xmlns:wpg="http://schemas.microsoft.com/office/word/2010/wordprocessingGroup" xmlns:wpi="http://schemas.microsoft.com/office/word/2010/wordprocessingInk" xmlns:wne="http://schemas.microsoft.com/office/word/2006/wordml" xmlns:wps="http://schemas.microsoft.com/office/word/2010/wordprocessingShape" mc:Ignorable="w14 w15 w16se w16cid w16 w16cex w16sdtdh w16sdtfl w16du wp14">
   <w:sdt>
     <w:sdtPr>
       <w:id w:val="1224563657"/>
@@ -1574,8 +1509,8 @@
 </w:ftr>
 </file>
 
-<file path=word/footer3.xml><?xml version="1.0" encoding="utf-8"?>
-<w:ftr xmlns:wpc="http://schemas.microsoft.com/office/word/2010/wordprocessingCanvas" xmlns:cx="http://schemas.microsoft.com/office/drawing/2014/chartex" xmlns:cx1="http://schemas.microsoft.com/office/drawing/2015/9/8/chartex" xmlns:cx2="http://schemas.microsoft.com/office/drawing/2015/10/21/chartex" xmlns:cx3="http://schemas.microsoft.com/office/drawing/2016/5/9/chartex" xmlns:cx4="http://schemas.microsoft.com/office/drawing/2016/5/10/chartex" xmlns:cx5="http://schemas.microsoft.com/office/drawing/2016/5/11/chartex" xmlns:cx6="http://schemas.microsoft.com/office/drawing/2016/5/12/chartex" xmlns:cx7="http://schemas.microsoft.com/office/drawing/2016/5/13/chartex" xmlns:cx8="http://schemas.microsoft.com/office/drawing/2016/5/14/chartex" xmlns:mc="http://schemas.openxmlformats.org/markup-compatibility/2006" xmlns:aink="http://schemas.microsoft.com/office/drawing/2016/ink" xmlns:am3d="http://schemas.microsoft.com/office/drawing/2017/model3d" xmlns:o="urn:schemas-microsoft-com:office:office" xmlns:oel="http://schemas.microsoft.com/office/2019/extlst" xmlns:r="http://schemas.openxmlformats.org/officeDocument/2006/relationships" xmlns:m="http://schemas.openxmlformats.org/officeDocument/2006/math" xmlns:v="urn:schemas-microsoft-com:vml" xmlns:wp14="http://schemas.microsoft.com/office/word/2010/wordprocessingDrawing" xmlns:wp="http://schemas.openxmlformats.org/drawingml/2006/wordprocessingDrawing" xmlns:w10="urn:schemas-microsoft-com:office:word" xmlns:w="http://schemas.openxmlformats.org/wordprocessingml/2006/main" xmlns:w14="http://schemas.microsoft.com/office/word/2010/wordml" xmlns:w15="http://schemas.microsoft.com/office/word/2012/wordml" xmlns:w16cei="http://schemas.microsoft.com/office/word/2026/wordml/cei" xmlns:w16cex="http://schemas.microsoft.com/office/word/2018/wordml/cex" xmlns:w16cid="http://schemas.microsoft.com/office/word/2016/wordml/cid" xmlns:w16="http://schemas.microsoft.com/office/word/2018/wordml" xmlns:w16du="http://schemas.microsoft.com/office/word/2023/wordml/word16du" xmlns:w16sdtdh="http://schemas.microsoft.com/office/word/2020/wordml/sdtdatahash" xmlns:w16sdtfl="http://schemas.microsoft.com/office/word/2024/wordml/sdtformatlock" xmlns:w16se="http://schemas.microsoft.com/office/word/2015/wordml/symex" xmlns:wpg="http://schemas.microsoft.com/office/word/2010/wordprocessingGroup" xmlns:wpi="http://schemas.microsoft.com/office/word/2010/wordprocessingInk" xmlns:wne="http://schemas.microsoft.com/office/word/2006/wordml" xmlns:wps="http://schemas.microsoft.com/office/word/2010/wordprocessingShape" mc:Ignorable="w14 w15 w16se w16cid w16 w16cex w16sdtdh w16sdtfl w16du wp14">
+<file path=word/footer2.xml><?xml version="1.0" encoding="utf-8"?>
+<w:ftr xmlns:wpc="http://schemas.microsoft.com/office/word/2010/wordprocessingCanvas" xmlns:cx="http://schemas.microsoft.com/office/drawing/2014/chartex" xmlns:cx1="http://schemas.microsoft.com/office/drawing/2015/9/8/chartex" xmlns:cx2="http://schemas.microsoft.com/office/drawing/2015/10/21/chartex" xmlns:cx3="http://schemas.microsoft.com/office/drawing/2016/5/9/chartex" xmlns:cx4="http://schemas.microsoft.com/office/drawing/2016/5/10/chartex" xmlns:cx5="http://schemas.microsoft.com/office/drawing/2016/5/11/chartex" xmlns:cx6="http://schemas.microsoft.com/office/drawing/2016/5/12/chartex" xmlns:cx7="http://schemas.microsoft.com/office/drawing/2016/5/13/chartex" xmlns:cx8="http://schemas.microsoft.com/office/drawing/2016/5/14/chartex" xmlns:mc="http://schemas.openxmlformats.org/markup-compatibility/2006" xmlns:aink="http://schemas.microsoft.com/office/drawing/2016/ink" xmlns:am3d="http://schemas.microsoft.com/office/drawing/2017/model3d" xmlns:o="urn:schemas-microsoft-com:office:office" xmlns:oel="http://schemas.microsoft.com/office/2019/extlst" xmlns:r="http://schemas.openxmlformats.org/officeDocument/2006/relationships" xmlns:m="http://schemas.openxmlformats.org/officeDocument/2006/math" xmlns:v="urn:schemas-microsoft-com:vml" xmlns:wp14="http://schemas.microsoft.com/office/word/2010/wordprocessingDrawing" xmlns:wp="http://schemas.openxmlformats.org/drawingml/2006/wordprocessingDrawing" xmlns:w10="urn:schemas-microsoft-com:office:word" xmlns:w="http://schemas.openxmlformats.org/wordprocessingml/2006/main" xmlns:w14="http://schemas.microsoft.com/office/word/2010/wordml" xmlns:w15="http://schemas.microsoft.com/office/word/2012/wordml" xmlns:w16cex="http://schemas.microsoft.com/office/word/2018/wordml/cex" xmlns:w16cid="http://schemas.microsoft.com/office/word/2016/wordml/cid" xmlns:w16="http://schemas.microsoft.com/office/word/2018/wordml" xmlns:w16du="http://schemas.microsoft.com/office/word/2023/wordml/word16du" xmlns:w16sdtdh="http://schemas.microsoft.com/office/word/2020/wordml/sdtdatahash" xmlns:w16sdtfl="http://schemas.microsoft.com/office/word/2024/wordml/sdtformatlock" xmlns:w16se="http://schemas.microsoft.com/office/word/2015/wordml/symex" xmlns:wpg="http://schemas.microsoft.com/office/word/2010/wordprocessingGroup" xmlns:wpi="http://schemas.microsoft.com/office/word/2010/wordprocessingInk" xmlns:wne="http://schemas.microsoft.com/office/word/2006/wordml" xmlns:wps="http://schemas.microsoft.com/office/word/2010/wordprocessingShape" mc:Ignorable="w14 w15 w16se w16cid w16 w16cex w16sdtdh w16sdtfl w16du wp14">
   <w:sdt>
     <w:sdtPr>
       <w:id w:val="-1032957410"/>
@@ -1728,7 +1663,7 @@
 </file>
 
 <file path=word/footnotes.xml><?xml version="1.0" encoding="utf-8"?>
-<w:footnotes xmlns:wpc="http://schemas.microsoft.com/office/word/2010/wordprocessingCanvas" xmlns:cx="http://schemas.microsoft.com/office/drawing/2014/chartex" xmlns:cx1="http://schemas.microsoft.com/office/drawing/2015/9/8/chartex" xmlns:cx2="http://schemas.microsoft.com/office/drawing/2015/10/21/chartex" xmlns:cx3="http://schemas.microsoft.com/office/drawing/2016/5/9/chartex" xmlns:cx4="http://schemas.microsoft.com/office/drawing/2016/5/10/chartex" xmlns:cx5="http://schemas.microsoft.com/office/drawing/2016/5/11/chartex" xmlns:cx6="http://schemas.microsoft.com/office/drawing/2016/5/12/chartex" xmlns:cx7="http://schemas.microsoft.com/office/drawing/2016/5/13/chartex" xmlns:cx8="http://schemas.microsoft.com/office/drawing/2016/5/14/chartex" xmlns:mc="http://schemas.openxmlformats.org/markup-compatibility/2006" xmlns:aink="http://schemas.microsoft.com/office/drawing/2016/ink" xmlns:am3d="http://schemas.microsoft.com/office/drawing/2017/model3d" xmlns:o="urn:schemas-microsoft-com:office:office" xmlns:oel="http://schemas.microsoft.com/office/2019/extlst" xmlns:r="http://schemas.openxmlformats.org/officeDocument/2006/relationships" xmlns:m="http://schemas.openxmlformats.org/officeDocument/2006/math" xmlns:v="urn:schemas-microsoft-com:vml" xmlns:wp14="http://schemas.microsoft.com/office/word/2010/wordprocessingDrawing" xmlns:wp="http://schemas.openxmlformats.org/drawingml/2006/wordprocessingDrawing" xmlns:w10="urn:schemas-microsoft-com:office:word" xmlns:w="http://schemas.openxmlformats.org/wordprocessingml/2006/main" xmlns:w14="http://schemas.microsoft.com/office/word/2010/wordml" xmlns:w15="http://schemas.microsoft.com/office/word/2012/wordml" xmlns:w16cei="http://schemas.microsoft.com/office/word/2026/wordml/cei" xmlns:w16cex="http://schemas.microsoft.com/office/word/2018/wordml/cex" xmlns:w16cid="http://schemas.microsoft.com/office/word/2016/wordml/cid" xmlns:w16="http://schemas.microsoft.com/office/word/2018/wordml" xmlns:w16du="http://schemas.microsoft.com/office/word/2023/wordml/word16du" xmlns:w16sdtdh="http://schemas.microsoft.com/office/word/2020/wordml/sdtdatahash" xmlns:w16sdtfl="http://schemas.microsoft.com/office/word/2024/wordml/sdtformatlock" xmlns:w16se="http://schemas.microsoft.com/office/word/2015/wordml/symex" xmlns:wpg="http://schemas.microsoft.com/office/word/2010/wordprocessingGroup" xmlns:wpi="http://schemas.microsoft.com/office/word/2010/wordprocessingInk" xmlns:wne="http://schemas.microsoft.com/office/word/2006/wordml" xmlns:wps="http://schemas.microsoft.com/office/word/2010/wordprocessingShape" mc:Ignorable="w14 w15 w16se w16cid w16 w16cex w16sdtdh w16sdtfl w16du wp14">
+<w:footnotes xmlns:wpc="http://schemas.microsoft.com/office/word/2010/wordprocessingCanvas" xmlns:cx="http://schemas.microsoft.com/office/drawing/2014/chartex" xmlns:cx1="http://schemas.microsoft.com/office/drawing/2015/9/8/chartex" xmlns:cx2="http://schemas.microsoft.com/office/drawing/2015/10/21/chartex" xmlns:cx3="http://schemas.microsoft.com/office/drawing/2016/5/9/chartex" xmlns:cx4="http://schemas.microsoft.com/office/drawing/2016/5/10/chartex" xmlns:cx5="http://schemas.microsoft.com/office/drawing/2016/5/11/chartex" xmlns:cx6="http://schemas.microsoft.com/office/drawing/2016/5/12/chartex" xmlns:cx7="http://schemas.microsoft.com/office/drawing/2016/5/13/chartex" xmlns:cx8="http://schemas.microsoft.com/office/drawing/2016/5/14/chartex" xmlns:mc="http://schemas.openxmlformats.org/markup-compatibility/2006" xmlns:aink="http://schemas.microsoft.com/office/drawing/2016/ink" xmlns:am3d="http://schemas.microsoft.com/office/drawing/2017/model3d" xmlns:o="urn:schemas-microsoft-com:office:office" xmlns:oel="http://schemas.microsoft.com/office/2019/extlst" xmlns:r="http://schemas.openxmlformats.org/officeDocument/2006/relationships" xmlns:m="http://schemas.openxmlformats.org/officeDocument/2006/math" xmlns:v="urn:schemas-microsoft-com:vml" xmlns:wp14="http://schemas.microsoft.com/office/word/2010/wordprocessingDrawing" xmlns:wp="http://schemas.openxmlformats.org/drawingml/2006/wordprocessingDrawing" xmlns:w10="urn:schemas-microsoft-com:office:word" xmlns:w="http://schemas.openxmlformats.org/wordprocessingml/2006/main" xmlns:w14="http://schemas.microsoft.com/office/word/2010/wordml" xmlns:w15="http://schemas.microsoft.com/office/word/2012/wordml" xmlns:w16cex="http://schemas.microsoft.com/office/word/2018/wordml/cex" xmlns:w16cid="http://schemas.microsoft.com/office/word/2016/wordml/cid" xmlns:w16="http://schemas.microsoft.com/office/word/2018/wordml" xmlns:w16du="http://schemas.microsoft.com/office/word/2023/wordml/word16du" xmlns:w16sdtdh="http://schemas.microsoft.com/office/word/2020/wordml/sdtdatahash" xmlns:w16sdtfl="http://schemas.microsoft.com/office/word/2024/wordml/sdtformatlock" xmlns:w16se="http://schemas.microsoft.com/office/word/2015/wordml/symex" xmlns:wpg="http://schemas.microsoft.com/office/word/2010/wordprocessingGroup" xmlns:wpi="http://schemas.microsoft.com/office/word/2010/wordprocessingInk" xmlns:wne="http://schemas.microsoft.com/office/word/2006/wordml" xmlns:wps="http://schemas.microsoft.com/office/word/2010/wordprocessingShape" mc:Ignorable="w14 w15 w16se w16cid w16 w16cex w16sdtdh w16sdtfl w16du wp14">
   <w:footnote w:type="separator" w:id="-1">
     <w:p>
       <w:pPr>
@@ -1753,17 +1688,7 @@
 </file>
 
 <file path=word/header1.xml><?xml version="1.0" encoding="utf-8"?>
-<w:hdr xmlns:wpc="http://schemas.microsoft.com/office/word/2010/wordprocessingCanvas" xmlns:cx="http://schemas.microsoft.com/office/drawing/2014/chartex" xmlns:cx1="http://schemas.microsoft.com/office/drawing/2015/9/8/chartex" xmlns:cx2="http://schemas.microsoft.com/office/drawing/2015/10/21/chartex" xmlns:cx3="http://schemas.microsoft.com/office/drawing/2016/5/9/chartex" xmlns:cx4="http://schemas.microsoft.com/office/drawing/2016/5/10/chartex" xmlns:cx5="http://schemas.microsoft.com/office/drawing/2016/5/11/chartex" xmlns:cx6="http://schemas.microsoft.com/office/drawing/2016/5/12/chartex" xmlns:cx7="http://schemas.microsoft.com/office/drawing/2016/5/13/chartex" xmlns:cx8="http://schemas.microsoft.com/office/drawing/2016/5/14/chartex" xmlns:mc="http://schemas.openxmlformats.org/markup-compatibility/2006" xmlns:aink="http://schemas.microsoft.com/office/drawing/2016/ink" xmlns:am3d="http://schemas.microsoft.com/office/drawing/2017/model3d" xmlns:o="urn:schemas-microsoft-com:office:office" xmlns:oel="http://schemas.microsoft.com/office/2019/extlst" xmlns:r="http://schemas.openxmlformats.org/officeDocument/2006/relationships" xmlns:m="http://schemas.openxmlformats.org/officeDocument/2006/math" xmlns:v="urn:schemas-microsoft-com:vml" xmlns:wp14="http://schemas.microsoft.com/office/word/2010/wordprocessingDrawing" xmlns:wp="http://schemas.openxmlformats.org/drawingml/2006/wordprocessingDrawing" xmlns:w10="urn:schemas-microsoft-com:office:word" xmlns:w="http://schemas.openxmlformats.org/wordprocessingml/2006/main" xmlns:w14="http://schemas.microsoft.com/office/word/2010/wordml" xmlns:w15="http://schemas.microsoft.com/office/word/2012/wordml" xmlns:w16cei="http://schemas.microsoft.com/office/word/2026/wordml/cei" xmlns:w16cex="http://schemas.microsoft.com/office/word/2018/wordml/cex" xmlns:w16cid="http://schemas.microsoft.com/office/word/2016/wordml/cid" xmlns:w16="http://schemas.microsoft.com/office/word/2018/wordml" xmlns:w16du="http://schemas.microsoft.com/office/word/2023/wordml/word16du" xmlns:w16sdtdh="http://schemas.microsoft.com/office/word/2020/wordml/sdtdatahash" xmlns:w16sdtfl="http://schemas.microsoft.com/office/word/2024/wordml/sdtformatlock" xmlns:w16se="http://schemas.microsoft.com/office/word/2015/wordml/symex" xmlns:wpg="http://schemas.microsoft.com/office/word/2010/wordprocessingGroup" xmlns:wpi="http://schemas.microsoft.com/office/word/2010/wordprocessingInk" xmlns:wne="http://schemas.microsoft.com/office/word/2006/wordml" xmlns:wps="http://schemas.microsoft.com/office/word/2010/wordprocessingShape" mc:Ignorable="w14 w15 w16se w16cid w16 w16cex w16sdtdh w16sdtfl w16du wp14">
-  <w:p>
-    <w:pPr>
-      <w:pStyle w:val="Header"/>
-    </w:pPr>
-  </w:p>
-</w:hdr>
-</file>
-
-<file path=word/header2.xml><?xml version="1.0" encoding="utf-8"?>
-<w:hdr xmlns:wpc="http://schemas.microsoft.com/office/word/2010/wordprocessingCanvas" xmlns:cx="http://schemas.microsoft.com/office/drawing/2014/chartex" xmlns:cx1="http://schemas.microsoft.com/office/drawing/2015/9/8/chartex" xmlns:cx2="http://schemas.microsoft.com/office/drawing/2015/10/21/chartex" xmlns:cx3="http://schemas.microsoft.com/office/drawing/2016/5/9/chartex" xmlns:cx4="http://schemas.microsoft.com/office/drawing/2016/5/10/chartex" xmlns:cx5="http://schemas.microsoft.com/office/drawing/2016/5/11/chartex" xmlns:cx6="http://schemas.microsoft.com/office/drawing/2016/5/12/chartex" xmlns:cx7="http://schemas.microsoft.com/office/drawing/2016/5/13/chartex" xmlns:cx8="http://schemas.microsoft.com/office/drawing/2016/5/14/chartex" xmlns:mc="http://schemas.openxmlformats.org/markup-compatibility/2006" xmlns:aink="http://schemas.microsoft.com/office/drawing/2016/ink" xmlns:am3d="http://schemas.microsoft.com/office/drawing/2017/model3d" xmlns:o="urn:schemas-microsoft-com:office:office" xmlns:oel="http://schemas.microsoft.com/office/2019/extlst" xmlns:r="http://schemas.openxmlformats.org/officeDocument/2006/relationships" xmlns:m="http://schemas.openxmlformats.org/officeDocument/2006/math" xmlns:v="urn:schemas-microsoft-com:vml" xmlns:wp14="http://schemas.microsoft.com/office/word/2010/wordprocessingDrawing" xmlns:wp="http://schemas.openxmlformats.org/drawingml/2006/wordprocessingDrawing" xmlns:w10="urn:schemas-microsoft-com:office:word" xmlns:w="http://schemas.openxmlformats.org/wordprocessingml/2006/main" xmlns:w14="http://schemas.microsoft.com/office/word/2010/wordml" xmlns:w15="http://schemas.microsoft.com/office/word/2012/wordml" xmlns:w16cei="http://schemas.microsoft.com/office/word/2026/wordml/cei" xmlns:w16cex="http://schemas.microsoft.com/office/word/2018/wordml/cex" xmlns:w16cid="http://schemas.microsoft.com/office/word/2016/wordml/cid" xmlns:w16="http://schemas.microsoft.com/office/word/2018/wordml" xmlns:w16du="http://schemas.microsoft.com/office/word/2023/wordml/word16du" xmlns:w16sdtdh="http://schemas.microsoft.com/office/word/2020/wordml/sdtdatahash" xmlns:w16sdtfl="http://schemas.microsoft.com/office/word/2024/wordml/sdtformatlock" xmlns:w16se="http://schemas.microsoft.com/office/word/2015/wordml/symex" xmlns:wpg="http://schemas.microsoft.com/office/word/2010/wordprocessingGroup" xmlns:wpi="http://schemas.microsoft.com/office/word/2010/wordprocessingInk" xmlns:wne="http://schemas.microsoft.com/office/word/2006/wordml" xmlns:wps="http://schemas.microsoft.com/office/word/2010/wordprocessingShape" mc:Ignorable="w14 w15 w16se w16cid w16 w16cex w16sdtdh w16sdtfl w16du wp14">
+<w:hdr xmlns:wpc="http://schemas.microsoft.com/office/word/2010/wordprocessingCanvas" xmlns:cx="http://schemas.microsoft.com/office/drawing/2014/chartex" xmlns:cx1="http://schemas.microsoft.com/office/drawing/2015/9/8/chartex" xmlns:cx2="http://schemas.microsoft.com/office/drawing/2015/10/21/chartex" xmlns:cx3="http://schemas.microsoft.com/office/drawing/2016/5/9/chartex" xmlns:cx4="http://schemas.microsoft.com/office/drawing/2016/5/10/chartex" xmlns:cx5="http://schemas.microsoft.com/office/drawing/2016/5/11/chartex" xmlns:cx6="http://schemas.microsoft.com/office/drawing/2016/5/12/chartex" xmlns:cx7="http://schemas.microsoft.com/office/drawing/2016/5/13/chartex" xmlns:cx8="http://schemas.microsoft.com/office/drawing/2016/5/14/chartex" xmlns:mc="http://schemas.openxmlformats.org/markup-compatibility/2006" xmlns:aink="http://schemas.microsoft.com/office/drawing/2016/ink" xmlns:am3d="http://schemas.microsoft.com/office/drawing/2017/model3d" xmlns:o="urn:schemas-microsoft-com:office:office" xmlns:oel="http://schemas.microsoft.com/office/2019/extlst" xmlns:r="http://schemas.openxmlformats.org/officeDocument/2006/relationships" xmlns:m="http://schemas.openxmlformats.org/officeDocument/2006/math" xmlns:v="urn:schemas-microsoft-com:vml" xmlns:wp14="http://schemas.microsoft.com/office/word/2010/wordprocessingDrawing" xmlns:wp="http://schemas.openxmlformats.org/drawingml/2006/wordprocessingDrawing" xmlns:w10="urn:schemas-microsoft-com:office:word" xmlns:w="http://schemas.openxmlformats.org/wordprocessingml/2006/main" xmlns:w14="http://schemas.microsoft.com/office/word/2010/wordml" xmlns:w15="http://schemas.microsoft.com/office/word/2012/wordml" xmlns:w16cex="http://schemas.microsoft.com/office/word/2018/wordml/cex" xmlns:w16cid="http://schemas.microsoft.com/office/word/2016/wordml/cid" xmlns:w16="http://schemas.microsoft.com/office/word/2018/wordml" xmlns:w16du="http://schemas.microsoft.com/office/word/2023/wordml/word16du" xmlns:w16sdtdh="http://schemas.microsoft.com/office/word/2020/wordml/sdtdatahash" xmlns:w16sdtfl="http://schemas.microsoft.com/office/word/2024/wordml/sdtformatlock" xmlns:w16se="http://schemas.microsoft.com/office/word/2015/wordml/symex" xmlns:wpg="http://schemas.microsoft.com/office/word/2010/wordprocessingGroup" xmlns:wpi="http://schemas.microsoft.com/office/word/2010/wordprocessingInk" xmlns:wne="http://schemas.microsoft.com/office/word/2006/wordml" xmlns:wps="http://schemas.microsoft.com/office/word/2010/wordprocessingShape" mc:Ignorable="w14 w15 w16se w16cid w16 w16cex w16sdtdh w16sdtfl w16du wp14">
   <w:tbl>
     <w:tblPr>
       <w:tblStyle w:val="TableGrid"/>
@@ -2361,17 +2286,6 @@
             <w:pStyle w:val="Header"/>
             <w:rPr>
               <w:rFonts w:ascii="BC Sans" w:hAnsi="BC Sans"/>
-              <w:color w:val="000000"/>
-              <w:sz w:val="24"/>
-              <w:szCs w:val="24"/>
-            </w:rPr>
-          </w:pPr>
-        </w:p>
-        <w:p>
-          <w:pPr>
-            <w:pStyle w:val="Header"/>
-            <w:rPr>
-              <w:rFonts w:ascii="BC Sans" w:hAnsi="BC Sans"/>
               <w:b/>
               <w:bCs/>
               <w:color w:val="000000"/>
@@ -2379,26 +2293,6 @@
               <w:szCs w:val="32"/>
             </w:rPr>
           </w:pPr>
-          <w:r>
-            <w:rPr>
-              <w:rFonts w:ascii="BC Sans" w:hAnsi="BC Sans"/>
-              <w:color w:val="000000"/>
-              <w:sz w:val="24"/>
-              <w:szCs w:val="24"/>
-            </w:rPr>
-            <w:t>{{#BLAccountName}}</w:t>
-          </w:r>
-          <w:r>
-            <w:rPr>
-              <w:rFonts w:ascii="BC Sans" w:hAnsi="BC Sans"/>
-              <w:b/>
-              <w:bCs/>
-              <w:color w:val="000000"/>
-              <w:sz w:val="24"/>
-              <w:szCs w:val="24"/>
-            </w:rPr>
-            <w:t>Facility Name:</w:t>
-          </w:r>
         </w:p>
       </w:tc>
       <w:tc>
@@ -2410,17 +2304,6 @@
             <w:pStyle w:val="Header"/>
             <w:rPr>
               <w:rFonts w:ascii="BC Sans" w:hAnsi="BC Sans"/>
-              <w:color w:val="000000"/>
-              <w:sz w:val="24"/>
-              <w:szCs w:val="24"/>
-            </w:rPr>
-          </w:pPr>
-        </w:p>
-        <w:p>
-          <w:pPr>
-            <w:pStyle w:val="Header"/>
-            <w:rPr>
-              <w:rFonts w:ascii="BC Sans" w:hAnsi="BC Sans"/>
               <w:b/>
               <w:bCs/>
               <w:color w:val="000000"/>
@@ -2428,15 +2311,6 @@
               <w:szCs w:val="32"/>
             </w:rPr>
           </w:pPr>
-          <w:r>
-            <w:rPr>
-              <w:rFonts w:ascii="BC Sans" w:hAnsi="BC Sans"/>
-              <w:color w:val="000000"/>
-              <w:sz w:val="24"/>
-              <w:szCs w:val="24"/>
-            </w:rPr>
-            <w:t>{{BLAccountName}}{{/BLAccountName}}</w:t>
-          </w:r>
         </w:p>
       </w:tc>
     </w:tr>
@@ -2449,8 +2323,8 @@
 </w:hdr>
 </file>
 
-<file path=word/header3.xml><?xml version="1.0" encoding="utf-8"?>
-<w:hdr xmlns:wpc="http://schemas.microsoft.com/office/word/2010/wordprocessingCanvas" xmlns:cx="http://schemas.microsoft.com/office/drawing/2014/chartex" xmlns:cx1="http://schemas.microsoft.com/office/drawing/2015/9/8/chartex" xmlns:cx2="http://schemas.microsoft.com/office/drawing/2015/10/21/chartex" xmlns:cx3="http://schemas.microsoft.com/office/drawing/2016/5/9/chartex" xmlns:cx4="http://schemas.microsoft.com/office/drawing/2016/5/10/chartex" xmlns:cx5="http://schemas.microsoft.com/office/drawing/2016/5/11/chartex" xmlns:cx6="http://schemas.microsoft.com/office/drawing/2016/5/12/chartex" xmlns:cx7="http://schemas.microsoft.com/office/drawing/2016/5/13/chartex" xmlns:cx8="http://schemas.microsoft.com/office/drawing/2016/5/14/chartex" xmlns:mc="http://schemas.openxmlformats.org/markup-compatibility/2006" xmlns:aink="http://schemas.microsoft.com/office/drawing/2016/ink" xmlns:am3d="http://schemas.microsoft.com/office/drawing/2017/model3d" xmlns:o="urn:schemas-microsoft-com:office:office" xmlns:oel="http://schemas.microsoft.com/office/2019/extlst" xmlns:r="http://schemas.openxmlformats.org/officeDocument/2006/relationships" xmlns:m="http://schemas.openxmlformats.org/officeDocument/2006/math" xmlns:v="urn:schemas-microsoft-com:vml" xmlns:wp14="http://schemas.microsoft.com/office/word/2010/wordprocessingDrawing" xmlns:wp="http://schemas.openxmlformats.org/drawingml/2006/wordprocessingDrawing" xmlns:w10="urn:schemas-microsoft-com:office:word" xmlns:w="http://schemas.openxmlformats.org/wordprocessingml/2006/main" xmlns:w14="http://schemas.microsoft.com/office/word/2010/wordml" xmlns:w15="http://schemas.microsoft.com/office/word/2012/wordml" xmlns:w16cei="http://schemas.microsoft.com/office/word/2026/wordml/cei" xmlns:w16cex="http://schemas.microsoft.com/office/word/2018/wordml/cex" xmlns:w16cid="http://schemas.microsoft.com/office/word/2016/wordml/cid" xmlns:w16="http://schemas.microsoft.com/office/word/2018/wordml" xmlns:w16du="http://schemas.microsoft.com/office/word/2023/wordml/word16du" xmlns:w16sdtdh="http://schemas.microsoft.com/office/word/2020/wordml/sdtdatahash" xmlns:w16sdtfl="http://schemas.microsoft.com/office/word/2024/wordml/sdtformatlock" xmlns:w16se="http://schemas.microsoft.com/office/word/2015/wordml/symex" xmlns:wpg="http://schemas.microsoft.com/office/word/2010/wordprocessingGroup" xmlns:wpi="http://schemas.microsoft.com/office/word/2010/wordprocessingInk" xmlns:wne="http://schemas.microsoft.com/office/word/2006/wordml" xmlns:wps="http://schemas.microsoft.com/office/word/2010/wordprocessingShape" mc:Ignorable="w14 w15 w16se w16cid w16 w16cex w16sdtdh w16sdtfl w16du wp14">
+<file path=word/header2.xml><?xml version="1.0" encoding="utf-8"?>
+<w:hdr xmlns:wpc="http://schemas.microsoft.com/office/word/2010/wordprocessingCanvas" xmlns:cx="http://schemas.microsoft.com/office/drawing/2014/chartex" xmlns:cx1="http://schemas.microsoft.com/office/drawing/2015/9/8/chartex" xmlns:cx2="http://schemas.microsoft.com/office/drawing/2015/10/21/chartex" xmlns:cx3="http://schemas.microsoft.com/office/drawing/2016/5/9/chartex" xmlns:cx4="http://schemas.microsoft.com/office/drawing/2016/5/10/chartex" xmlns:cx5="http://schemas.microsoft.com/office/drawing/2016/5/11/chartex" xmlns:cx6="http://schemas.microsoft.com/office/drawing/2016/5/12/chartex" xmlns:cx7="http://schemas.microsoft.com/office/drawing/2016/5/13/chartex" xmlns:cx8="http://schemas.microsoft.com/office/drawing/2016/5/14/chartex" xmlns:mc="http://schemas.openxmlformats.org/markup-compatibility/2006" xmlns:aink="http://schemas.microsoft.com/office/drawing/2016/ink" xmlns:am3d="http://schemas.microsoft.com/office/drawing/2017/model3d" xmlns:o="urn:schemas-microsoft-com:office:office" xmlns:oel="http://schemas.microsoft.com/office/2019/extlst" xmlns:r="http://schemas.openxmlformats.org/officeDocument/2006/relationships" xmlns:m="http://schemas.openxmlformats.org/officeDocument/2006/math" xmlns:v="urn:schemas-microsoft-com:vml" xmlns:wp14="http://schemas.microsoft.com/office/word/2010/wordprocessingDrawing" xmlns:wp="http://schemas.openxmlformats.org/drawingml/2006/wordprocessingDrawing" xmlns:w10="urn:schemas-microsoft-com:office:word" xmlns:w="http://schemas.openxmlformats.org/wordprocessingml/2006/main" xmlns:w14="http://schemas.microsoft.com/office/word/2010/wordml" xmlns:w15="http://schemas.microsoft.com/office/word/2012/wordml" xmlns:w16cex="http://schemas.microsoft.com/office/word/2018/wordml/cex" xmlns:w16cid="http://schemas.microsoft.com/office/word/2016/wordml/cid" xmlns:w16="http://schemas.microsoft.com/office/word/2018/wordml" xmlns:w16du="http://schemas.microsoft.com/office/word/2023/wordml/word16du" xmlns:w16sdtdh="http://schemas.microsoft.com/office/word/2020/wordml/sdtdatahash" xmlns:w16sdtfl="http://schemas.microsoft.com/office/word/2024/wordml/sdtformatlock" xmlns:w16se="http://schemas.microsoft.com/office/word/2015/wordml/symex" xmlns:wpg="http://schemas.microsoft.com/office/word/2010/wordprocessingGroup" xmlns:wpi="http://schemas.microsoft.com/office/word/2010/wordprocessingInk" xmlns:wne="http://schemas.microsoft.com/office/word/2006/wordml" xmlns:wps="http://schemas.microsoft.com/office/word/2010/wordprocessingShape" mc:Ignorable="w14 w15 w16se w16cid w16 w16cex w16sdtdh w16sdtfl w16du wp14">
   <w:tbl>
     <w:tblPr>
       <w:tblStyle w:val="TableGrid"/>
@@ -3055,98 +2929,6 @@
         </w:p>
       </w:tc>
     </w:tr>
-    <w:tr>
-      <w:trPr>
-        <w:trHeight w:val="273"/>
-      </w:trPr>
-      <w:tc>
-        <w:tcPr>
-          <w:tcW w:w="4675" w:type="dxa"/>
-        </w:tcPr>
-        <w:p>
-          <w:pPr>
-            <w:spacing w:after="0"/>
-            <w:rPr>
-              <w:rFonts w:ascii="BC Sans" w:hAnsi="BC Sans"/>
-              <w:color w:val="000000"/>
-              <w:sz w:val="24"/>
-              <w:szCs w:val="24"/>
-            </w:rPr>
-          </w:pPr>
-        </w:p>
-        <w:p>
-          <w:pPr>
-            <w:spacing w:after="0"/>
-            <w:rPr>
-              <w:rFonts w:ascii="BC Sans" w:hAnsi="BC Sans"/>
-              <w:b/>
-              <w:bCs/>
-              <w:color w:val="000000"/>
-              <w:sz w:val="36"/>
-              <w:szCs w:val="36"/>
-            </w:rPr>
-          </w:pPr>
-          <w:r>
-            <w:rPr>
-              <w:rFonts w:ascii="BC Sans" w:hAnsi="BC Sans"/>
-              <w:color w:val="000000"/>
-              <w:sz w:val="24"/>
-              <w:szCs w:val="24"/>
-            </w:rPr>
-            <w:t>{{#BLAccountName}}</w:t>
-          </w:r>
-          <w:r>
-            <w:rPr>
-              <w:rFonts w:ascii="BC Sans" w:hAnsi="BC Sans"/>
-              <w:b/>
-              <w:bCs/>
-              <w:color w:val="000000"/>
-              <w:sz w:val="24"/>
-              <w:szCs w:val="24"/>
-            </w:rPr>
-            <w:t>Facility Name:</w:t>
-          </w:r>
-        </w:p>
-      </w:tc>
-      <w:tc>
-        <w:tcPr>
-          <w:tcW w:w="4675" w:type="dxa"/>
-        </w:tcPr>
-        <w:p>
-          <w:pPr>
-            <w:spacing w:after="0"/>
-            <w:rPr>
-              <w:rFonts w:ascii="BC Sans" w:hAnsi="BC Sans"/>
-              <w:color w:val="000000"/>
-              <w:sz w:val="24"/>
-              <w:szCs w:val="24"/>
-            </w:rPr>
-          </w:pPr>
-        </w:p>
-        <w:p>
-          <w:pPr>
-            <w:spacing w:after="0"/>
-            <w:rPr>
-              <w:rFonts w:ascii="BC Sans" w:hAnsi="BC Sans"/>
-              <w:b/>
-              <w:bCs/>
-              <w:color w:val="000000"/>
-              <w:sz w:val="36"/>
-              <w:szCs w:val="36"/>
-            </w:rPr>
-          </w:pPr>
-          <w:r>
-            <w:rPr>
-              <w:rFonts w:ascii="BC Sans" w:hAnsi="BC Sans"/>
-              <w:color w:val="000000"/>
-              <w:sz w:val="24"/>
-              <w:szCs w:val="24"/>
-            </w:rPr>
-            <w:t>{{BLAccountName}}{{/BLAccountName}}</w:t>
-          </w:r>
-        </w:p>
-      </w:tc>
-    </w:tr>
   </w:tbl>
   <w:p>
     <w:pPr>
@@ -3157,7 +2939,7 @@
 </file>
 
 <file path=word/numbering.xml><?xml version="1.0" encoding="utf-8"?>
-<w:numbering xmlns:wpc="http://schemas.microsoft.com/office/word/2010/wordprocessingCanvas" xmlns:cx="http://schemas.microsoft.com/office/drawing/2014/chartex" xmlns:cx1="http://schemas.microsoft.com/office/drawing/2015/9/8/chartex" xmlns:cx2="http://schemas.microsoft.com/office/drawing/2015/10/21/chartex" xmlns:cx3="http://schemas.microsoft.com/office/drawing/2016/5/9/chartex" xmlns:cx4="http://schemas.microsoft.com/office/drawing/2016/5/10/chartex" xmlns:cx5="http://schemas.microsoft.com/office/drawing/2016/5/11/chartex" xmlns:cx6="http://schemas.microsoft.com/office/drawing/2016/5/12/chartex" xmlns:cx7="http://schemas.microsoft.com/office/drawing/2016/5/13/chartex" xmlns:cx8="http://schemas.microsoft.com/office/drawing/2016/5/14/chartex" xmlns:mc="http://schemas.openxmlformats.org/markup-compatibility/2006" xmlns:aink="http://schemas.microsoft.com/office/drawing/2016/ink" xmlns:am3d="http://schemas.microsoft.com/office/drawing/2017/model3d" xmlns:o="urn:schemas-microsoft-com:office:office" xmlns:oel="http://schemas.microsoft.com/office/2019/extlst" xmlns:r="http://schemas.openxmlformats.org/officeDocument/2006/relationships" xmlns:m="http://schemas.openxmlformats.org/officeDocument/2006/math" xmlns:v="urn:schemas-microsoft-com:vml" xmlns:wp14="http://schemas.microsoft.com/office/word/2010/wordprocessingDrawing" xmlns:wp="http://schemas.openxmlformats.org/drawingml/2006/wordprocessingDrawing" xmlns:w10="urn:schemas-microsoft-com:office:word" xmlns:w="http://schemas.openxmlformats.org/wordprocessingml/2006/main" xmlns:w14="http://schemas.microsoft.com/office/word/2010/wordml" xmlns:w15="http://schemas.microsoft.com/office/word/2012/wordml" xmlns:w16cei="http://schemas.microsoft.com/office/word/2026/wordml/cei" xmlns:w16cex="http://schemas.microsoft.com/office/word/2018/wordml/cex" xmlns:w16cid="http://schemas.microsoft.com/office/word/2016/wordml/cid" xmlns:w16="http://schemas.microsoft.com/office/word/2018/wordml" xmlns:w16du="http://schemas.microsoft.com/office/word/2023/wordml/word16du" xmlns:w16sdtdh="http://schemas.microsoft.com/office/word/2020/wordml/sdtdatahash" xmlns:w16sdtfl="http://schemas.microsoft.com/office/word/2024/wordml/sdtformatlock" xmlns:w16se="http://schemas.microsoft.com/office/word/2015/wordml/symex" xmlns:wpg="http://schemas.microsoft.com/office/word/2010/wordprocessingGroup" xmlns:wpi="http://schemas.microsoft.com/office/word/2010/wordprocessingInk" xmlns:wne="http://schemas.microsoft.com/office/word/2006/wordml" xmlns:wps="http://schemas.microsoft.com/office/word/2010/wordprocessingShape" mc:Ignorable="w14 w15 w16se w16cid w16 w16cex w16sdtdh w16sdtfl w16du wp14">
+<w:numbering xmlns:wpc="http://schemas.microsoft.com/office/word/2010/wordprocessingCanvas" xmlns:cx="http://schemas.microsoft.com/office/drawing/2014/chartex" xmlns:cx1="http://schemas.microsoft.com/office/drawing/2015/9/8/chartex" xmlns:cx2="http://schemas.microsoft.com/office/drawing/2015/10/21/chartex" xmlns:cx3="http://schemas.microsoft.com/office/drawing/2016/5/9/chartex" xmlns:cx4="http://schemas.microsoft.com/office/drawing/2016/5/10/chartex" xmlns:cx5="http://schemas.microsoft.com/office/drawing/2016/5/11/chartex" xmlns:cx6="http://schemas.microsoft.com/office/drawing/2016/5/12/chartex" xmlns:cx7="http://schemas.microsoft.com/office/drawing/2016/5/13/chartex" xmlns:cx8="http://schemas.microsoft.com/office/drawing/2016/5/14/chartex" xmlns:mc="http://schemas.openxmlformats.org/markup-compatibility/2006" xmlns:aink="http://schemas.microsoft.com/office/drawing/2016/ink" xmlns:am3d="http://schemas.microsoft.com/office/drawing/2017/model3d" xmlns:o="urn:schemas-microsoft-com:office:office" xmlns:oel="http://schemas.microsoft.com/office/2019/extlst" xmlns:r="http://schemas.openxmlformats.org/officeDocument/2006/relationships" xmlns:m="http://schemas.openxmlformats.org/officeDocument/2006/math" xmlns:v="urn:schemas-microsoft-com:vml" xmlns:wp14="http://schemas.microsoft.com/office/word/2010/wordprocessingDrawing" xmlns:wp="http://schemas.openxmlformats.org/drawingml/2006/wordprocessingDrawing" xmlns:w10="urn:schemas-microsoft-com:office:word" xmlns:w="http://schemas.openxmlformats.org/wordprocessingml/2006/main" xmlns:w14="http://schemas.microsoft.com/office/word/2010/wordml" xmlns:w15="http://schemas.microsoft.com/office/word/2012/wordml" xmlns:w16cex="http://schemas.microsoft.com/office/word/2018/wordml/cex" xmlns:w16cid="http://schemas.microsoft.com/office/word/2016/wordml/cid" xmlns:w16="http://schemas.microsoft.com/office/word/2018/wordml" xmlns:w16du="http://schemas.microsoft.com/office/word/2023/wordml/word16du" xmlns:w16sdtdh="http://schemas.microsoft.com/office/word/2020/wordml/sdtdatahash" xmlns:w16sdtfl="http://schemas.microsoft.com/office/word/2024/wordml/sdtformatlock" xmlns:w16se="http://schemas.microsoft.com/office/word/2015/wordml/symex" xmlns:wpg="http://schemas.microsoft.com/office/word/2010/wordprocessingGroup" xmlns:wpi="http://schemas.microsoft.com/office/word/2010/wordprocessingInk" xmlns:wne="http://schemas.microsoft.com/office/word/2006/wordml" xmlns:wps="http://schemas.microsoft.com/office/word/2010/wordprocessingShape" mc:Ignorable="w14 w15 w16se w16cid w16 w16cex w16sdtdh w16sdtfl w16du wp14">
   <w:abstractNum w:abstractNumId="0" w15:restartNumberingAfterBreak="0">
     <w:nsid w:val="03BF5CCB"/>
     <w:multiLevelType w:val="hybridMultilevel"/>
@@ -5558,7 +5340,6 @@
   <w:style w:type="character" w:default="1" w:styleId="DefaultParagraphFont">
     <w:name w:val="Default Paragraph Font"/>
     <w:uiPriority w:val="1"/>
-    <w:semiHidden/>
     <w:unhideWhenUsed/>
   </w:style>
   <w:style w:type="table" w:default="1" w:styleId="TableNormal">
@@ -6285,15 +6066,6 @@
 </file>
 
 <file path=customXml/item2.xml><?xml version="1.0" encoding="utf-8"?>
-<?mso-contentType ?>
-<FormTemplates xmlns="http://schemas.microsoft.com/sharepoint/v3/contenttype/forms">
-  <Display>DocumentLibraryForm</Display>
-  <Edit>DocumentLibraryForm</Edit>
-  <New>DocumentLibraryForm</New>
-</FormTemplates>
-</file>
-
-<file path=customXml/item3.xml><?xml version="1.0" encoding="utf-8"?>
 <ct:contentTypeSchema xmlns:ct="http://schemas.microsoft.com/office/2006/metadata/contentType" xmlns:ma="http://schemas.microsoft.com/office/2006/metadata/properties/metaAttributes" ct:_="" ma:_="" ma:contentTypeName="Document" ma:contentTypeID="0x01010002381797402D29459302B87BC08D6BFF" ma:contentTypeVersion="14" ma:contentTypeDescription="Create a new document." ma:contentTypeScope="" ma:versionID="d0190f6de51f6e99d4003aca1d9fda60">
   <xsd:schema xmlns:xsd="http://www.w3.org/2001/XMLSchema" xmlns:xs="http://www.w3.org/2001/XMLSchema" xmlns:p="http://schemas.microsoft.com/office/2006/metadata/properties" xmlns:ns3="13224391-9520-4043-8144-ea4246789642" xmlns:ns4="be94fa87-42a6-40f5-955d-92ea8844be4c" targetNamespace="http://schemas.microsoft.com/office/2006/metadata/properties" ma:root="true" ma:fieldsID="d16e9fa0f80c802ed69b371a291e984e" ns3:_="" ns4:_="">
     <xsd:import namespace="13224391-9520-4043-8144-ea4246789642"/>
@@ -6520,6 +6292,15 @@
 </ct:contentTypeSchema>
 </file>
 
+<file path=customXml/item3.xml><?xml version="1.0" encoding="utf-8"?>
+<?mso-contentType ?>
+<FormTemplates xmlns="http://schemas.microsoft.com/sharepoint/v3/contenttype/forms">
+  <Display>DocumentLibraryForm</Display>
+  <Edit>DocumentLibraryForm</Edit>
+  <New>DocumentLibraryForm</New>
+</FormTemplates>
+</file>
+
 <file path=customXml/itemProps1.xml><?xml version="1.0" encoding="utf-8"?>
 <ds:datastoreItem xmlns:ds="http://schemas.openxmlformats.org/officeDocument/2006/customXml" ds:itemID="{DF54842B-B632-4470-BC7C-362633B9A6DF}">
   <ds:schemaRefs>
@@ -6531,14 +6312,6 @@
 </file>
 
 <file path=customXml/itemProps2.xml><?xml version="1.0" encoding="utf-8"?>
-<ds:datastoreItem xmlns:ds="http://schemas.openxmlformats.org/officeDocument/2006/customXml" ds:itemID="{1C5B2013-E90D-4927-A589-8E229EE0056F}">
-  <ds:schemaRefs>
-    <ds:schemaRef ds:uri="http://schemas.microsoft.com/sharepoint/v3/contenttype/forms"/>
-  </ds:schemaRefs>
-</ds:datastoreItem>
-</file>
-
-<file path=customXml/itemProps3.xml><?xml version="1.0" encoding="utf-8"?>
 <ds:datastoreItem xmlns:ds="http://schemas.openxmlformats.org/officeDocument/2006/customXml" ds:itemID="{FE79DDA2-865B-486C-8B68-5C0139048C07}">
   <ds:schemaRefs>
     <ds:schemaRef ds:uri="http://schemas.microsoft.com/office/2006/metadata/contentType"/>
@@ -6555,4 +6328,12 @@
     <ds:schemaRef ds:uri="http://schemas.microsoft.com/internal/obd"/>
   </ds:schemaRefs>
 </ds:datastoreItem>
+</file>
+
+<file path=customXml/itemProps3.xml><?xml version="1.0" encoding="utf-8"?>
+<ds:datastoreItem xmlns:ds="http://schemas.openxmlformats.org/officeDocument/2006/customXml" ds:itemID="{1C5B2013-E90D-4927-A589-8E229EE0056F}">
+  <ds:schemaRefs>
+    <ds:schemaRef ds:uri="http://schemas.microsoft.com/sharepoint/v3/contenttype/forms"/>
+  </ds:schemaRefs>
+</ds:datastoreItem>
 </file>
--- a/PHOCS-Docgentemplates/PHOCSDrinkingWaterPermitTemplate.docx
+++ b/PHOCS-Docgentemplates/PHOCSDrinkingWaterPermitTemplate.docx
@@ -628,6 +628,36 @@
                 <w:sz w:val="24"/>
                 <w:szCs w:val="24"/>
               </w:rPr>
+              <w:t>{{</w:t>
+            </w:r>
+            <w:r>
+              <w:rPr>
+                <w:rFonts w:ascii="BC Sans" w:hAnsi="BC Sans"/>
+                <w:b/>
+                <w:bCs/>
+                <w:sz w:val="24"/>
+                <w:szCs w:val="24"/>
+              </w:rPr>
+              <w:t>#</w:t>
+            </w:r>
+            <w:r>
+              <w:rPr>
+                <w:rFonts w:ascii="BC Sans" w:hAnsi="BC Sans"/>
+                <w:b/>
+                <w:bCs/>
+                <w:sz w:val="24"/>
+                <w:szCs w:val="24"/>
+              </w:rPr>
+              <w:t>BLAccountPopulationServedper24hrs}}</w:t>
+            </w:r>
+            <w:r>
+              <w:rPr>
+                <w:rFonts w:ascii="BC Sans" w:hAnsi="BC Sans"/>
+                <w:b/>
+                <w:bCs/>
+                <w:sz w:val="24"/>
+                <w:szCs w:val="24"/>
+              </w:rPr>
               <w:t>Population Served/24 hrs:</w:t>
             </w:r>
           </w:p>
@@ -681,6 +711,30 @@
                 <w:szCs w:val="24"/>
               </w:rPr>
               <w:t>}}</w:t>
+            </w:r>
+            <w:r>
+              <w:rPr>
+                <w:rFonts w:ascii="BC Sans" w:hAnsi="BC Sans"/>
+                <w:sz w:val="24"/>
+                <w:szCs w:val="24"/>
+              </w:rPr>
+              <w:t>{{</w:t>
+            </w:r>
+            <w:r>
+              <w:rPr>
+                <w:rFonts w:ascii="BC Sans" w:hAnsi="BC Sans"/>
+                <w:sz w:val="24"/>
+                <w:szCs w:val="24"/>
+              </w:rPr>
+              <w:t>/</w:t>
+            </w:r>
+            <w:r>
+              <w:rPr>
+                <w:rFonts w:ascii="BC Sans" w:hAnsi="BC Sans"/>
+                <w:sz w:val="24"/>
+                <w:szCs w:val="24"/>
+              </w:rPr>
+              <w:t>BLAccountPopulationServedper24hrs}}</w:t>
             </w:r>
           </w:p>
         </w:tc>
@@ -1075,6 +1129,7 @@
                 <w:sz w:val="24"/>
                 <w:szCs w:val="24"/>
               </w:rPr>
+              <w:lastRenderedPageBreak/>
               <w:t>{{#IF_isConditionNotPresent}} None {{/IF_isConditionNotPresent}}</w:t>
             </w:r>
           </w:p>
@@ -1116,7 +1171,6 @@
                 <w:sz w:val="24"/>
                 <w:szCs w:val="24"/>
               </w:rPr>
-              <w:lastRenderedPageBreak/>
               <w:t>{{Description}}</w:t>
             </w:r>
           </w:p>
@@ -1168,7 +1222,6 @@
                 <w:sz w:val="24"/>
                 <w:szCs w:val="24"/>
               </w:rPr>
-              <w:lastRenderedPageBreak/>
               <w:tab/>
             </w:r>
           </w:p>
@@ -6058,11 +6111,12 @@
 </file>
 
 <file path=customXml/item1.xml><?xml version="1.0" encoding="utf-8"?>
-<p:properties xmlns:p="http://schemas.microsoft.com/office/2006/metadata/properties" xmlns:xsi="http://www.w3.org/2001/XMLSchema-instance" xmlns:pc="http://schemas.microsoft.com/office/infopath/2007/PartnerControls">
-  <documentManagement>
-    <_activity xmlns="13224391-9520-4043-8144-ea4246789642" xsi:nil="true"/>
-  </documentManagement>
-</p:properties>
+<?mso-contentType ?>
+<FormTemplates xmlns="http://schemas.microsoft.com/sharepoint/v3/contenttype/forms">
+  <Display>DocumentLibraryForm</Display>
+  <Edit>DocumentLibraryForm</Edit>
+  <New>DocumentLibraryForm</New>
+</FormTemplates>
 </file>
 
 <file path=customXml/item2.xml><?xml version="1.0" encoding="utf-8"?>
@@ -6293,20 +6347,17 @@
 </file>
 
 <file path=customXml/item3.xml><?xml version="1.0" encoding="utf-8"?>
-<?mso-contentType ?>
-<FormTemplates xmlns="http://schemas.microsoft.com/sharepoint/v3/contenttype/forms">
-  <Display>DocumentLibraryForm</Display>
-  <Edit>DocumentLibraryForm</Edit>
-  <New>DocumentLibraryForm</New>
-</FormTemplates>
+<p:properties xmlns:p="http://schemas.microsoft.com/office/2006/metadata/properties" xmlns:xsi="http://www.w3.org/2001/XMLSchema-instance" xmlns:pc="http://schemas.microsoft.com/office/infopath/2007/PartnerControls">
+  <documentManagement>
+    <_activity xmlns="13224391-9520-4043-8144-ea4246789642" xsi:nil="true"/>
+  </documentManagement>
+</p:properties>
 </file>
 
 <file path=customXml/itemProps1.xml><?xml version="1.0" encoding="utf-8"?>
-<ds:datastoreItem xmlns:ds="http://schemas.openxmlformats.org/officeDocument/2006/customXml" ds:itemID="{DF54842B-B632-4470-BC7C-362633B9A6DF}">
+<ds:datastoreItem xmlns:ds="http://schemas.openxmlformats.org/officeDocument/2006/customXml" ds:itemID="{1C5B2013-E90D-4927-A589-8E229EE0056F}">
   <ds:schemaRefs>
-    <ds:schemaRef ds:uri="http://schemas.microsoft.com/office/2006/metadata/properties"/>
-    <ds:schemaRef ds:uri="http://schemas.microsoft.com/office/infopath/2007/PartnerControls"/>
-    <ds:schemaRef ds:uri="13224391-9520-4043-8144-ea4246789642"/>
+    <ds:schemaRef ds:uri="http://schemas.microsoft.com/sharepoint/v3/contenttype/forms"/>
   </ds:schemaRefs>
 </ds:datastoreItem>
 </file>
@@ -6331,9 +6382,11 @@
 </file>
 
 <file path=customXml/itemProps3.xml><?xml version="1.0" encoding="utf-8"?>
-<ds:datastoreItem xmlns:ds="http://schemas.openxmlformats.org/officeDocument/2006/customXml" ds:itemID="{1C5B2013-E90D-4927-A589-8E229EE0056F}">
+<ds:datastoreItem xmlns:ds="http://schemas.openxmlformats.org/officeDocument/2006/customXml" ds:itemID="{DF54842B-B632-4470-BC7C-362633B9A6DF}">
   <ds:schemaRefs>
-    <ds:schemaRef ds:uri="http://schemas.microsoft.com/sharepoint/v3/contenttype/forms"/>
+    <ds:schemaRef ds:uri="http://schemas.microsoft.com/office/2006/metadata/properties"/>
+    <ds:schemaRef ds:uri="http://schemas.microsoft.com/office/infopath/2007/PartnerControls"/>
+    <ds:schemaRef ds:uri="13224391-9520-4043-8144-ea4246789642"/>
   </ds:schemaRefs>
 </ds:datastoreItem>
 </file>
--- a/PHOCS-Docgentemplates/PHOCSDrinkingWaterPermitTemplate.docx
+++ b/PHOCS-Docgentemplates/PHOCSDrinkingWaterPermitTemplate.docx
@@ -1,6 +1,6 @@
 
 <file path=word/document.xml><?xml version="1.0" encoding="utf-8"?>
-<w:document xmlns:wpc="http://schemas.microsoft.com/office/word/2010/wordprocessingCanvas" xmlns:cx="http://schemas.microsoft.com/office/drawing/2014/chartex" xmlns:cx1="http://schemas.microsoft.com/office/drawing/2015/9/8/chartex" xmlns:cx2="http://schemas.microsoft.com/office/drawing/2015/10/21/chartex" xmlns:cx3="http://schemas.microsoft.com/office/drawing/2016/5/9/chartex" xmlns:cx4="http://schemas.microsoft.com/office/drawing/2016/5/10/chartex" xmlns:cx5="http://schemas.microsoft.com/office/drawing/2016/5/11/chartex" xmlns:cx6="http://schemas.microsoft.com/office/drawing/2016/5/12/chartex" xmlns:cx7="http://schemas.microsoft.com/office/drawing/2016/5/13/chartex" xmlns:cx8="http://schemas.microsoft.com/office/drawing/2016/5/14/chartex" xmlns:mc="http://schemas.openxmlformats.org/markup-compatibility/2006" xmlns:aink="http://schemas.microsoft.com/office/drawing/2016/ink" xmlns:am3d="http://schemas.microsoft.com/office/drawing/2017/model3d" xmlns:o="urn:schemas-microsoft-com:office:office" xmlns:oel="http://schemas.microsoft.com/office/2019/extlst" xmlns:r="http://schemas.openxmlformats.org/officeDocument/2006/relationships" xmlns:m="http://schemas.openxmlformats.org/officeDocument/2006/math" xmlns:v="urn:schemas-microsoft-com:vml" xmlns:wp14="http://schemas.microsoft.com/office/word/2010/wordprocessingDrawing" xmlns:wp="http://schemas.openxmlformats.org/drawingml/2006/wordprocessingDrawing" xmlns:w10="urn:schemas-microsoft-com:office:word" xmlns:w="http://schemas.openxmlformats.org/wordprocessingml/2006/main" xmlns:w14="http://schemas.microsoft.com/office/word/2010/wordml" xmlns:w15="http://schemas.microsoft.com/office/word/2012/wordml" xmlns:w16cei="http://schemas.microsoft.com/office/word/2026/wordml/cei" xmlns:w16cex="http://schemas.microsoft.com/office/word/2018/wordml/cex" xmlns:w16cid="http://schemas.microsoft.com/office/word/2016/wordml/cid" xmlns:w16="http://schemas.microsoft.com/office/word/2018/wordml" xmlns:w16du="http://schemas.microsoft.com/office/word/2023/wordml/word16du" xmlns:w16sdtdh="http://schemas.microsoft.com/office/word/2020/wordml/sdtdatahash" xmlns:w16sdtfl="http://schemas.microsoft.com/office/word/2024/wordml/sdtformatlock" xmlns:w16se="http://schemas.microsoft.com/office/word/2015/wordml/symex" xmlns:wpg="http://schemas.microsoft.com/office/word/2010/wordprocessingGroup" xmlns:wpi="http://schemas.microsoft.com/office/word/2010/wordprocessingInk" xmlns:wne="http://schemas.microsoft.com/office/word/2006/wordml" xmlns:wps="http://schemas.microsoft.com/office/word/2010/wordprocessingShape" mc:Ignorable="w14 w15 w16se w16cid w16 w16cex w16sdtdh w16sdtfl w16du wp14">
+<w:document xmlns:wpc="http://schemas.microsoft.com/office/word/2010/wordprocessingCanvas" xmlns:cx="http://schemas.microsoft.com/office/drawing/2014/chartex" xmlns:cx1="http://schemas.microsoft.com/office/drawing/2015/9/8/chartex" xmlns:cx2="http://schemas.microsoft.com/office/drawing/2015/10/21/chartex" xmlns:cx3="http://schemas.microsoft.com/office/drawing/2016/5/9/chartex" xmlns:cx4="http://schemas.microsoft.com/office/drawing/2016/5/10/chartex" xmlns:cx5="http://schemas.microsoft.com/office/drawing/2016/5/11/chartex" xmlns:cx6="http://schemas.microsoft.com/office/drawing/2016/5/12/chartex" xmlns:cx7="http://schemas.microsoft.com/office/drawing/2016/5/13/chartex" xmlns:cx8="http://schemas.microsoft.com/office/drawing/2016/5/14/chartex" xmlns:mc="http://schemas.openxmlformats.org/markup-compatibility/2006" xmlns:aink="http://schemas.microsoft.com/office/drawing/2016/ink" xmlns:am3d="http://schemas.microsoft.com/office/drawing/2017/model3d" xmlns:o="urn:schemas-microsoft-com:office:office" xmlns:oel="http://schemas.microsoft.com/office/2019/extlst" xmlns:r="http://schemas.openxmlformats.org/officeDocument/2006/relationships" xmlns:m="http://schemas.openxmlformats.org/officeDocument/2006/math" xmlns:v="urn:schemas-microsoft-com:vml" xmlns:wp14="http://schemas.microsoft.com/office/word/2010/wordprocessingDrawing" xmlns:wp="http://schemas.openxmlformats.org/drawingml/2006/wordprocessingDrawing" xmlns:w10="urn:schemas-microsoft-com:office:word" xmlns:w="http://schemas.openxmlformats.org/wordprocessingml/2006/main" xmlns:w14="http://schemas.microsoft.com/office/word/2010/wordml" xmlns:w15="http://schemas.microsoft.com/office/word/2012/wordml" xmlns:w16cex="http://schemas.microsoft.com/office/word/2018/wordml/cex" xmlns:w16cid="http://schemas.microsoft.com/office/word/2016/wordml/cid" xmlns:w16="http://schemas.microsoft.com/office/word/2018/wordml" xmlns:w16du="http://schemas.microsoft.com/office/word/2023/wordml/word16du" xmlns:w16sdtdh="http://schemas.microsoft.com/office/word/2020/wordml/sdtdatahash" xmlns:w16sdtfl="http://schemas.microsoft.com/office/word/2024/wordml/sdtformatlock" xmlns:w16se="http://schemas.microsoft.com/office/word/2015/wordml/symex" xmlns:wpg="http://schemas.microsoft.com/office/word/2010/wordprocessingGroup" xmlns:wpi="http://schemas.microsoft.com/office/word/2010/wordprocessingInk" xmlns:wne="http://schemas.microsoft.com/office/word/2006/wordml" xmlns:wps="http://schemas.microsoft.com/office/word/2010/wordprocessingShape" mc:Ignorable="w14 w15 w16se w16cid w16 w16cex w16sdtdh w16sdtfl w16du wp14">
   <w:body>
     <w:tbl>
       <w:tblPr>
@@ -8,6 +8,14 @@
         <w:tblpPr w:leftFromText="180" w:rightFromText="180" w:vertAnchor="text" w:tblpY="1"/>
         <w:tblOverlap w:val="never"/>
         <w:tblW w:w="0" w:type="auto"/>
+        <w:tblBorders>
+          <w:top w:val="none" w:sz="0" w:space="0" w:color="auto"/>
+          <w:left w:val="none" w:sz="0" w:space="0" w:color="auto"/>
+          <w:bottom w:val="none" w:sz="0" w:space="0" w:color="auto"/>
+          <w:right w:val="none" w:sz="0" w:space="0" w:color="auto"/>
+          <w:insideH w:val="none" w:sz="0" w:space="0" w:color="auto"/>
+          <w:insideV w:val="none" w:sz="0" w:space="0" w:color="auto"/>
+        </w:tblBorders>
         <w:tblLayout w:type="fixed"/>
         <w:tblLook w:val="04A0" w:firstRow="1" w:lastRow="0" w:firstColumn="1" w:lastColumn="0" w:noHBand="0" w:noVBand="1"/>
       </w:tblPr>
@@ -19,12 +27,6 @@
         <w:tc>
           <w:tcPr>
             <w:tcW w:w="4675" w:type="dxa"/>
-            <w:tcBorders>
-              <w:top w:val="nil"/>
-              <w:left w:val="nil"/>
-              <w:bottom w:val="nil"/>
-              <w:right w:val="nil"/>
-            </w:tcBorders>
           </w:tcPr>
           <w:p>
             <w:pPr>
@@ -47,31 +49,40 @@
                 <w:sz w:val="24"/>
                 <w:szCs w:val="24"/>
               </w:rPr>
-              <w:t>{{#BLOrganizationName}}Owner Name:</w:t>
+              <w:t>{{#BLAccountName}}Facility Name:</w:t>
             </w:r>
           </w:p>
           <w:p>
             <w:pPr>
+              <w:tabs>
+                <w:tab w:val="left" w:pos="2720"/>
+              </w:tabs>
               <w:spacing w:after="0"/>
               <w:rPr>
                 <w:rFonts w:ascii="BC Sans" w:hAnsi="BC Sans"/>
                 <w:b/>
                 <w:bCs/>
+                <w:color w:val="000000"/>
                 <w:sz w:val="24"/>
                 <w:szCs w:val="24"/>
               </w:rPr>
             </w:pPr>
+            <w:r>
+              <w:rPr>
+                <w:rFonts w:ascii="BC Sans" w:hAnsi="BC Sans"/>
+                <w:b/>
+                <w:bCs/>
+                <w:color w:val="000000"/>
+                <w:sz w:val="24"/>
+                <w:szCs w:val="24"/>
+              </w:rPr>
+              <w:tab/>
+            </w:r>
           </w:p>
         </w:tc>
         <w:tc>
           <w:tcPr>
             <w:tcW w:w="4675" w:type="dxa"/>
-            <w:tcBorders>
-              <w:top w:val="nil"/>
-              <w:left w:val="nil"/>
-              <w:bottom w:val="nil"/>
-              <w:right w:val="nil"/>
-            </w:tcBorders>
           </w:tcPr>
           <w:p>
             <w:pPr>
@@ -88,7 +99,7 @@
                 <w:sz w:val="24"/>
                 <w:szCs w:val="24"/>
               </w:rPr>
-              <w:t>{{BLOrganizationName}}{{/BLOrganizationName}}</w:t>
+              <w:t>{{BLAccountName}}{{/BLAccountName}}</w:t>
             </w:r>
           </w:p>
         </w:tc>
@@ -97,15 +108,10 @@
         <w:tc>
           <w:tcPr>
             <w:tcW w:w="4675" w:type="dxa"/>
-            <w:tcBorders>
-              <w:top w:val="nil"/>
-              <w:left w:val="nil"/>
-              <w:bottom w:val="nil"/>
-              <w:right w:val="nil"/>
-            </w:tcBorders>
           </w:tcPr>
           <w:p>
-            <w:r>
+            <w:pPr>
+              <w:spacing w:after="0"/>
               <w:rPr>
                 <w:rFonts w:ascii="BC Sans" w:hAnsi="BC Sans"/>
                 <w:b/>
@@ -114,19 +120,35 @@
                 <w:sz w:val="24"/>
                 <w:szCs w:val="24"/>
               </w:rPr>
-              <w:t>{{#BLOrganizationBillingStreet}}Owner Address:</w:t>
-            </w:r>
+            </w:pPr>
+            <w:r>
+              <w:rPr>
+                <w:rFonts w:ascii="BC Sans" w:hAnsi="BC Sans"/>
+                <w:b/>
+                <w:bCs/>
+                <w:color w:val="000000"/>
+                <w:sz w:val="24"/>
+                <w:szCs w:val="24"/>
+              </w:rPr>
+              <w:t>{{#BLOrganizationName}}Owner Name:</w:t>
+            </w:r>
+          </w:p>
+          <w:p>
+            <w:pPr>
+              <w:spacing w:after="0"/>
+              <w:rPr>
+                <w:rFonts w:ascii="BC Sans" w:hAnsi="BC Sans"/>
+                <w:b/>
+                <w:bCs/>
+                <w:sz w:val="24"/>
+                <w:szCs w:val="24"/>
+              </w:rPr>
+            </w:pPr>
           </w:p>
         </w:tc>
         <w:tc>
           <w:tcPr>
             <w:tcW w:w="4675" w:type="dxa"/>
-            <w:tcBorders>
-              <w:top w:val="nil"/>
-              <w:left w:val="nil"/>
-              <w:bottom w:val="nil"/>
-              <w:right w:val="nil"/>
-            </w:tcBorders>
           </w:tcPr>
           <w:p>
             <w:pPr>
@@ -143,34 +165,7 @@
                 <w:sz w:val="24"/>
                 <w:szCs w:val="24"/>
               </w:rPr>
-              <w:t>{{BLOrganizationBillingStreet}},{{BLOrganizationBillingCity}},{{BLOrganizationBillingState}},</w:t>
-            </w:r>
-            <w:r>
-              <w:rPr>
-                <w:rFonts w:ascii="BC Sans" w:hAnsi="BC Sans"/>
-                <w:sz w:val="24"/>
-                <w:szCs w:val="24"/>
-              </w:rPr>
-              <w:br/>
-              <w:t>{{BLOrganizationBillingPostalCode}}</w:t>
-            </w:r>
-          </w:p>
-          <w:p>
-            <w:pPr>
-              <w:spacing w:after="0"/>
-              <w:rPr>
-                <w:rFonts w:ascii="BC Sans" w:hAnsi="BC Sans"/>
-                <w:sz w:val="24"/>
-                <w:szCs w:val="24"/>
-              </w:rPr>
-            </w:pPr>
-            <w:r>
-              <w:rPr>
-                <w:rFonts w:ascii="BC Sans" w:hAnsi="BC Sans"/>
-                <w:sz w:val="24"/>
-                <w:szCs w:val="24"/>
-              </w:rPr>
-              <w:t>{{/BLOrganizationBillingStreet}}</w:t>
+              <w:t>{{BLOrganizationName}}{{/BLOrganizationName}}</w:t>
             </w:r>
           </w:p>
         </w:tc>
@@ -179,16 +174,9 @@
         <w:tc>
           <w:tcPr>
             <w:tcW w:w="4675" w:type="dxa"/>
-            <w:tcBorders>
-              <w:top w:val="nil"/>
-              <w:left w:val="nil"/>
-              <w:bottom w:val="nil"/>
-              <w:right w:val="nil"/>
-            </w:tcBorders>
           </w:tcPr>
           <w:p>
-            <w:pPr>
-              <w:spacing w:after="0"/>
+            <w:r>
               <w:rPr>
                 <w:rFonts w:ascii="BC Sans" w:hAnsi="BC Sans"/>
                 <w:b/>
@@ -197,42 +185,13 @@
                 <w:sz w:val="24"/>
                 <w:szCs w:val="24"/>
               </w:rPr>
-            </w:pPr>
-            <w:r>
-              <w:rPr>
-                <w:rFonts w:ascii="BC Sans" w:hAnsi="BC Sans"/>
-                <w:b/>
-                <w:bCs/>
-                <w:color w:val="000000"/>
-                <w:sz w:val="24"/>
-                <w:szCs w:val="24"/>
-              </w:rPr>
-              <w:t>{{#BLAccountServiceAreaDescription}}Service Area Description:</w:t>
-            </w:r>
-          </w:p>
-          <w:p>
-            <w:pPr>
-              <w:spacing w:after="0"/>
-              <w:rPr>
-                <w:rFonts w:ascii="BC Sans" w:hAnsi="BC Sans"/>
-                <w:b/>
-                <w:bCs/>
-                <w:color w:val="000000"/>
-                <w:sz w:val="24"/>
-                <w:szCs w:val="24"/>
-              </w:rPr>
-            </w:pPr>
+              <w:t>{{#BLOrganizationBillingStreet}}Owner Address:</w:t>
+            </w:r>
           </w:p>
         </w:tc>
         <w:tc>
           <w:tcPr>
             <w:tcW w:w="4675" w:type="dxa"/>
-            <w:tcBorders>
-              <w:top w:val="nil"/>
-              <w:left w:val="nil"/>
-              <w:bottom w:val="nil"/>
-              <w:right w:val="nil"/>
-            </w:tcBorders>
           </w:tcPr>
           <w:p>
             <w:pPr>
@@ -249,7 +208,52 @@
                 <w:sz w:val="24"/>
                 <w:szCs w:val="24"/>
               </w:rPr>
-              <w:t>{{BLAccountServiceAreaDescription}}{{/BLAccountServiceAreaDescription}}</w:t>
+              <w:t>{{BLOrganizationBillingStreet}},</w:t>
+            </w:r>
+          </w:p>
+          <w:p>
+            <w:pPr>
+              <w:spacing w:after="0"/>
+              <w:rPr>
+                <w:rFonts w:ascii="BC Sans" w:hAnsi="BC Sans"/>
+                <w:sz w:val="24"/>
+                <w:szCs w:val="24"/>
+              </w:rPr>
+            </w:pPr>
+            <w:r>
+              <w:rPr>
+                <w:rFonts w:ascii="BC Sans" w:hAnsi="BC Sans"/>
+                <w:sz w:val="24"/>
+                <w:szCs w:val="24"/>
+              </w:rPr>
+              <w:t>{{BLOrganizationBillingCity}},{{BLOrganizationBillingState}},</w:t>
+            </w:r>
+            <w:r>
+              <w:rPr>
+                <w:rFonts w:ascii="BC Sans" w:hAnsi="BC Sans"/>
+                <w:sz w:val="24"/>
+                <w:szCs w:val="24"/>
+              </w:rPr>
+              <w:br/>
+              <w:t>{{BLOrganizationBillingPostalCode}}</w:t>
+            </w:r>
+          </w:p>
+          <w:p>
+            <w:pPr>
+              <w:spacing w:after="0"/>
+              <w:rPr>
+                <w:rFonts w:ascii="BC Sans" w:hAnsi="BC Sans"/>
+                <w:sz w:val="24"/>
+                <w:szCs w:val="24"/>
+              </w:rPr>
+            </w:pPr>
+            <w:r>
+              <w:rPr>
+                <w:rFonts w:ascii="BC Sans" w:hAnsi="BC Sans"/>
+                <w:sz w:val="24"/>
+                <w:szCs w:val="24"/>
+              </w:rPr>
+              <w:t>{{/BLOrganizationBillingStreet}}</w:t>
             </w:r>
           </w:p>
         </w:tc>
@@ -258,12 +262,6 @@
         <w:tc>
           <w:tcPr>
             <w:tcW w:w="4675" w:type="dxa"/>
-            <w:tcBorders>
-              <w:top w:val="nil"/>
-              <w:left w:val="nil"/>
-              <w:bottom w:val="nil"/>
-              <w:right w:val="nil"/>
-            </w:tcBorders>
           </w:tcPr>
           <w:p>
             <w:pPr>
@@ -286,19 +284,26 @@
                 <w:sz w:val="24"/>
                 <w:szCs w:val="24"/>
               </w:rPr>
-              <w:t>{{#BLAccountPHOWaterSystemSizeCategory}}System Size:</w:t>
-            </w:r>
+              <w:t>{{#BLAccountServiceAreaDescription}}Service Area Description:</w:t>
+            </w:r>
+          </w:p>
+          <w:p>
+            <w:pPr>
+              <w:spacing w:after="0"/>
+              <w:rPr>
+                <w:rFonts w:ascii="BC Sans" w:hAnsi="BC Sans"/>
+                <w:b/>
+                <w:bCs/>
+                <w:color w:val="000000"/>
+                <w:sz w:val="24"/>
+                <w:szCs w:val="24"/>
+              </w:rPr>
+            </w:pPr>
           </w:p>
         </w:tc>
         <w:tc>
           <w:tcPr>
             <w:tcW w:w="4675" w:type="dxa"/>
-            <w:tcBorders>
-              <w:top w:val="nil"/>
-              <w:left w:val="nil"/>
-              <w:bottom w:val="nil"/>
-              <w:right w:val="nil"/>
-            </w:tcBorders>
           </w:tcPr>
           <w:p>
             <w:pPr>
@@ -315,7 +320,7 @@
                 <w:sz w:val="24"/>
                 <w:szCs w:val="24"/>
               </w:rPr>
-              <w:t>{{BLAccountPHOWaterSystemSizeCategory}}{{/BLAccountPHOWaterSystemSizeCategory}}</w:t>
+              <w:t>{{BLAccountServiceAreaDescription}}{{/BLAccountServiceAreaDescription}}</w:t>
             </w:r>
           </w:p>
         </w:tc>
@@ -324,12 +329,6 @@
         <w:tc>
           <w:tcPr>
             <w:tcW w:w="4675" w:type="dxa"/>
-            <w:tcBorders>
-              <w:top w:val="nil"/>
-              <w:left w:val="nil"/>
-              <w:bottom w:val="nil"/>
-              <w:right w:val="nil"/>
-            </w:tcBorders>
           </w:tcPr>
           <w:p>
             <w:pPr>
@@ -352,7 +351,7 @@
                 <w:sz w:val="24"/>
                 <w:szCs w:val="24"/>
               </w:rPr>
-              <w:t>{{#AccountCategoryL1}}Source Category:</w:t>
+              <w:t>{{#BLAccountPHOWaterSystemSizeCategory}}System Size:</w:t>
             </w:r>
           </w:p>
           <w:p>
@@ -372,12 +371,6 @@
         <w:tc>
           <w:tcPr>
             <w:tcW w:w="4675" w:type="dxa"/>
-            <w:tcBorders>
-              <w:top w:val="nil"/>
-              <w:left w:val="nil"/>
-              <w:bottom w:val="nil"/>
-              <w:right w:val="nil"/>
-            </w:tcBorders>
           </w:tcPr>
           <w:p>
             <w:pPr>
@@ -394,230 +387,7 @@
                 <w:sz w:val="24"/>
                 <w:szCs w:val="24"/>
               </w:rPr>
-              <w:lastRenderedPageBreak/>
-              <w:t>{{AccountCategoryL1}}{{/AccountCategoryL1}}</w:t>
-            </w:r>
-          </w:p>
-        </w:tc>
-      </w:tr>
-      <w:tr>
-        <w:tc>
-          <w:tcPr>
-            <w:tcW w:w="4675" w:type="dxa"/>
-            <w:tcBorders>
-              <w:top w:val="nil"/>
-              <w:left w:val="nil"/>
-              <w:bottom w:val="nil"/>
-              <w:right w:val="nil"/>
-            </w:tcBorders>
-          </w:tcPr>
-          <w:p>
-            <w:pPr>
-              <w:spacing w:after="0"/>
-              <w:rPr>
-                <w:rFonts w:ascii="BC Sans" w:hAnsi="BC Sans"/>
-                <w:b/>
-                <w:bCs/>
-                <w:color w:val="000000"/>
-                <w:sz w:val="24"/>
-                <w:szCs w:val="24"/>
-              </w:rPr>
-            </w:pPr>
-            <w:r>
-              <w:rPr>
-                <w:rFonts w:ascii="BC Sans" w:hAnsi="BC Sans"/>
-                <w:b/>
-                <w:bCs/>
-                <w:color w:val="000000"/>
-                <w:sz w:val="24"/>
-                <w:szCs w:val="24"/>
-              </w:rPr>
-              <w:t>{{#AccountCategoryL2}}System Type/Sub-Type:</w:t>
-            </w:r>
-          </w:p>
-          <w:p>
-            <w:pPr>
-              <w:spacing w:after="0"/>
-              <w:rPr>
-                <w:rFonts w:ascii="BC Sans" w:hAnsi="BC Sans"/>
-                <w:b/>
-                <w:bCs/>
-                <w:color w:val="000000"/>
-                <w:sz w:val="24"/>
-                <w:szCs w:val="24"/>
-              </w:rPr>
-            </w:pPr>
-          </w:p>
-        </w:tc>
-        <w:tc>
-          <w:tcPr>
-            <w:tcW w:w="4675" w:type="dxa"/>
-            <w:tcBorders>
-              <w:top w:val="nil"/>
-              <w:left w:val="nil"/>
-              <w:bottom w:val="nil"/>
-              <w:right w:val="nil"/>
-            </w:tcBorders>
-          </w:tcPr>
-          <w:p>
-            <w:pPr>
-              <w:spacing w:after="0"/>
-              <w:rPr>
-                <w:rFonts w:ascii="BC Sans" w:hAnsi="BC Sans"/>
-                <w:sz w:val="24"/>
-                <w:szCs w:val="24"/>
-              </w:rPr>
-            </w:pPr>
-            <w:r>
-              <w:rPr>
-                <w:rFonts w:ascii="BC Sans" w:hAnsi="BC Sans"/>
-                <w:sz w:val="24"/>
-                <w:szCs w:val="24"/>
-              </w:rPr>
-              <w:t>{{AccountCategoryL2}}{{/AccountCategoryL2}}</w:t>
-            </w:r>
-          </w:p>
-        </w:tc>
-      </w:tr>
-      <w:tr>
-        <w:tc>
-          <w:tcPr>
-            <w:tcW w:w="4675" w:type="dxa"/>
-            <w:tcBorders>
-              <w:top w:val="nil"/>
-              <w:left w:val="nil"/>
-              <w:bottom w:val="nil"/>
-              <w:right w:val="nil"/>
-            </w:tcBorders>
-          </w:tcPr>
-          <w:p>
-            <w:pPr>
-              <w:spacing w:after="0"/>
-              <w:rPr>
-                <w:rFonts w:ascii="BC Sans" w:hAnsi="BC Sans"/>
-                <w:b/>
-                <w:bCs/>
-                <w:color w:val="000000"/>
-                <w:sz w:val="24"/>
-                <w:szCs w:val="24"/>
-              </w:rPr>
-            </w:pPr>
-            <w:r>
-              <w:rPr>
-                <w:rFonts w:ascii="BC Sans" w:hAnsi="BC Sans"/>
-                <w:b/>
-                <w:bCs/>
-                <w:color w:val="000000"/>
-                <w:sz w:val="24"/>
-                <w:szCs w:val="24"/>
-              </w:rPr>
-              <w:t>{{#BLAccountNoofConnections}}Number of Connections:</w:t>
-            </w:r>
-          </w:p>
-          <w:p>
-            <w:pPr>
-              <w:spacing w:after="0"/>
-              <w:rPr>
-                <w:rFonts w:ascii="BC Sans" w:hAnsi="BC Sans"/>
-                <w:b/>
-                <w:bCs/>
-                <w:color w:val="000000"/>
-                <w:sz w:val="24"/>
-                <w:szCs w:val="24"/>
-              </w:rPr>
-            </w:pPr>
-          </w:p>
-        </w:tc>
-        <w:tc>
-          <w:tcPr>
-            <w:tcW w:w="4675" w:type="dxa"/>
-            <w:tcBorders>
-              <w:top w:val="nil"/>
-              <w:left w:val="nil"/>
-              <w:bottom w:val="nil"/>
-              <w:right w:val="nil"/>
-            </w:tcBorders>
-          </w:tcPr>
-          <w:p>
-            <w:pPr>
-              <w:spacing w:after="0"/>
-              <w:rPr>
-                <w:rFonts w:ascii="BC Sans" w:hAnsi="BC Sans"/>
-                <w:sz w:val="24"/>
-                <w:szCs w:val="24"/>
-              </w:rPr>
-            </w:pPr>
-            <w:r>
-              <w:rPr>
-                <w:rFonts w:ascii="BC Sans" w:hAnsi="BC Sans"/>
-                <w:sz w:val="24"/>
-                <w:szCs w:val="24"/>
-              </w:rPr>
-              <w:t>{{BLAccountNoofConnections}}{{/BLAccountNoofConnections}}</w:t>
-            </w:r>
-          </w:p>
-        </w:tc>
-      </w:tr>
-      <w:tr>
-        <w:tc>
-          <w:tcPr>
-            <w:tcW w:w="4675" w:type="dxa"/>
-            <w:tcBorders>
-              <w:top w:val="nil"/>
-              <w:left w:val="nil"/>
-              <w:bottom w:val="nil"/>
-              <w:right w:val="nil"/>
-            </w:tcBorders>
-          </w:tcPr>
-          <w:p>
-            <w:pPr>
-              <w:rPr>
-                <w:rFonts w:ascii="BC Sans" w:hAnsi="BC Sans"/>
-                <w:b/>
-                <w:bCs/>
-                <w:color w:val="000000"/>
-                <w:sz w:val="24"/>
-                <w:szCs w:val="24"/>
-              </w:rPr>
-            </w:pPr>
-            <w:r>
-              <w:rPr>
-                <w:rFonts w:ascii="BC Sans" w:hAnsi="BC Sans"/>
-                <w:b/>
-                <w:bCs/>
-                <w:sz w:val="24"/>
-                <w:szCs w:val="24"/>
-              </w:rPr>
-              <w:t>{{#BLOrganizationName}}Owner:</w:t>
-            </w:r>
-          </w:p>
-        </w:tc>
-        <w:tc>
-          <w:tcPr>
-            <w:tcW w:w="4675" w:type="dxa"/>
-            <w:tcBorders>
-              <w:top w:val="nil"/>
-              <w:left w:val="nil"/>
-              <w:bottom w:val="nil"/>
-              <w:right w:val="nil"/>
-            </w:tcBorders>
-          </w:tcPr>
-          <w:p>
-            <w:pPr>
-              <w:spacing w:after="0"/>
-              <w:rPr>
-                <w:rFonts w:ascii="BC Sans" w:hAnsi="BC Sans"/>
-                <w:sz w:val="24"/>
-                <w:szCs w:val="24"/>
-              </w:rPr>
-            </w:pPr>
-            <w:r>
-              <w:rPr>
-                <w:rFonts w:ascii="BC Sans" w:hAnsi="BC Sans"/>
-                <w:sz w:val="24"/>
-                <w:szCs w:val="24"/>
-              </w:rPr>
-              <w:t>{{BLOrganizationName}}{{/BLOrganizationName}}</w:t>
+              <w:t>{{BLAccountPHOWaterSystemSizeCategory}}{{/BLAccountPHOWaterSystemSizeCategory}}</w:t>
             </w:r>
           </w:p>
           <w:p>
@@ -636,12 +406,6 @@
         <w:tc>
           <w:tcPr>
             <w:tcW w:w="4675" w:type="dxa"/>
-            <w:tcBorders>
-              <w:top w:val="nil"/>
-              <w:left w:val="nil"/>
-              <w:bottom w:val="nil"/>
-              <w:right w:val="nil"/>
-            </w:tcBorders>
           </w:tcPr>
           <w:p>
             <w:pPr>
@@ -660,42 +424,30 @@
                 <w:rFonts w:ascii="BC Sans" w:hAnsi="BC Sans"/>
                 <w:b/>
                 <w:bCs/>
-                <w:sz w:val="24"/>
-                <w:szCs w:val="24"/>
-              </w:rPr>
-              <w:t>{{#</w:t>
-            </w:r>
-            <w:r>
-              <w:rPr>
-                <w:rFonts w:ascii="BC Sans" w:hAnsi="BC Sans"/>
-                <w:b/>
-                <w:bCs/>
-                <w:sz w:val="24"/>
-                <w:szCs w:val="24"/>
-              </w:rPr>
-              <w:t>OperatingMonthsDisplay</w:t>
-            </w:r>
-            <w:r>
-              <w:rPr>
-                <w:rFonts w:ascii="BC Sans" w:hAnsi="BC Sans"/>
-                <w:b/>
-                <w:bCs/>
-                <w:sz w:val="24"/>
-                <w:szCs w:val="24"/>
-              </w:rPr>
-              <w:t>}}Population Served/24 hrs:</w:t>
-            </w:r>
+                <w:color w:val="000000"/>
+                <w:sz w:val="24"/>
+                <w:szCs w:val="24"/>
+              </w:rPr>
+              <w:t>{{#AccountCategoryL1}}Source Category:</w:t>
+            </w:r>
+          </w:p>
+          <w:p>
+            <w:pPr>
+              <w:spacing w:after="0"/>
+              <w:rPr>
+                <w:rFonts w:ascii="BC Sans" w:hAnsi="BC Sans"/>
+                <w:b/>
+                <w:bCs/>
+                <w:color w:val="000000"/>
+                <w:sz w:val="24"/>
+                <w:szCs w:val="24"/>
+              </w:rPr>
+            </w:pPr>
           </w:p>
         </w:tc>
         <w:tc>
           <w:tcPr>
             <w:tcW w:w="4675" w:type="dxa"/>
-            <w:tcBorders>
-              <w:top w:val="nil"/>
-              <w:left w:val="nil"/>
-              <w:bottom w:val="nil"/>
-              <w:right w:val="nil"/>
-            </w:tcBorders>
           </w:tcPr>
           <w:p>
             <w:pPr>
@@ -712,31 +464,245 @@
                 <w:sz w:val="24"/>
                 <w:szCs w:val="24"/>
               </w:rPr>
+              <w:t>{{AccountCategoryL1}}{{/AccountCategoryL1}}</w:t>
+            </w:r>
+          </w:p>
+        </w:tc>
+      </w:tr>
+      <w:tr>
+        <w:tc>
+          <w:tcPr>
+            <w:tcW w:w="4675" w:type="dxa"/>
+          </w:tcPr>
+          <w:p>
+            <w:pPr>
+              <w:spacing w:after="0"/>
+              <w:rPr>
+                <w:rFonts w:ascii="BC Sans" w:hAnsi="BC Sans"/>
+                <w:b/>
+                <w:bCs/>
+                <w:color w:val="000000"/>
+                <w:sz w:val="24"/>
+                <w:szCs w:val="24"/>
+              </w:rPr>
+            </w:pPr>
+            <w:r>
+              <w:rPr>
+                <w:rFonts w:ascii="BC Sans" w:hAnsi="BC Sans"/>
+                <w:b/>
+                <w:bCs/>
+                <w:color w:val="000000"/>
+                <w:sz w:val="24"/>
+                <w:szCs w:val="24"/>
+              </w:rPr>
+              <w:t>{{#AccountCategoryL2}}System Type/Sub-Type:</w:t>
+            </w:r>
+          </w:p>
+          <w:p>
+            <w:pPr>
+              <w:spacing w:after="0"/>
+              <w:rPr>
+                <w:rFonts w:ascii="BC Sans" w:hAnsi="BC Sans"/>
+                <w:b/>
+                <w:bCs/>
+                <w:color w:val="000000"/>
+                <w:sz w:val="24"/>
+                <w:szCs w:val="24"/>
+              </w:rPr>
+            </w:pPr>
+          </w:p>
+        </w:tc>
+        <w:tc>
+          <w:tcPr>
+            <w:tcW w:w="4675" w:type="dxa"/>
+          </w:tcPr>
+          <w:p>
+            <w:pPr>
+              <w:spacing w:after="0"/>
+              <w:rPr>
+                <w:rFonts w:ascii="BC Sans" w:hAnsi="BC Sans"/>
+                <w:sz w:val="24"/>
+                <w:szCs w:val="24"/>
+              </w:rPr>
+            </w:pPr>
+            <w:r>
+              <w:rPr>
+                <w:rFonts w:ascii="BC Sans" w:hAnsi="BC Sans"/>
+                <w:sz w:val="24"/>
+                <w:szCs w:val="24"/>
+              </w:rPr>
+              <w:lastRenderedPageBreak/>
+              <w:t>{{AccountCategoryL2}}{{/AccountCategoryL2}}</w:t>
+            </w:r>
+          </w:p>
+        </w:tc>
+      </w:tr>
+      <w:tr>
+        <w:tc>
+          <w:tcPr>
+            <w:tcW w:w="4675" w:type="dxa"/>
+          </w:tcPr>
+          <w:p>
+            <w:pPr>
+              <w:spacing w:after="0"/>
+              <w:rPr>
+                <w:rFonts w:ascii="BC Sans" w:hAnsi="BC Sans"/>
+                <w:b/>
+                <w:bCs/>
+                <w:color w:val="000000"/>
+                <w:sz w:val="24"/>
+                <w:szCs w:val="24"/>
+              </w:rPr>
+            </w:pPr>
+            <w:r>
+              <w:rPr>
+                <w:rFonts w:ascii="BC Sans" w:hAnsi="BC Sans"/>
+                <w:b/>
+                <w:bCs/>
+                <w:color w:val="000000"/>
+                <w:sz w:val="24"/>
+                <w:szCs w:val="24"/>
+              </w:rPr>
+              <w:t>{{#BLAccountNoofConnections}}Number of Connections:</w:t>
+            </w:r>
+          </w:p>
+          <w:p>
+            <w:pPr>
+              <w:spacing w:after="0"/>
+              <w:rPr>
+                <w:rFonts w:ascii="BC Sans" w:hAnsi="BC Sans"/>
+                <w:b/>
+                <w:bCs/>
+                <w:color w:val="000000"/>
+                <w:sz w:val="24"/>
+                <w:szCs w:val="24"/>
+              </w:rPr>
+            </w:pPr>
+          </w:p>
+        </w:tc>
+        <w:tc>
+          <w:tcPr>
+            <w:tcW w:w="4675" w:type="dxa"/>
+          </w:tcPr>
+          <w:p>
+            <w:pPr>
+              <w:spacing w:after="0"/>
+              <w:rPr>
+                <w:rFonts w:ascii="BC Sans" w:hAnsi="BC Sans"/>
+                <w:sz w:val="24"/>
+                <w:szCs w:val="24"/>
+              </w:rPr>
+            </w:pPr>
+            <w:r>
+              <w:rPr>
+                <w:rFonts w:ascii="BC Sans" w:hAnsi="BC Sans"/>
+                <w:sz w:val="24"/>
+                <w:szCs w:val="24"/>
+              </w:rPr>
+              <w:t>{{BLAccountNoofConnections}}{{/BLAccountNoofConnections}}</w:t>
+            </w:r>
+          </w:p>
+        </w:tc>
+      </w:tr>
+      <w:tr>
+        <w:tc>
+          <w:tcPr>
+            <w:tcW w:w="4675" w:type="dxa"/>
+          </w:tcPr>
+          <w:p>
+            <w:pPr>
+              <w:spacing w:after="0"/>
+              <w:rPr>
+                <w:rFonts w:ascii="BC Sans" w:hAnsi="BC Sans"/>
+                <w:b/>
+                <w:bCs/>
+                <w:sz w:val="24"/>
+                <w:szCs w:val="24"/>
+              </w:rPr>
+            </w:pPr>
+            <w:r>
+              <w:rPr>
+                <w:rFonts w:ascii="BC Sans" w:hAnsi="BC Sans"/>
+                <w:b/>
+                <w:bCs/>
+                <w:sz w:val="24"/>
+                <w:szCs w:val="24"/>
+              </w:rPr>
               <w:t>{{</w:t>
             </w:r>
             <w:r>
               <w:rPr>
                 <w:rFonts w:ascii="BC Sans" w:hAnsi="BC Sans"/>
-                <w:sz w:val="24"/>
-                <w:szCs w:val="24"/>
-              </w:rPr>
-              <w:t>OperatingMonthsDisplay</w:t>
-            </w:r>
-            <w:r>
-              <w:rPr>
-                <w:rFonts w:ascii="BC Sans" w:hAnsi="BC Sans"/>
-                <w:sz w:val="24"/>
-                <w:szCs w:val="24"/>
-              </w:rPr>
-              <w:t>}}{{/</w:t>
-            </w:r>
-            <w:r>
-              <w:rPr>
-                <w:rFonts w:ascii="BC Sans" w:hAnsi="BC Sans"/>
-                <w:sz w:val="24"/>
-                <w:szCs w:val="24"/>
-              </w:rPr>
-              <w:t>OperatingMonthsDisplay</w:t>
+                <w:b/>
+                <w:bCs/>
+                <w:sz w:val="24"/>
+                <w:szCs w:val="24"/>
+              </w:rPr>
+              <w:t>#</w:t>
+            </w:r>
+            <w:r>
+              <w:rPr>
+                <w:rFonts w:ascii="BC Sans" w:hAnsi="BC Sans"/>
+                <w:b/>
+                <w:bCs/>
+                <w:sz w:val="24"/>
+                <w:szCs w:val="24"/>
+              </w:rPr>
+              <w:t>BLAccountPopulationServedper24hrs}}</w:t>
+            </w:r>
+            <w:r>
+              <w:rPr>
+                <w:rFonts w:ascii="BC Sans" w:hAnsi="BC Sans"/>
+                <w:b/>
+                <w:bCs/>
+                <w:sz w:val="24"/>
+                <w:szCs w:val="24"/>
+              </w:rPr>
+              <w:t>Population Served/24 hrs:</w:t>
+            </w:r>
+          </w:p>
+          <w:p>
+            <w:pPr>
+              <w:spacing w:after="0"/>
+              <w:rPr>
+                <w:rFonts w:ascii="BC Sans" w:hAnsi="BC Sans"/>
+                <w:b/>
+                <w:bCs/>
+                <w:color w:val="000000"/>
+                <w:sz w:val="24"/>
+                <w:szCs w:val="24"/>
+              </w:rPr>
+            </w:pPr>
+          </w:p>
+        </w:tc>
+        <w:tc>
+          <w:tcPr>
+            <w:tcW w:w="4675" w:type="dxa"/>
+          </w:tcPr>
+          <w:p>
+            <w:pPr>
+              <w:spacing w:after="0"/>
+              <w:rPr>
+                <w:rFonts w:ascii="BC Sans" w:hAnsi="BC Sans"/>
+                <w:sz w:val="24"/>
+                <w:szCs w:val="24"/>
+              </w:rPr>
+            </w:pPr>
+            <w:r>
+              <w:rPr>
+                <w:rFonts w:ascii="BC Sans" w:hAnsi="BC Sans"/>
+                <w:sz w:val="24"/>
+                <w:szCs w:val="24"/>
+              </w:rPr>
+              <w:t>{{</w:t>
+            </w:r>
+            <w:r>
+              <w:rPr>
+                <w:rFonts w:ascii="BC Sans" w:hAnsi="BC Sans"/>
+                <w:sz w:val="24"/>
+                <w:szCs w:val="24"/>
+              </w:rPr>
+              <w:t>BLAccountPopulationServedper24hrs</w:t>
             </w:r>
             <w:r>
               <w:rPr>
@@ -745,6 +711,112 @@
                 <w:szCs w:val="24"/>
               </w:rPr>
               <w:t>}}</w:t>
+            </w:r>
+            <w:r>
+              <w:rPr>
+                <w:rFonts w:ascii="BC Sans" w:hAnsi="BC Sans"/>
+                <w:sz w:val="24"/>
+                <w:szCs w:val="24"/>
+              </w:rPr>
+              <w:t>{{</w:t>
+            </w:r>
+            <w:r>
+              <w:rPr>
+                <w:rFonts w:ascii="BC Sans" w:hAnsi="BC Sans"/>
+                <w:sz w:val="24"/>
+                <w:szCs w:val="24"/>
+              </w:rPr>
+              <w:t>/</w:t>
+            </w:r>
+            <w:r>
+              <w:rPr>
+                <w:rFonts w:ascii="BC Sans" w:hAnsi="BC Sans"/>
+                <w:sz w:val="24"/>
+                <w:szCs w:val="24"/>
+              </w:rPr>
+              <w:t>BLAccountPopulationServedper24hrs}}</w:t>
+            </w:r>
+          </w:p>
+        </w:tc>
+      </w:tr>
+      <w:tr>
+        <w:tc>
+          <w:tcPr>
+            <w:tcW w:w="4675" w:type="dxa"/>
+          </w:tcPr>
+          <w:p>
+            <w:pPr>
+              <w:spacing w:after="0"/>
+              <w:rPr>
+                <w:rFonts w:ascii="BC Sans" w:hAnsi="BC Sans"/>
+                <w:b/>
+                <w:bCs/>
+                <w:sz w:val="24"/>
+                <w:szCs w:val="24"/>
+              </w:rPr>
+            </w:pPr>
+            <w:r>
+              <w:rPr>
+                <w:rFonts w:ascii="BC Sans" w:hAnsi="BC Sans"/>
+                <w:b/>
+                <w:bCs/>
+                <w:sz w:val="24"/>
+                <w:szCs w:val="24"/>
+              </w:rPr>
+              <w:t>{{</w:t>
+            </w:r>
+            <w:r>
+              <w:rPr>
+                <w:rFonts w:ascii="BC Sans" w:hAnsi="BC Sans"/>
+                <w:b/>
+                <w:bCs/>
+                <w:sz w:val="24"/>
+                <w:szCs w:val="24"/>
+              </w:rPr>
+              <w:t>#</w:t>
+            </w:r>
+            <w:r>
+              <w:rPr>
+                <w:rFonts w:ascii="BC Sans" w:hAnsi="BC Sans"/>
+                <w:b/>
+                <w:bCs/>
+                <w:sz w:val="24"/>
+                <w:szCs w:val="24"/>
+              </w:rPr>
+              <w:t>OperatingMonthsDisplay}}</w:t>
+            </w:r>
+            <w:r>
+              <w:rPr>
+                <w:rFonts w:ascii="BC Sans" w:hAnsi="BC Sans"/>
+                <w:b/>
+                <w:bCs/>
+                <w:sz w:val="24"/>
+                <w:szCs w:val="24"/>
+              </w:rPr>
+              <w:t>Operating Months: </w:t>
+            </w:r>
+          </w:p>
+        </w:tc>
+        <w:tc>
+          <w:tcPr>
+            <w:tcW w:w="4675" w:type="dxa"/>
+          </w:tcPr>
+          <w:p>
+            <w:pPr>
+              <w:spacing w:after="0"/>
+              <w:rPr>
+                <w:rFonts w:ascii="BC Sans" w:hAnsi="BC Sans"/>
+                <w:sz w:val="24"/>
+                <w:szCs w:val="24"/>
+              </w:rPr>
+            </w:pPr>
+            <w:r>
+              <w:rPr>
+                <w:rFonts w:ascii="BC Sans" w:hAnsi="BC Sans"/>
+                <w:sz w:val="24"/>
+                <w:szCs w:val="24"/>
+              </w:rPr>
+              <w:t>{{OperatingMonthsDisplay}}{{/OperatingMonthsDisplay}}</w:t>
             </w:r>
           </w:p>
           <w:p>
@@ -763,12 +835,6 @@
         <w:tc>
           <w:tcPr>
             <w:tcW w:w="4675" w:type="dxa"/>
-            <w:tcBorders>
-              <w:top w:val="nil"/>
-              <w:left w:val="nil"/>
-              <w:bottom w:val="nil"/>
-              <w:right w:val="nil"/>
-            </w:tcBorders>
           </w:tcPr>
           <w:p>
             <w:pPr>
@@ -809,12 +875,6 @@
         <w:tc>
           <w:tcPr>
             <w:tcW w:w="4675" w:type="dxa"/>
-            <w:tcBorders>
-              <w:top w:val="nil"/>
-              <w:left w:val="nil"/>
-              <w:bottom w:val="nil"/>
-              <w:right w:val="nil"/>
-            </w:tcBorders>
           </w:tcPr>
           <w:p>
             <w:pPr>
@@ -866,12 +926,6 @@
         <w:tc>
           <w:tcPr>
             <w:tcW w:w="4675" w:type="dxa"/>
-            <w:tcBorders>
-              <w:top w:val="nil"/>
-              <w:left w:val="nil"/>
-              <w:bottom w:val="nil"/>
-              <w:right w:val="nil"/>
-            </w:tcBorders>
           </w:tcPr>
           <w:p>
             <w:pPr>
@@ -892,7 +946,6 @@
                 <w:sz w:val="24"/>
                 <w:szCs w:val="24"/>
               </w:rPr>
-              <w:lastRenderedPageBreak/>
               <w:t>ERCP Available:</w:t>
             </w:r>
           </w:p>
@@ -913,12 +966,6 @@
         <w:tc>
           <w:tcPr>
             <w:tcW w:w="4675" w:type="dxa"/>
-            <w:tcBorders>
-              <w:top w:val="nil"/>
-              <w:left w:val="nil"/>
-              <w:bottom w:val="nil"/>
-              <w:right w:val="nil"/>
-            </w:tcBorders>
           </w:tcPr>
           <w:p>
             <w:pPr>
@@ -1037,12 +1084,6 @@
           <w:tcPr>
             <w:tcW w:w="9350" w:type="dxa"/>
             <w:gridSpan w:val="2"/>
-            <w:tcBorders>
-              <w:top w:val="nil"/>
-              <w:left w:val="nil"/>
-              <w:bottom w:val="nil"/>
-              <w:right w:val="nil"/>
-            </w:tcBorders>
           </w:tcPr>
           <w:p>
             <w:pPr>
@@ -1072,12 +1113,6 @@
           <w:tcPr>
             <w:tcW w:w="9350" w:type="dxa"/>
             <w:gridSpan w:val="2"/>
-            <w:tcBorders>
-              <w:top w:val="nil"/>
-              <w:left w:val="nil"/>
-              <w:bottom w:val="nil"/>
-              <w:right w:val="nil"/>
-            </w:tcBorders>
           </w:tcPr>
           <w:p>
             <w:pPr>
@@ -1094,6 +1129,7 @@
                 <w:sz w:val="24"/>
                 <w:szCs w:val="24"/>
               </w:rPr>
+              <w:lastRenderedPageBreak/>
               <w:t>{{#IF_isConditionNotPresent}} None {{/IF_isConditionNotPresent}}</w:t>
             </w:r>
           </w:p>
@@ -1163,12 +1199,6 @@
         <w:tc>
           <w:tcPr>
             <w:tcW w:w="4675" w:type="dxa"/>
-            <w:tcBorders>
-              <w:top w:val="nil"/>
-              <w:left w:val="nil"/>
-              <w:bottom w:val="nil"/>
-              <w:right w:val="nil"/>
-            </w:tcBorders>
           </w:tcPr>
           <w:p>
             <w:pPr>
@@ -1199,12 +1229,6 @@
         <w:tc>
           <w:tcPr>
             <w:tcW w:w="4675" w:type="dxa"/>
-            <w:tcBorders>
-              <w:top w:val="nil"/>
-              <w:left w:val="nil"/>
-              <w:bottom w:val="nil"/>
-              <w:right w:val="nil"/>
-            </w:tcBorders>
           </w:tcPr>
           <w:p>
             <w:pPr>
@@ -1222,12 +1246,6 @@
         <w:tc>
           <w:tcPr>
             <w:tcW w:w="4675" w:type="dxa"/>
-            <w:tcBorders>
-              <w:top w:val="nil"/>
-              <w:left w:val="nil"/>
-              <w:bottom w:val="nil"/>
-              <w:right w:val="nil"/>
-            </w:tcBorders>
           </w:tcPr>
           <w:p>
             <w:pPr>
@@ -1257,12 +1275,6 @@
         <w:tc>
           <w:tcPr>
             <w:tcW w:w="4675" w:type="dxa"/>
-            <w:tcBorders>
-              <w:top w:val="nil"/>
-              <w:left w:val="nil"/>
-              <w:bottom w:val="nil"/>
-              <w:right w:val="nil"/>
-            </w:tcBorders>
           </w:tcPr>
           <w:p>
             <w:pPr>
@@ -1295,12 +1307,6 @@
         <w:tc>
           <w:tcPr>
             <w:tcW w:w="4675" w:type="dxa"/>
-            <w:tcBorders>
-              <w:top w:val="nil"/>
-              <w:left w:val="nil"/>
-              <w:bottom w:val="nil"/>
-              <w:right w:val="nil"/>
-            </w:tcBorders>
           </w:tcPr>
           <w:p>
             <w:pPr>
@@ -1331,12 +1337,6 @@
         <w:tc>
           <w:tcPr>
             <w:tcW w:w="4675" w:type="dxa"/>
-            <w:tcBorders>
-              <w:top w:val="nil"/>
-              <w:left w:val="nil"/>
-              <w:bottom w:val="nil"/>
-              <w:right w:val="nil"/>
-            </w:tcBorders>
           </w:tcPr>
           <w:p>
             <w:pPr>
@@ -1374,12 +1374,10 @@
       </w:r>
     </w:p>
     <w:sectPr>
-      <w:headerReference w:type="even" r:id="rId10"/>
-      <w:headerReference w:type="default" r:id="rId11"/>
-      <w:footerReference w:type="even" r:id="rId12"/>
-      <w:footerReference w:type="default" r:id="rId13"/>
-      <w:headerReference w:type="first" r:id="rId14"/>
-      <w:footerReference w:type="first" r:id="rId15"/>
+      <w:headerReference w:type="default" r:id="rId10"/>
+      <w:footerReference w:type="default" r:id="rId11"/>
+      <w:headerReference w:type="first" r:id="rId12"/>
+      <w:footerReference w:type="first" r:id="rId13"/>
       <w:pgSz w:w="12240" w:h="15840"/>
       <w:pgMar w:top="1440" w:right="1440" w:bottom="1440" w:left="1440" w:header="706" w:footer="706" w:gutter="0"/>
       <w:cols w:space="720"/>
@@ -1391,7 +1389,7 @@
 </file>
 
 <file path=word/endnotes.xml><?xml version="1.0" encoding="utf-8"?>
-<w:endnotes xmlns:wpc="http://schemas.microsoft.com/office/word/2010/wordprocessingCanvas" xmlns:cx="http://schemas.microsoft.com/office/drawing/2014/chartex" xmlns:cx1="http://schemas.microsoft.com/office/drawing/2015/9/8/chartex" xmlns:cx2="http://schemas.microsoft.com/office/drawing/2015/10/21/chartex" xmlns:cx3="http://schemas.microsoft.com/office/drawing/2016/5/9/chartex" xmlns:cx4="http://schemas.microsoft.com/office/drawing/2016/5/10/chartex" xmlns:cx5="http://schemas.microsoft.com/office/drawing/2016/5/11/chartex" xmlns:cx6="http://schemas.microsoft.com/office/drawing/2016/5/12/chartex" xmlns:cx7="http://schemas.microsoft.com/office/drawing/2016/5/13/chartex" xmlns:cx8="http://schemas.microsoft.com/office/drawing/2016/5/14/chartex" xmlns:mc="http://schemas.openxmlformats.org/markup-compatibility/2006" xmlns:aink="http://schemas.microsoft.com/office/drawing/2016/ink" xmlns:am3d="http://schemas.microsoft.com/office/drawing/2017/model3d" xmlns:o="urn:schemas-microsoft-com:office:office" xmlns:oel="http://schemas.microsoft.com/office/2019/extlst" xmlns:r="http://schemas.openxmlformats.org/officeDocument/2006/relationships" xmlns:m="http://schemas.openxmlformats.org/officeDocument/2006/math" xmlns:v="urn:schemas-microsoft-com:vml" xmlns:wp14="http://schemas.microsoft.com/office/word/2010/wordprocessingDrawing" xmlns:wp="http://schemas.openxmlformats.org/drawingml/2006/wordprocessingDrawing" xmlns:w10="urn:schemas-microsoft-com:office:word" xmlns:w="http://schemas.openxmlformats.org/wordprocessingml/2006/main" xmlns:w14="http://schemas.microsoft.com/office/word/2010/wordml" xmlns:w15="http://schemas.microsoft.com/office/word/2012/wordml" xmlns:w16cei="http://schemas.microsoft.com/office/word/2026/wordml/cei" xmlns:w16cex="http://schemas.microsoft.com/office/word/2018/wordml/cex" xmlns:w16cid="http://schemas.microsoft.com/office/word/2016/wordml/cid" xmlns:w16="http://schemas.microsoft.com/office/word/2018/wordml" xmlns:w16du="http://schemas.microsoft.com/office/word/2023/wordml/word16du" xmlns:w16sdtdh="http://schemas.microsoft.com/office/word/2020/wordml/sdtdatahash" xmlns:w16sdtfl="http://schemas.microsoft.com/office/word/2024/wordml/sdtformatlock" xmlns:w16se="http://schemas.microsoft.com/office/word/2015/wordml/symex" xmlns:wpg="http://schemas.microsoft.com/office/word/2010/wordprocessingGroup" xmlns:wpi="http://schemas.microsoft.com/office/word/2010/wordprocessingInk" xmlns:wne="http://schemas.microsoft.com/office/word/2006/wordml" xmlns:wps="http://schemas.microsoft.com/office/word/2010/wordprocessingShape" mc:Ignorable="w14 w15 w16se w16cid w16 w16cex w16sdtdh w16sdtfl w16du wp14">
+<w:endnotes xmlns:wpc="http://schemas.microsoft.com/office/word/2010/wordprocessingCanvas" xmlns:cx="http://schemas.microsoft.com/office/drawing/2014/chartex" xmlns:cx1="http://schemas.microsoft.com/office/drawing/2015/9/8/chartex" xmlns:cx2="http://schemas.microsoft.com/office/drawing/2015/10/21/chartex" xmlns:cx3="http://schemas.microsoft.com/office/drawing/2016/5/9/chartex" xmlns:cx4="http://schemas.microsoft.com/office/drawing/2016/5/10/chartex" xmlns:cx5="http://schemas.microsoft.com/office/drawing/2016/5/11/chartex" xmlns:cx6="http://schemas.microsoft.com/office/drawing/2016/5/12/chartex" xmlns:cx7="http://schemas.microsoft.com/office/drawing/2016/5/13/chartex" xmlns:cx8="http://schemas.microsoft.com/office/drawing/2016/5/14/chartex" xmlns:mc="http://schemas.openxmlformats.org/markup-compatibility/2006" xmlns:aink="http://schemas.microsoft.com/office/drawing/2016/ink" xmlns:am3d="http://schemas.microsoft.com/office/drawing/2017/model3d" xmlns:o="urn:schemas-microsoft-com:office:office" xmlns:oel="http://schemas.microsoft.com/office/2019/extlst" xmlns:r="http://schemas.openxmlformats.org/officeDocument/2006/relationships" xmlns:m="http://schemas.openxmlformats.org/officeDocument/2006/math" xmlns:v="urn:schemas-microsoft-com:vml" xmlns:wp14="http://schemas.microsoft.com/office/word/2010/wordprocessingDrawing" xmlns:wp="http://schemas.openxmlformats.org/drawingml/2006/wordprocessingDrawing" xmlns:w10="urn:schemas-microsoft-com:office:word" xmlns:w="http://schemas.openxmlformats.org/wordprocessingml/2006/main" xmlns:w14="http://schemas.microsoft.com/office/word/2010/wordml" xmlns:w15="http://schemas.microsoft.com/office/word/2012/wordml" xmlns:w16cex="http://schemas.microsoft.com/office/word/2018/wordml/cex" xmlns:w16cid="http://schemas.microsoft.com/office/word/2016/wordml/cid" xmlns:w16="http://schemas.microsoft.com/office/word/2018/wordml" xmlns:w16du="http://schemas.microsoft.com/office/word/2023/wordml/word16du" xmlns:w16sdtdh="http://schemas.microsoft.com/office/word/2020/wordml/sdtdatahash" xmlns:w16sdtfl="http://schemas.microsoft.com/office/word/2024/wordml/sdtformatlock" xmlns:w16se="http://schemas.microsoft.com/office/word/2015/wordml/symex" xmlns:wpg="http://schemas.microsoft.com/office/word/2010/wordprocessingGroup" xmlns:wpi="http://schemas.microsoft.com/office/word/2010/wordprocessingInk" xmlns:wne="http://schemas.microsoft.com/office/word/2006/wordml" xmlns:wps="http://schemas.microsoft.com/office/word/2010/wordprocessingShape" mc:Ignorable="w14 w15 w16se w16cid w16 w16cex w16sdtdh w16sdtfl w16du wp14">
   <w:endnote w:type="separator" w:id="-1">
     <w:p>
       <w:pPr>
@@ -1416,17 +1414,7 @@
 </file>
 
 <file path=word/footer1.xml><?xml version="1.0" encoding="utf-8"?>
-<w:ftr xmlns:wpc="http://schemas.microsoft.com/office/word/2010/wordprocessingCanvas" xmlns:cx="http://schemas.microsoft.com/office/drawing/2014/chartex" xmlns:cx1="http://schemas.microsoft.com/office/drawing/2015/9/8/chartex" xmlns:cx2="http://schemas.microsoft.com/office/drawing/2015/10/21/chartex" xmlns:cx3="http://schemas.microsoft.com/office/drawing/2016/5/9/chartex" xmlns:cx4="http://schemas.microsoft.com/office/drawing/2016/5/10/chartex" xmlns:cx5="http://schemas.microsoft.com/office/drawing/2016/5/11/chartex" xmlns:cx6="http://schemas.microsoft.com/office/drawing/2016/5/12/chartex" xmlns:cx7="http://schemas.microsoft.com/office/drawing/2016/5/13/chartex" xmlns:cx8="http://schemas.microsoft.com/office/drawing/2016/5/14/chartex" xmlns:mc="http://schemas.openxmlformats.org/markup-compatibility/2006" xmlns:aink="http://schemas.microsoft.com/office/drawing/2016/ink" xmlns:am3d="http://schemas.microsoft.com/office/drawing/2017/model3d" xmlns:o="urn:schemas-microsoft-com:office:office" xmlns:oel="http://schemas.microsoft.com/office/2019/extlst" xmlns:r="http://schemas.openxmlformats.org/officeDocument/2006/relationships" xmlns:m="http://schemas.openxmlformats.org/officeDocument/2006/math" xmlns:v="urn:schemas-microsoft-com:vml" xmlns:wp14="http://schemas.microsoft.com/office/word/2010/wordprocessingDrawing" xmlns:wp="http://schemas.openxmlformats.org/drawingml/2006/wordprocessingDrawing" xmlns:w10="urn:schemas-microsoft-com:office:word" xmlns:w="http://schemas.openxmlformats.org/wordprocessingml/2006/main" xmlns:w14="http://schemas.microsoft.com/office/word/2010/wordml" xmlns:w15="http://schemas.microsoft.com/office/word/2012/wordml" xmlns:w16cei="http://schemas.microsoft.com/office/word/2026/wordml/cei" xmlns:w16cex="http://schemas.microsoft.com/office/word/2018/wordml/cex" xmlns:w16cid="http://schemas.microsoft.com/office/word/2016/wordml/cid" xmlns:w16="http://schemas.microsoft.com/office/word/2018/wordml" xmlns:w16du="http://schemas.microsoft.com/office/word/2023/wordml/word16du" xmlns:w16sdtdh="http://schemas.microsoft.com/office/word/2020/wordml/sdtdatahash" xmlns:w16sdtfl="http://schemas.microsoft.com/office/word/2024/wordml/sdtformatlock" xmlns:w16se="http://schemas.microsoft.com/office/word/2015/wordml/symex" xmlns:wpg="http://schemas.microsoft.com/office/word/2010/wordprocessingGroup" xmlns:wpi="http://schemas.microsoft.com/office/word/2010/wordprocessingInk" xmlns:wne="http://schemas.microsoft.com/office/word/2006/wordml" xmlns:wps="http://schemas.microsoft.com/office/word/2010/wordprocessingShape" mc:Ignorable="w14 w15 w16se w16cid w16 w16cex w16sdtdh w16sdtfl w16du wp14">
-  <w:p>
-    <w:pPr>
-      <w:pStyle w:val="Footer"/>
-    </w:pPr>
-  </w:p>
-</w:ftr>
-</file>
-
-<file path=word/footer2.xml><?xml version="1.0" encoding="utf-8"?>
-<w:ftr xmlns:wpc="http://schemas.microsoft.com/office/word/2010/wordprocessingCanvas" xmlns:cx="http://schemas.microsoft.com/office/drawing/2014/chartex" xmlns:cx1="http://schemas.microsoft.com/office/drawing/2015/9/8/chartex" xmlns:cx2="http://schemas.microsoft.com/office/drawing/2015/10/21/chartex" xmlns:cx3="http://schemas.microsoft.com/office/drawing/2016/5/9/chartex" xmlns:cx4="http://schemas.microsoft.com/office/drawing/2016/5/10/chartex" xmlns:cx5="http://schemas.microsoft.com/office/drawing/2016/5/11/chartex" xmlns:cx6="http://schemas.microsoft.com/office/drawing/2016/5/12/chartex" xmlns:cx7="http://schemas.microsoft.com/office/drawing/2016/5/13/chartex" xmlns:cx8="http://schemas.microsoft.com/office/drawing/2016/5/14/chartex" xmlns:mc="http://schemas.openxmlformats.org/markup-compatibility/2006" xmlns:aink="http://schemas.microsoft.com/office/drawing/2016/ink" xmlns:am3d="http://schemas.microsoft.com/office/drawing/2017/model3d" xmlns:o="urn:schemas-microsoft-com:office:office" xmlns:oel="http://schemas.microsoft.com/office/2019/extlst" xmlns:r="http://schemas.openxmlformats.org/officeDocument/2006/relationships" xmlns:m="http://schemas.openxmlformats.org/officeDocument/2006/math" xmlns:v="urn:schemas-microsoft-com:vml" xmlns:wp14="http://schemas.microsoft.com/office/word/2010/wordprocessingDrawing" xmlns:wp="http://schemas.openxmlformats.org/drawingml/2006/wordprocessingDrawing" xmlns:w10="urn:schemas-microsoft-com:office:word" xmlns:w="http://schemas.openxmlformats.org/wordprocessingml/2006/main" xmlns:w14="http://schemas.microsoft.com/office/word/2010/wordml" xmlns:w15="http://schemas.microsoft.com/office/word/2012/wordml" xmlns:w16cei="http://schemas.microsoft.com/office/word/2026/wordml/cei" xmlns:w16cex="http://schemas.microsoft.com/office/word/2018/wordml/cex" xmlns:w16cid="http://schemas.microsoft.com/office/word/2016/wordml/cid" xmlns:w16="http://schemas.microsoft.com/office/word/2018/wordml" xmlns:w16du="http://schemas.microsoft.com/office/word/2023/wordml/word16du" xmlns:w16sdtdh="http://schemas.microsoft.com/office/word/2020/wordml/sdtdatahash" xmlns:w16sdtfl="http://schemas.microsoft.com/office/word/2024/wordml/sdtformatlock" xmlns:w16se="http://schemas.microsoft.com/office/word/2015/wordml/symex" xmlns:wpg="http://schemas.microsoft.com/office/word/2010/wordprocessingGroup" xmlns:wpi="http://schemas.microsoft.com/office/word/2010/wordprocessingInk" xmlns:wne="http://schemas.microsoft.com/office/word/2006/wordml" xmlns:wps="http://schemas.microsoft.com/office/word/2010/wordprocessingShape" mc:Ignorable="w14 w15 w16se w16cid w16 w16cex w16sdtdh w16sdtfl w16du wp14">
+<w:ftr xmlns:wpc="http://schemas.microsoft.com/office/word/2010/wordprocessingCanvas" xmlns:cx="http://schemas.microsoft.com/office/drawing/2014/chartex" xmlns:cx1="http://schemas.microsoft.com/office/drawing/2015/9/8/chartex" xmlns:cx2="http://schemas.microsoft.com/office/drawing/2015/10/21/chartex" xmlns:cx3="http://schemas.microsoft.com/office/drawing/2016/5/9/chartex" xmlns:cx4="http://schemas.microsoft.com/office/drawing/2016/5/10/chartex" xmlns:cx5="http://schemas.microsoft.com/office/drawing/2016/5/11/chartex" xmlns:cx6="http://schemas.microsoft.com/office/drawing/2016/5/12/chartex" xmlns:cx7="http://schemas.microsoft.com/office/drawing/2016/5/13/chartex" xmlns:cx8="http://schemas.microsoft.com/office/drawing/2016/5/14/chartex" xmlns:mc="http://schemas.openxmlformats.org/markup-compatibility/2006" xmlns:aink="http://schemas.microsoft.com/office/drawing/2016/ink" xmlns:am3d="http://schemas.microsoft.com/office/drawing/2017/model3d" xmlns:o="urn:schemas-microsoft-com:office:office" xmlns:oel="http://schemas.microsoft.com/office/2019/extlst" xmlns:r="http://schemas.openxmlformats.org/officeDocument/2006/relationships" xmlns:m="http://schemas.openxmlformats.org/officeDocument/2006/math" xmlns:v="urn:schemas-microsoft-com:vml" xmlns:wp14="http://schemas.microsoft.com/office/word/2010/wordprocessingDrawing" xmlns:wp="http://schemas.openxmlformats.org/drawingml/2006/wordprocessingDrawing" xmlns:w10="urn:schemas-microsoft-com:office:word" xmlns:w="http://schemas.openxmlformats.org/wordprocessingml/2006/main" xmlns:w14="http://schemas.microsoft.com/office/word/2010/wordml" xmlns:w15="http://schemas.microsoft.com/office/word/2012/wordml" xmlns:w16cex="http://schemas.microsoft.com/office/word/2018/wordml/cex" xmlns:w16cid="http://schemas.microsoft.com/office/word/2016/wordml/cid" xmlns:w16="http://schemas.microsoft.com/office/word/2018/wordml" xmlns:w16du="http://schemas.microsoft.com/office/word/2023/wordml/word16du" xmlns:w16sdtdh="http://schemas.microsoft.com/office/word/2020/wordml/sdtdatahash" xmlns:w16sdtfl="http://schemas.microsoft.com/office/word/2024/wordml/sdtformatlock" xmlns:w16se="http://schemas.microsoft.com/office/word/2015/wordml/symex" xmlns:wpg="http://schemas.microsoft.com/office/word/2010/wordprocessingGroup" xmlns:wpi="http://schemas.microsoft.com/office/word/2010/wordprocessingInk" xmlns:wne="http://schemas.microsoft.com/office/word/2006/wordml" xmlns:wps="http://schemas.microsoft.com/office/word/2010/wordprocessingShape" mc:Ignorable="w14 w15 w16se w16cid w16 w16cex w16sdtdh w16sdtfl w16du wp14">
   <w:sdt>
     <w:sdtPr>
       <w:id w:val="1224563657"/>
@@ -1574,8 +1562,8 @@
 </w:ftr>
 </file>
 
-<file path=word/footer3.xml><?xml version="1.0" encoding="utf-8"?>
-<w:ftr xmlns:wpc="http://schemas.microsoft.com/office/word/2010/wordprocessingCanvas" xmlns:cx="http://schemas.microsoft.com/office/drawing/2014/chartex" xmlns:cx1="http://schemas.microsoft.com/office/drawing/2015/9/8/chartex" xmlns:cx2="http://schemas.microsoft.com/office/drawing/2015/10/21/chartex" xmlns:cx3="http://schemas.microsoft.com/office/drawing/2016/5/9/chartex" xmlns:cx4="http://schemas.microsoft.com/office/drawing/2016/5/10/chartex" xmlns:cx5="http://schemas.microsoft.com/office/drawing/2016/5/11/chartex" xmlns:cx6="http://schemas.microsoft.com/office/drawing/2016/5/12/chartex" xmlns:cx7="http://schemas.microsoft.com/office/drawing/2016/5/13/chartex" xmlns:cx8="http://schemas.microsoft.com/office/drawing/2016/5/14/chartex" xmlns:mc="http://schemas.openxmlformats.org/markup-compatibility/2006" xmlns:aink="http://schemas.microsoft.com/office/drawing/2016/ink" xmlns:am3d="http://schemas.microsoft.com/office/drawing/2017/model3d" xmlns:o="urn:schemas-microsoft-com:office:office" xmlns:oel="http://schemas.microsoft.com/office/2019/extlst" xmlns:r="http://schemas.openxmlformats.org/officeDocument/2006/relationships" xmlns:m="http://schemas.openxmlformats.org/officeDocument/2006/math" xmlns:v="urn:schemas-microsoft-com:vml" xmlns:wp14="http://schemas.microsoft.com/office/word/2010/wordprocessingDrawing" xmlns:wp="http://schemas.openxmlformats.org/drawingml/2006/wordprocessingDrawing" xmlns:w10="urn:schemas-microsoft-com:office:word" xmlns:w="http://schemas.openxmlformats.org/wordprocessingml/2006/main" xmlns:w14="http://schemas.microsoft.com/office/word/2010/wordml" xmlns:w15="http://schemas.microsoft.com/office/word/2012/wordml" xmlns:w16cei="http://schemas.microsoft.com/office/word/2026/wordml/cei" xmlns:w16cex="http://schemas.microsoft.com/office/word/2018/wordml/cex" xmlns:w16cid="http://schemas.microsoft.com/office/word/2016/wordml/cid" xmlns:w16="http://schemas.microsoft.com/office/word/2018/wordml" xmlns:w16du="http://schemas.microsoft.com/office/word/2023/wordml/word16du" xmlns:w16sdtdh="http://schemas.microsoft.com/office/word/2020/wordml/sdtdatahash" xmlns:w16sdtfl="http://schemas.microsoft.com/office/word/2024/wordml/sdtformatlock" xmlns:w16se="http://schemas.microsoft.com/office/word/2015/wordml/symex" xmlns:wpg="http://schemas.microsoft.com/office/word/2010/wordprocessingGroup" xmlns:wpi="http://schemas.microsoft.com/office/word/2010/wordprocessingInk" xmlns:wne="http://schemas.microsoft.com/office/word/2006/wordml" xmlns:wps="http://schemas.microsoft.com/office/word/2010/wordprocessingShape" mc:Ignorable="w14 w15 w16se w16cid w16 w16cex w16sdtdh w16sdtfl w16du wp14">
+<file path=word/footer2.xml><?xml version="1.0" encoding="utf-8"?>
+<w:ftr xmlns:wpc="http://schemas.microsoft.com/office/word/2010/wordprocessingCanvas" xmlns:cx="http://schemas.microsoft.com/office/drawing/2014/chartex" xmlns:cx1="http://schemas.microsoft.com/office/drawing/2015/9/8/chartex" xmlns:cx2="http://schemas.microsoft.com/office/drawing/2015/10/21/chartex" xmlns:cx3="http://schemas.microsoft.com/office/drawing/2016/5/9/chartex" xmlns:cx4="http://schemas.microsoft.com/office/drawing/2016/5/10/chartex" xmlns:cx5="http://schemas.microsoft.com/office/drawing/2016/5/11/chartex" xmlns:cx6="http://schemas.microsoft.com/office/drawing/2016/5/12/chartex" xmlns:cx7="http://schemas.microsoft.com/office/drawing/2016/5/13/chartex" xmlns:cx8="http://schemas.microsoft.com/office/drawing/2016/5/14/chartex" xmlns:mc="http://schemas.openxmlformats.org/markup-compatibility/2006" xmlns:aink="http://schemas.microsoft.com/office/drawing/2016/ink" xmlns:am3d="http://schemas.microsoft.com/office/drawing/2017/model3d" xmlns:o="urn:schemas-microsoft-com:office:office" xmlns:oel="http://schemas.microsoft.com/office/2019/extlst" xmlns:r="http://schemas.openxmlformats.org/officeDocument/2006/relationships" xmlns:m="http://schemas.openxmlformats.org/officeDocument/2006/math" xmlns:v="urn:schemas-microsoft-com:vml" xmlns:wp14="http://schemas.microsoft.com/office/word/2010/wordprocessingDrawing" xmlns:wp="http://schemas.openxmlformats.org/drawingml/2006/wordprocessingDrawing" xmlns:w10="urn:schemas-microsoft-com:office:word" xmlns:w="http://schemas.openxmlformats.org/wordprocessingml/2006/main" xmlns:w14="http://schemas.microsoft.com/office/word/2010/wordml" xmlns:w15="http://schemas.microsoft.com/office/word/2012/wordml" xmlns:w16cex="http://schemas.microsoft.com/office/word/2018/wordml/cex" xmlns:w16cid="http://schemas.microsoft.com/office/word/2016/wordml/cid" xmlns:w16="http://schemas.microsoft.com/office/word/2018/wordml" xmlns:w16du="http://schemas.microsoft.com/office/word/2023/wordml/word16du" xmlns:w16sdtdh="http://schemas.microsoft.com/office/word/2020/wordml/sdtdatahash" xmlns:w16sdtfl="http://schemas.microsoft.com/office/word/2024/wordml/sdtformatlock" xmlns:w16se="http://schemas.microsoft.com/office/word/2015/wordml/symex" xmlns:wpg="http://schemas.microsoft.com/office/word/2010/wordprocessingGroup" xmlns:wpi="http://schemas.microsoft.com/office/word/2010/wordprocessingInk" xmlns:wne="http://schemas.microsoft.com/office/word/2006/wordml" xmlns:wps="http://schemas.microsoft.com/office/word/2010/wordprocessingShape" mc:Ignorable="w14 w15 w16se w16cid w16 w16cex w16sdtdh w16sdtfl w16du wp14">
   <w:sdt>
     <w:sdtPr>
       <w:id w:val="-1032957410"/>
@@ -1728,7 +1716,7 @@
 </file>
 
 <file path=word/footnotes.xml><?xml version="1.0" encoding="utf-8"?>
-<w:footnotes xmlns:wpc="http://schemas.microsoft.com/office/word/2010/wordprocessingCanvas" xmlns:cx="http://schemas.microsoft.com/office/drawing/2014/chartex" xmlns:cx1="http://schemas.microsoft.com/office/drawing/2015/9/8/chartex" xmlns:cx2="http://schemas.microsoft.com/office/drawing/2015/10/21/chartex" xmlns:cx3="http://schemas.microsoft.com/office/drawing/2016/5/9/chartex" xmlns:cx4="http://schemas.microsoft.com/office/drawing/2016/5/10/chartex" xmlns:cx5="http://schemas.microsoft.com/office/drawing/2016/5/11/chartex" xmlns:cx6="http://schemas.microsoft.com/office/drawing/2016/5/12/chartex" xmlns:cx7="http://schemas.microsoft.com/office/drawing/2016/5/13/chartex" xmlns:cx8="http://schemas.microsoft.com/office/drawing/2016/5/14/chartex" xmlns:mc="http://schemas.openxmlformats.org/markup-compatibility/2006" xmlns:aink="http://schemas.microsoft.com/office/drawing/2016/ink" xmlns:am3d="http://schemas.microsoft.com/office/drawing/2017/model3d" xmlns:o="urn:schemas-microsoft-com:office:office" xmlns:oel="http://schemas.microsoft.com/office/2019/extlst" xmlns:r="http://schemas.openxmlformats.org/officeDocument/2006/relationships" xmlns:m="http://schemas.openxmlformats.org/officeDocument/2006/math" xmlns:v="urn:schemas-microsoft-com:vml" xmlns:wp14="http://schemas.microsoft.com/office/word/2010/wordprocessingDrawing" xmlns:wp="http://schemas.openxmlformats.org/drawingml/2006/wordprocessingDrawing" xmlns:w10="urn:schemas-microsoft-com:office:word" xmlns:w="http://schemas.openxmlformats.org/wordprocessingml/2006/main" xmlns:w14="http://schemas.microsoft.com/office/word/2010/wordml" xmlns:w15="http://schemas.microsoft.com/office/word/2012/wordml" xmlns:w16cei="http://schemas.microsoft.com/office/word/2026/wordml/cei" xmlns:w16cex="http://schemas.microsoft.com/office/word/2018/wordml/cex" xmlns:w16cid="http://schemas.microsoft.com/office/word/2016/wordml/cid" xmlns:w16="http://schemas.microsoft.com/office/word/2018/wordml" xmlns:w16du="http://schemas.microsoft.com/office/word/2023/wordml/word16du" xmlns:w16sdtdh="http://schemas.microsoft.com/office/word/2020/wordml/sdtdatahash" xmlns:w16sdtfl="http://schemas.microsoft.com/office/word/2024/wordml/sdtformatlock" xmlns:w16se="http://schemas.microsoft.com/office/word/2015/wordml/symex" xmlns:wpg="http://schemas.microsoft.com/office/word/2010/wordprocessingGroup" xmlns:wpi="http://schemas.microsoft.com/office/word/2010/wordprocessingInk" xmlns:wne="http://schemas.microsoft.com/office/word/2006/wordml" xmlns:wps="http://schemas.microsoft.com/office/word/2010/wordprocessingShape" mc:Ignorable="w14 w15 w16se w16cid w16 w16cex w16sdtdh w16sdtfl w16du wp14">
+<w:footnotes xmlns:wpc="http://schemas.microsoft.com/office/word/2010/wordprocessingCanvas" xmlns:cx="http://schemas.microsoft.com/office/drawing/2014/chartex" xmlns:cx1="http://schemas.microsoft.com/office/drawing/2015/9/8/chartex" xmlns:cx2="http://schemas.microsoft.com/office/drawing/2015/10/21/chartex" xmlns:cx3="http://schemas.microsoft.com/office/drawing/2016/5/9/chartex" xmlns:cx4="http://schemas.microsoft.com/office/drawing/2016/5/10/chartex" xmlns:cx5="http://schemas.microsoft.com/office/drawing/2016/5/11/chartex" xmlns:cx6="http://schemas.microsoft.com/office/drawing/2016/5/12/chartex" xmlns:cx7="http://schemas.microsoft.com/office/drawing/2016/5/13/chartex" xmlns:cx8="http://schemas.microsoft.com/office/drawing/2016/5/14/chartex" xmlns:mc="http://schemas.openxmlformats.org/markup-compatibility/2006" xmlns:aink="http://schemas.microsoft.com/office/drawing/2016/ink" xmlns:am3d="http://schemas.microsoft.com/office/drawing/2017/model3d" xmlns:o="urn:schemas-microsoft-com:office:office" xmlns:oel="http://schemas.microsoft.com/office/2019/extlst" xmlns:r="http://schemas.openxmlformats.org/officeDocument/2006/relationships" xmlns:m="http://schemas.openxmlformats.org/officeDocument/2006/math" xmlns:v="urn:schemas-microsoft-com:vml" xmlns:wp14="http://schemas.microsoft.com/office/word/2010/wordprocessingDrawing" xmlns:wp="http://schemas.openxmlformats.org/drawingml/2006/wordprocessingDrawing" xmlns:w10="urn:schemas-microsoft-com:office:word" xmlns:w="http://schemas.openxmlformats.org/wordprocessingml/2006/main" xmlns:w14="http://schemas.microsoft.com/office/word/2010/wordml" xmlns:w15="http://schemas.microsoft.com/office/word/2012/wordml" xmlns:w16cex="http://schemas.microsoft.com/office/word/2018/wordml/cex" xmlns:w16cid="http://schemas.microsoft.com/office/word/2016/wordml/cid" xmlns:w16="http://schemas.microsoft.com/office/word/2018/wordml" xmlns:w16du="http://schemas.microsoft.com/office/word/2023/wordml/word16du" xmlns:w16sdtdh="http://schemas.microsoft.com/office/word/2020/wordml/sdtdatahash" xmlns:w16sdtfl="http://schemas.microsoft.com/office/word/2024/wordml/sdtformatlock" xmlns:w16se="http://schemas.microsoft.com/office/word/2015/wordml/symex" xmlns:wpg="http://schemas.microsoft.com/office/word/2010/wordprocessingGroup" xmlns:wpi="http://schemas.microsoft.com/office/word/2010/wordprocessingInk" xmlns:wne="http://schemas.microsoft.com/office/word/2006/wordml" xmlns:wps="http://schemas.microsoft.com/office/word/2010/wordprocessingShape" mc:Ignorable="w14 w15 w16se w16cid w16 w16cex w16sdtdh w16sdtfl w16du wp14">
   <w:footnote w:type="separator" w:id="-1">
     <w:p>
       <w:pPr>
@@ -1753,17 +1741,7 @@
 </file>
 
 <file path=word/header1.xml><?xml version="1.0" encoding="utf-8"?>
-<w:hdr xmlns:wpc="http://schemas.microsoft.com/office/word/2010/wordprocessingCanvas" xmlns:cx="http://schemas.microsoft.com/office/drawing/2014/chartex" xmlns:cx1="http://schemas.microsoft.com/office/drawing/2015/9/8/chartex" xmlns:cx2="http://schemas.microsoft.com/office/drawing/2015/10/21/chartex" xmlns:cx3="http://schemas.microsoft.com/office/drawing/2016/5/9/chartex" xmlns:cx4="http://schemas.microsoft.com/office/drawing/2016/5/10/chartex" xmlns:cx5="http://schemas.microsoft.com/office/drawing/2016/5/11/chartex" xmlns:cx6="http://schemas.microsoft.com/office/drawing/2016/5/12/chartex" xmlns:cx7="http://schemas.microsoft.com/office/drawing/2016/5/13/chartex" xmlns:cx8="http://schemas.microsoft.com/office/drawing/2016/5/14/chartex" xmlns:mc="http://schemas.openxmlformats.org/markup-compatibility/2006" xmlns:aink="http://schemas.microsoft.com/office/drawing/2016/ink" xmlns:am3d="http://schemas.microsoft.com/office/drawing/2017/model3d" xmlns:o="urn:schemas-microsoft-com:office:office" xmlns:oel="http://schemas.microsoft.com/office/2019/extlst" xmlns:r="http://schemas.openxmlformats.org/officeDocument/2006/relationships" xmlns:m="http://schemas.openxmlformats.org/officeDocument/2006/math" xmlns:v="urn:schemas-microsoft-com:vml" xmlns:wp14="http://schemas.microsoft.com/office/word/2010/wordprocessingDrawing" xmlns:wp="http://schemas.openxmlformats.org/drawingml/2006/wordprocessingDrawing" xmlns:w10="urn:schemas-microsoft-com:office:word" xmlns:w="http://schemas.openxmlformats.org/wordprocessingml/2006/main" xmlns:w14="http://schemas.microsoft.com/office/word/2010/wordml" xmlns:w15="http://schemas.microsoft.com/office/word/2012/wordml" xmlns:w16cei="http://schemas.microsoft.com/office/word/2026/wordml/cei" xmlns:w16cex="http://schemas.microsoft.com/office/word/2018/wordml/cex" xmlns:w16cid="http://schemas.microsoft.com/office/word/2016/wordml/cid" xmlns:w16="http://schemas.microsoft.com/office/word/2018/wordml" xmlns:w16du="http://schemas.microsoft.com/office/word/2023/wordml/word16du" xmlns:w16sdtdh="http://schemas.microsoft.com/office/word/2020/wordml/sdtdatahash" xmlns:w16sdtfl="http://schemas.microsoft.com/office/word/2024/wordml/sdtformatlock" xmlns:w16se="http://schemas.microsoft.com/office/word/2015/wordml/symex" xmlns:wpg="http://schemas.microsoft.com/office/word/2010/wordprocessingGroup" xmlns:wpi="http://schemas.microsoft.com/office/word/2010/wordprocessingInk" xmlns:wne="http://schemas.microsoft.com/office/word/2006/wordml" xmlns:wps="http://schemas.microsoft.com/office/word/2010/wordprocessingShape" mc:Ignorable="w14 w15 w16se w16cid w16 w16cex w16sdtdh w16sdtfl w16du wp14">
-  <w:p>
-    <w:pPr>
-      <w:pStyle w:val="Header"/>
-    </w:pPr>
-  </w:p>
-</w:hdr>
-</file>
-
-<file path=word/header2.xml><?xml version="1.0" encoding="utf-8"?>
-<w:hdr xmlns:wpc="http://schemas.microsoft.com/office/word/2010/wordprocessingCanvas" xmlns:cx="http://schemas.microsoft.com/office/drawing/2014/chartex" xmlns:cx1="http://schemas.microsoft.com/office/drawing/2015/9/8/chartex" xmlns:cx2="http://schemas.microsoft.com/office/drawing/2015/10/21/chartex" xmlns:cx3="http://schemas.microsoft.com/office/drawing/2016/5/9/chartex" xmlns:cx4="http://schemas.microsoft.com/office/drawing/2016/5/10/chartex" xmlns:cx5="http://schemas.microsoft.com/office/drawing/2016/5/11/chartex" xmlns:cx6="http://schemas.microsoft.com/office/drawing/2016/5/12/chartex" xmlns:cx7="http://schemas.microsoft.com/office/drawing/2016/5/13/chartex" xmlns:cx8="http://schemas.microsoft.com/office/drawing/2016/5/14/chartex" xmlns:mc="http://schemas.openxmlformats.org/markup-compatibility/2006" xmlns:aink="http://schemas.microsoft.com/office/drawing/2016/ink" xmlns:am3d="http://schemas.microsoft.com/office/drawing/2017/model3d" xmlns:o="urn:schemas-microsoft-com:office:office" xmlns:oel="http://schemas.microsoft.com/office/2019/extlst" xmlns:r="http://schemas.openxmlformats.org/officeDocument/2006/relationships" xmlns:m="http://schemas.openxmlformats.org/officeDocument/2006/math" xmlns:v="urn:schemas-microsoft-com:vml" xmlns:wp14="http://schemas.microsoft.com/office/word/2010/wordprocessingDrawing" xmlns:wp="http://schemas.openxmlformats.org/drawingml/2006/wordprocessingDrawing" xmlns:w10="urn:schemas-microsoft-com:office:word" xmlns:w="http://schemas.openxmlformats.org/wordprocessingml/2006/main" xmlns:w14="http://schemas.microsoft.com/office/word/2010/wordml" xmlns:w15="http://schemas.microsoft.com/office/word/2012/wordml" xmlns:w16cei="http://schemas.microsoft.com/office/word/2026/wordml/cei" xmlns:w16cex="http://schemas.microsoft.com/office/word/2018/wordml/cex" xmlns:w16cid="http://schemas.microsoft.com/office/word/2016/wordml/cid" xmlns:w16="http://schemas.microsoft.com/office/word/2018/wordml" xmlns:w16du="http://schemas.microsoft.com/office/word/2023/wordml/word16du" xmlns:w16sdtdh="http://schemas.microsoft.com/office/word/2020/wordml/sdtdatahash" xmlns:w16sdtfl="http://schemas.microsoft.com/office/word/2024/wordml/sdtformatlock" xmlns:w16se="http://schemas.microsoft.com/office/word/2015/wordml/symex" xmlns:wpg="http://schemas.microsoft.com/office/word/2010/wordprocessingGroup" xmlns:wpi="http://schemas.microsoft.com/office/word/2010/wordprocessingInk" xmlns:wne="http://schemas.microsoft.com/office/word/2006/wordml" xmlns:wps="http://schemas.microsoft.com/office/word/2010/wordprocessingShape" mc:Ignorable="w14 w15 w16se w16cid w16 w16cex w16sdtdh w16sdtfl w16du wp14">
+<w:hdr xmlns:wpc="http://schemas.microsoft.com/office/word/2010/wordprocessingCanvas" xmlns:cx="http://schemas.microsoft.com/office/drawing/2014/chartex" xmlns:cx1="http://schemas.microsoft.com/office/drawing/2015/9/8/chartex" xmlns:cx2="http://schemas.microsoft.com/office/drawing/2015/10/21/chartex" xmlns:cx3="http://schemas.microsoft.com/office/drawing/2016/5/9/chartex" xmlns:cx4="http://schemas.microsoft.com/office/drawing/2016/5/10/chartex" xmlns:cx5="http://schemas.microsoft.com/office/drawing/2016/5/11/chartex" xmlns:cx6="http://schemas.microsoft.com/office/drawing/2016/5/12/chartex" xmlns:cx7="http://schemas.microsoft.com/office/drawing/2016/5/13/chartex" xmlns:cx8="http://schemas.microsoft.com/office/drawing/2016/5/14/chartex" xmlns:mc="http://schemas.openxmlformats.org/markup-compatibility/2006" xmlns:aink="http://schemas.microsoft.com/office/drawing/2016/ink" xmlns:am3d="http://schemas.microsoft.com/office/drawing/2017/model3d" xmlns:o="urn:schemas-microsoft-com:office:office" xmlns:oel="http://schemas.microsoft.com/office/2019/extlst" xmlns:r="http://schemas.openxmlformats.org/officeDocument/2006/relationships" xmlns:m="http://schemas.openxmlformats.org/officeDocument/2006/math" xmlns:v="urn:schemas-microsoft-com:vml" xmlns:wp14="http://schemas.microsoft.com/office/word/2010/wordprocessingDrawing" xmlns:wp="http://schemas.openxmlformats.org/drawingml/2006/wordprocessingDrawing" xmlns:w10="urn:schemas-microsoft-com:office:word" xmlns:w="http://schemas.openxmlformats.org/wordprocessingml/2006/main" xmlns:w14="http://schemas.microsoft.com/office/word/2010/wordml" xmlns:w15="http://schemas.microsoft.com/office/word/2012/wordml" xmlns:w16cex="http://schemas.microsoft.com/office/word/2018/wordml/cex" xmlns:w16cid="http://schemas.microsoft.com/office/word/2016/wordml/cid" xmlns:w16="http://schemas.microsoft.com/office/word/2018/wordml" xmlns:w16du="http://schemas.microsoft.com/office/word/2023/wordml/word16du" xmlns:w16sdtdh="http://schemas.microsoft.com/office/word/2020/wordml/sdtdatahash" xmlns:w16sdtfl="http://schemas.microsoft.com/office/word/2024/wordml/sdtformatlock" xmlns:w16se="http://schemas.microsoft.com/office/word/2015/wordml/symex" xmlns:wpg="http://schemas.microsoft.com/office/word/2010/wordprocessingGroup" xmlns:wpi="http://schemas.microsoft.com/office/word/2010/wordprocessingInk" xmlns:wne="http://schemas.microsoft.com/office/word/2006/wordml" xmlns:wps="http://schemas.microsoft.com/office/word/2010/wordprocessingShape" mc:Ignorable="w14 w15 w16se w16cid w16 w16cex w16sdtdh w16sdtfl w16du wp14">
   <w:tbl>
     <w:tblPr>
       <w:tblStyle w:val="TableGrid"/>
@@ -2361,17 +2339,6 @@
             <w:pStyle w:val="Header"/>
             <w:rPr>
               <w:rFonts w:ascii="BC Sans" w:hAnsi="BC Sans"/>
-              <w:color w:val="000000"/>
-              <w:sz w:val="24"/>
-              <w:szCs w:val="24"/>
-            </w:rPr>
-          </w:pPr>
-        </w:p>
-        <w:p>
-          <w:pPr>
-            <w:pStyle w:val="Header"/>
-            <w:rPr>
-              <w:rFonts w:ascii="BC Sans" w:hAnsi="BC Sans"/>
               <w:b/>
               <w:bCs/>
               <w:color w:val="000000"/>
@@ -2379,26 +2346,6 @@
               <w:szCs w:val="32"/>
             </w:rPr>
           </w:pPr>
-          <w:r>
-            <w:rPr>
-              <w:rFonts w:ascii="BC Sans" w:hAnsi="BC Sans"/>
-              <w:color w:val="000000"/>
-              <w:sz w:val="24"/>
-              <w:szCs w:val="24"/>
-            </w:rPr>
-            <w:t>{{#BLAccountName}}</w:t>
-          </w:r>
-          <w:r>
-            <w:rPr>
-              <w:rFonts w:ascii="BC Sans" w:hAnsi="BC Sans"/>
-              <w:b/>
-              <w:bCs/>
-              <w:color w:val="000000"/>
-              <w:sz w:val="24"/>
-              <w:szCs w:val="24"/>
-            </w:rPr>
-            <w:t>Facility Name:</w:t>
-          </w:r>
         </w:p>
       </w:tc>
       <w:tc>
@@ -2410,17 +2357,6 @@
             <w:pStyle w:val="Header"/>
             <w:rPr>
               <w:rFonts w:ascii="BC Sans" w:hAnsi="BC Sans"/>
-              <w:color w:val="000000"/>
-              <w:sz w:val="24"/>
-              <w:szCs w:val="24"/>
-            </w:rPr>
-          </w:pPr>
-        </w:p>
-        <w:p>
-          <w:pPr>
-            <w:pStyle w:val="Header"/>
-            <w:rPr>
-              <w:rFonts w:ascii="BC Sans" w:hAnsi="BC Sans"/>
               <w:b/>
               <w:bCs/>
               <w:color w:val="000000"/>
@@ -2428,15 +2364,6 @@
               <w:szCs w:val="32"/>
             </w:rPr>
           </w:pPr>
-          <w:r>
-            <w:rPr>
-              <w:rFonts w:ascii="BC Sans" w:hAnsi="BC Sans"/>
-              <w:color w:val="000000"/>
-              <w:sz w:val="24"/>
-              <w:szCs w:val="24"/>
-            </w:rPr>
-            <w:t>{{BLAccountName}}{{/BLAccountName}}</w:t>
-          </w:r>
         </w:p>
       </w:tc>
     </w:tr>
@@ -2449,8 +2376,8 @@
 </w:hdr>
 </file>
 
-<file path=word/header3.xml><?xml version="1.0" encoding="utf-8"?>
-<w:hdr xmlns:wpc="http://schemas.microsoft.com/office/word/2010/wordprocessingCanvas" xmlns:cx="http://schemas.microsoft.com/office/drawing/2014/chartex" xmlns:cx1="http://schemas.microsoft.com/office/drawing/2015/9/8/chartex" xmlns:cx2="http://schemas.microsoft.com/office/drawing/2015/10/21/chartex" xmlns:cx3="http://schemas.microsoft.com/office/drawing/2016/5/9/chartex" xmlns:cx4="http://schemas.microsoft.com/office/drawing/2016/5/10/chartex" xmlns:cx5="http://schemas.microsoft.com/office/drawing/2016/5/11/chartex" xmlns:cx6="http://schemas.microsoft.com/office/drawing/2016/5/12/chartex" xmlns:cx7="http://schemas.microsoft.com/office/drawing/2016/5/13/chartex" xmlns:cx8="http://schemas.microsoft.com/office/drawing/2016/5/14/chartex" xmlns:mc="http://schemas.openxmlformats.org/markup-compatibility/2006" xmlns:aink="http://schemas.microsoft.com/office/drawing/2016/ink" xmlns:am3d="http://schemas.microsoft.com/office/drawing/2017/model3d" xmlns:o="urn:schemas-microsoft-com:office:office" xmlns:oel="http://schemas.microsoft.com/office/2019/extlst" xmlns:r="http://schemas.openxmlformats.org/officeDocument/2006/relationships" xmlns:m="http://schemas.openxmlformats.org/officeDocument/2006/math" xmlns:v="urn:schemas-microsoft-com:vml" xmlns:wp14="http://schemas.microsoft.com/office/word/2010/wordprocessingDrawing" xmlns:wp="http://schemas.openxmlformats.org/drawingml/2006/wordprocessingDrawing" xmlns:w10="urn:schemas-microsoft-com:office:word" xmlns:w="http://schemas.openxmlformats.org/wordprocessingml/2006/main" xmlns:w14="http://schemas.microsoft.com/office/word/2010/wordml" xmlns:w15="http://schemas.microsoft.com/office/word/2012/wordml" xmlns:w16cei="http://schemas.microsoft.com/office/word/2026/wordml/cei" xmlns:w16cex="http://schemas.microsoft.com/office/word/2018/wordml/cex" xmlns:w16cid="http://schemas.microsoft.com/office/word/2016/wordml/cid" xmlns:w16="http://schemas.microsoft.com/office/word/2018/wordml" xmlns:w16du="http://schemas.microsoft.com/office/word/2023/wordml/word16du" xmlns:w16sdtdh="http://schemas.microsoft.com/office/word/2020/wordml/sdtdatahash" xmlns:w16sdtfl="http://schemas.microsoft.com/office/word/2024/wordml/sdtformatlock" xmlns:w16se="http://schemas.microsoft.com/office/word/2015/wordml/symex" xmlns:wpg="http://schemas.microsoft.com/office/word/2010/wordprocessingGroup" xmlns:wpi="http://schemas.microsoft.com/office/word/2010/wordprocessingInk" xmlns:wne="http://schemas.microsoft.com/office/word/2006/wordml" xmlns:wps="http://schemas.microsoft.com/office/word/2010/wordprocessingShape" mc:Ignorable="w14 w15 w16se w16cid w16 w16cex w16sdtdh w16sdtfl w16du wp14">
+<file path=word/header2.xml><?xml version="1.0" encoding="utf-8"?>
+<w:hdr xmlns:wpc="http://schemas.microsoft.com/office/word/2010/wordprocessingCanvas" xmlns:cx="http://schemas.microsoft.com/office/drawing/2014/chartex" xmlns:cx1="http://schemas.microsoft.com/office/drawing/2015/9/8/chartex" xmlns:cx2="http://schemas.microsoft.com/office/drawing/2015/10/21/chartex" xmlns:cx3="http://schemas.microsoft.com/office/drawing/2016/5/9/chartex" xmlns:cx4="http://schemas.microsoft.com/office/drawing/2016/5/10/chartex" xmlns:cx5="http://schemas.microsoft.com/office/drawing/2016/5/11/chartex" xmlns:cx6="http://schemas.microsoft.com/office/drawing/2016/5/12/chartex" xmlns:cx7="http://schemas.microsoft.com/office/drawing/2016/5/13/chartex" xmlns:cx8="http://schemas.microsoft.com/office/drawing/2016/5/14/chartex" xmlns:mc="http://schemas.openxmlformats.org/markup-compatibility/2006" xmlns:aink="http://schemas.microsoft.com/office/drawing/2016/ink" xmlns:am3d="http://schemas.microsoft.com/office/drawing/2017/model3d" xmlns:o="urn:schemas-microsoft-com:office:office" xmlns:oel="http://schemas.microsoft.com/office/2019/extlst" xmlns:r="http://schemas.openxmlformats.org/officeDocument/2006/relationships" xmlns:m="http://schemas.openxmlformats.org/officeDocument/2006/math" xmlns:v="urn:schemas-microsoft-com:vml" xmlns:wp14="http://schemas.microsoft.com/office/word/2010/wordprocessingDrawing" xmlns:wp="http://schemas.openxmlformats.org/drawingml/2006/wordprocessingDrawing" xmlns:w10="urn:schemas-microsoft-com:office:word" xmlns:w="http://schemas.openxmlformats.org/wordprocessingml/2006/main" xmlns:w14="http://schemas.microsoft.com/office/word/2010/wordml" xmlns:w15="http://schemas.microsoft.com/office/word/2012/wordml" xmlns:w16cex="http://schemas.microsoft.com/office/word/2018/wordml/cex" xmlns:w16cid="http://schemas.microsoft.com/office/word/2016/wordml/cid" xmlns:w16="http://schemas.microsoft.com/office/word/2018/wordml" xmlns:w16du="http://schemas.microsoft.com/office/word/2023/wordml/word16du" xmlns:w16sdtdh="http://schemas.microsoft.com/office/word/2020/wordml/sdtdatahash" xmlns:w16sdtfl="http://schemas.microsoft.com/office/word/2024/wordml/sdtformatlock" xmlns:w16se="http://schemas.microsoft.com/office/word/2015/wordml/symex" xmlns:wpg="http://schemas.microsoft.com/office/word/2010/wordprocessingGroup" xmlns:wpi="http://schemas.microsoft.com/office/word/2010/wordprocessingInk" xmlns:wne="http://schemas.microsoft.com/office/word/2006/wordml" xmlns:wps="http://schemas.microsoft.com/office/word/2010/wordprocessingShape" mc:Ignorable="w14 w15 w16se w16cid w16 w16cex w16sdtdh w16sdtfl w16du wp14">
   <w:tbl>
     <w:tblPr>
       <w:tblStyle w:val="TableGrid"/>
@@ -3055,98 +2982,6 @@
         </w:p>
       </w:tc>
     </w:tr>
-    <w:tr>
-      <w:trPr>
-        <w:trHeight w:val="273"/>
-      </w:trPr>
-      <w:tc>
-        <w:tcPr>
-          <w:tcW w:w="4675" w:type="dxa"/>
-        </w:tcPr>
-        <w:p>
-          <w:pPr>
-            <w:spacing w:after="0"/>
-            <w:rPr>
-              <w:rFonts w:ascii="BC Sans" w:hAnsi="BC Sans"/>
-              <w:color w:val="000000"/>
-              <w:sz w:val="24"/>
-              <w:szCs w:val="24"/>
-            </w:rPr>
-          </w:pPr>
-        </w:p>
-        <w:p>
-          <w:pPr>
-            <w:spacing w:after="0"/>
-            <w:rPr>
-              <w:rFonts w:ascii="BC Sans" w:hAnsi="BC Sans"/>
-              <w:b/>
-              <w:bCs/>
-              <w:color w:val="000000"/>
-              <w:sz w:val="36"/>
-              <w:szCs w:val="36"/>
-            </w:rPr>
-          </w:pPr>
-          <w:r>
-            <w:rPr>
-              <w:rFonts w:ascii="BC Sans" w:hAnsi="BC Sans"/>
-              <w:color w:val="000000"/>
-              <w:sz w:val="24"/>
-              <w:szCs w:val="24"/>
-            </w:rPr>
-            <w:t>{{#BLAccountName}}</w:t>
-          </w:r>
-          <w:r>
-            <w:rPr>
-              <w:rFonts w:ascii="BC Sans" w:hAnsi="BC Sans"/>
-              <w:b/>
-              <w:bCs/>
-              <w:color w:val="000000"/>
-              <w:sz w:val="24"/>
-              <w:szCs w:val="24"/>
-            </w:rPr>
-            <w:t>Facility Name:</w:t>
-          </w:r>
-        </w:p>
-      </w:tc>
-      <w:tc>
-        <w:tcPr>
-          <w:tcW w:w="4675" w:type="dxa"/>
-        </w:tcPr>
-        <w:p>
-          <w:pPr>
-            <w:spacing w:after="0"/>
-            <w:rPr>
-              <w:rFonts w:ascii="BC Sans" w:hAnsi="BC Sans"/>
-              <w:color w:val="000000"/>
-              <w:sz w:val="24"/>
-              <w:szCs w:val="24"/>
-            </w:rPr>
-          </w:pPr>
-        </w:p>
-        <w:p>
-          <w:pPr>
-            <w:spacing w:after="0"/>
-            <w:rPr>
-              <w:rFonts w:ascii="BC Sans" w:hAnsi="BC Sans"/>
-              <w:b/>
-              <w:bCs/>
-              <w:color w:val="000000"/>
-              <w:sz w:val="36"/>
-              <w:szCs w:val="36"/>
-            </w:rPr>
-          </w:pPr>
-          <w:r>
-            <w:rPr>
-              <w:rFonts w:ascii="BC Sans" w:hAnsi="BC Sans"/>
-              <w:color w:val="000000"/>
-              <w:sz w:val="24"/>
-              <w:szCs w:val="24"/>
-            </w:rPr>
-            <w:t>{{BLAccountName}}{{/BLAccountName}}</w:t>
-          </w:r>
-        </w:p>
-      </w:tc>
-    </w:tr>
   </w:tbl>
   <w:p>
     <w:pPr>
@@ -3157,7 +2992,7 @@
 </file>
 
 <file path=word/numbering.xml><?xml version="1.0" encoding="utf-8"?>
-<w:numbering xmlns:wpc="http://schemas.microsoft.com/office/word/2010/wordprocessingCanvas" xmlns:cx="http://schemas.microsoft.com/office/drawing/2014/chartex" xmlns:cx1="http://schemas.microsoft.com/office/drawing/2015/9/8/chartex" xmlns:cx2="http://schemas.microsoft.com/office/drawing/2015/10/21/chartex" xmlns:cx3="http://schemas.microsoft.com/office/drawing/2016/5/9/chartex" xmlns:cx4="http://schemas.microsoft.com/office/drawing/2016/5/10/chartex" xmlns:cx5="http://schemas.microsoft.com/office/drawing/2016/5/11/chartex" xmlns:cx6="http://schemas.microsoft.com/office/drawing/2016/5/12/chartex" xmlns:cx7="http://schemas.microsoft.com/office/drawing/2016/5/13/chartex" xmlns:cx8="http://schemas.microsoft.com/office/drawing/2016/5/14/chartex" xmlns:mc="http://schemas.openxmlformats.org/markup-compatibility/2006" xmlns:aink="http://schemas.microsoft.com/office/drawing/2016/ink" xmlns:am3d="http://schemas.microsoft.com/office/drawing/2017/model3d" xmlns:o="urn:schemas-microsoft-com:office:office" xmlns:oel="http://schemas.microsoft.com/office/2019/extlst" xmlns:r="http://schemas.openxmlformats.org/officeDocument/2006/relationships" xmlns:m="http://schemas.openxmlformats.org/officeDocument/2006/math" xmlns:v="urn:schemas-microsoft-com:vml" xmlns:wp14="http://schemas.microsoft.com/office/word/2010/wordprocessingDrawing" xmlns:wp="http://schemas.openxmlformats.org/drawingml/2006/wordprocessingDrawing" xmlns:w10="urn:schemas-microsoft-com:office:word" xmlns:w="http://schemas.openxmlformats.org/wordprocessingml/2006/main" xmlns:w14="http://schemas.microsoft.com/office/word/2010/wordml" xmlns:w15="http://schemas.microsoft.com/office/word/2012/wordml" xmlns:w16cei="http://schemas.microsoft.com/office/word/2026/wordml/cei" xmlns:w16cex="http://schemas.microsoft.com/office/word/2018/wordml/cex" xmlns:w16cid="http://schemas.microsoft.com/office/word/2016/wordml/cid" xmlns:w16="http://schemas.microsoft.com/office/word/2018/wordml" xmlns:w16du="http://schemas.microsoft.com/office/word/2023/wordml/word16du" xmlns:w16sdtdh="http://schemas.microsoft.com/office/word/2020/wordml/sdtdatahash" xmlns:w16sdtfl="http://schemas.microsoft.com/office/word/2024/wordml/sdtformatlock" xmlns:w16se="http://schemas.microsoft.com/office/word/2015/wordml/symex" xmlns:wpg="http://schemas.microsoft.com/office/word/2010/wordprocessingGroup" xmlns:wpi="http://schemas.microsoft.com/office/word/2010/wordprocessingInk" xmlns:wne="http://schemas.microsoft.com/office/word/2006/wordml" xmlns:wps="http://schemas.microsoft.com/office/word/2010/wordprocessingShape" mc:Ignorable="w14 w15 w16se w16cid w16 w16cex w16sdtdh w16sdtfl w16du wp14">
+<w:numbering xmlns:wpc="http://schemas.microsoft.com/office/word/2010/wordprocessingCanvas" xmlns:cx="http://schemas.microsoft.com/office/drawing/2014/chartex" xmlns:cx1="http://schemas.microsoft.com/office/drawing/2015/9/8/chartex" xmlns:cx2="http://schemas.microsoft.com/office/drawing/2015/10/21/chartex" xmlns:cx3="http://schemas.microsoft.com/office/drawing/2016/5/9/chartex" xmlns:cx4="http://schemas.microsoft.com/office/drawing/2016/5/10/chartex" xmlns:cx5="http://schemas.microsoft.com/office/drawing/2016/5/11/chartex" xmlns:cx6="http://schemas.microsoft.com/office/drawing/2016/5/12/chartex" xmlns:cx7="http://schemas.microsoft.com/office/drawing/2016/5/13/chartex" xmlns:cx8="http://schemas.microsoft.com/office/drawing/2016/5/14/chartex" xmlns:mc="http://schemas.openxmlformats.org/markup-compatibility/2006" xmlns:aink="http://schemas.microsoft.com/office/drawing/2016/ink" xmlns:am3d="http://schemas.microsoft.com/office/drawing/2017/model3d" xmlns:o="urn:schemas-microsoft-com:office:office" xmlns:oel="http://schemas.microsoft.com/office/2019/extlst" xmlns:r="http://schemas.openxmlformats.org/officeDocument/2006/relationships" xmlns:m="http://schemas.openxmlformats.org/officeDocument/2006/math" xmlns:v="urn:schemas-microsoft-com:vml" xmlns:wp14="http://schemas.microsoft.com/office/word/2010/wordprocessingDrawing" xmlns:wp="http://schemas.openxmlformats.org/drawingml/2006/wordprocessingDrawing" xmlns:w10="urn:schemas-microsoft-com:office:word" xmlns:w="http://schemas.openxmlformats.org/wordprocessingml/2006/main" xmlns:w14="http://schemas.microsoft.com/office/word/2010/wordml" xmlns:w15="http://schemas.microsoft.com/office/word/2012/wordml" xmlns:w16cex="http://schemas.microsoft.com/office/word/2018/wordml/cex" xmlns:w16cid="http://schemas.microsoft.com/office/word/2016/wordml/cid" xmlns:w16="http://schemas.microsoft.com/office/word/2018/wordml" xmlns:w16du="http://schemas.microsoft.com/office/word/2023/wordml/word16du" xmlns:w16sdtdh="http://schemas.microsoft.com/office/word/2020/wordml/sdtdatahash" xmlns:w16sdtfl="http://schemas.microsoft.com/office/word/2024/wordml/sdtformatlock" xmlns:w16se="http://schemas.microsoft.com/office/word/2015/wordml/symex" xmlns:wpg="http://schemas.microsoft.com/office/word/2010/wordprocessingGroup" xmlns:wpi="http://schemas.microsoft.com/office/word/2010/wordprocessingInk" xmlns:wne="http://schemas.microsoft.com/office/word/2006/wordml" xmlns:wps="http://schemas.microsoft.com/office/word/2010/wordprocessingShape" mc:Ignorable="w14 w15 w16se w16cid w16 w16cex w16sdtdh w16sdtfl w16du wp14">
   <w:abstractNum w:abstractNumId="0" w15:restartNumberingAfterBreak="0">
     <w:nsid w:val="03BF5CCB"/>
     <w:multiLevelType w:val="hybridMultilevel"/>
@@ -5558,7 +5393,6 @@
   <w:style w:type="character" w:default="1" w:styleId="DefaultParagraphFont">
     <w:name w:val="Default Paragraph Font"/>
     <w:uiPriority w:val="1"/>
-    <w:semiHidden/>
     <w:unhideWhenUsed/>
   </w:style>
   <w:style w:type="table" w:default="1" w:styleId="TableNormal">
@@ -6277,14 +6111,6 @@
 </file>
 
 <file path=customXml/item1.xml><?xml version="1.0" encoding="utf-8"?>
-<p:properties xmlns:p="http://schemas.microsoft.com/office/2006/metadata/properties" xmlns:xsi="http://www.w3.org/2001/XMLSchema-instance" xmlns:pc="http://schemas.microsoft.com/office/infopath/2007/PartnerControls">
-  <documentManagement>
-    <_activity xmlns="13224391-9520-4043-8144-ea4246789642" xsi:nil="true"/>
-  </documentManagement>
-</p:properties>
-</file>
-
-<file path=customXml/item2.xml><?xml version="1.0" encoding="utf-8"?>
 <?mso-contentType ?>
 <FormTemplates xmlns="http://schemas.microsoft.com/sharepoint/v3/contenttype/forms">
   <Display>DocumentLibraryForm</Display>
@@ -6293,7 +6119,7 @@
 </FormTemplates>
 </file>
 
-<file path=customXml/item3.xml><?xml version="1.0" encoding="utf-8"?>
+<file path=customXml/item2.xml><?xml version="1.0" encoding="utf-8"?>
 <ct:contentTypeSchema xmlns:ct="http://schemas.microsoft.com/office/2006/metadata/contentType" xmlns:ma="http://schemas.microsoft.com/office/2006/metadata/properties/metaAttributes" ct:_="" ma:_="" ma:contentTypeName="Document" ma:contentTypeID="0x01010002381797402D29459302B87BC08D6BFF" ma:contentTypeVersion="14" ma:contentTypeDescription="Create a new document." ma:contentTypeScope="" ma:versionID="d0190f6de51f6e99d4003aca1d9fda60">
   <xsd:schema xmlns:xsd="http://www.w3.org/2001/XMLSchema" xmlns:xs="http://www.w3.org/2001/XMLSchema" xmlns:p="http://schemas.microsoft.com/office/2006/metadata/properties" xmlns:ns3="13224391-9520-4043-8144-ea4246789642" xmlns:ns4="be94fa87-42a6-40f5-955d-92ea8844be4c" targetNamespace="http://schemas.microsoft.com/office/2006/metadata/properties" ma:root="true" ma:fieldsID="d16e9fa0f80c802ed69b371a291e984e" ns3:_="" ns4:_="">
     <xsd:import namespace="13224391-9520-4043-8144-ea4246789642"/>
@@ -6520,17 +6346,15 @@
 </ct:contentTypeSchema>
 </file>
 
-<file path=customXml/itemProps1.xml><?xml version="1.0" encoding="utf-8"?>
-<ds:datastoreItem xmlns:ds="http://schemas.openxmlformats.org/officeDocument/2006/customXml" ds:itemID="{DF54842B-B632-4470-BC7C-362633B9A6DF}">
-  <ds:schemaRefs>
-    <ds:schemaRef ds:uri="http://schemas.microsoft.com/office/2006/metadata/properties"/>
-    <ds:schemaRef ds:uri="http://schemas.microsoft.com/office/infopath/2007/PartnerControls"/>
-    <ds:schemaRef ds:uri="13224391-9520-4043-8144-ea4246789642"/>
-  </ds:schemaRefs>
-</ds:datastoreItem>
+<file path=customXml/item3.xml><?xml version="1.0" encoding="utf-8"?>
+<p:properties xmlns:p="http://schemas.microsoft.com/office/2006/metadata/properties" xmlns:xsi="http://www.w3.org/2001/XMLSchema-instance" xmlns:pc="http://schemas.microsoft.com/office/infopath/2007/PartnerControls">
+  <documentManagement>
+    <_activity xmlns="13224391-9520-4043-8144-ea4246789642" xsi:nil="true"/>
+  </documentManagement>
+</p:properties>
 </file>
 
-<file path=customXml/itemProps2.xml><?xml version="1.0" encoding="utf-8"?>
+<file path=customXml/itemProps1.xml><?xml version="1.0" encoding="utf-8"?>
 <ds:datastoreItem xmlns:ds="http://schemas.openxmlformats.org/officeDocument/2006/customXml" ds:itemID="{1C5B2013-E90D-4927-A589-8E229EE0056F}">
   <ds:schemaRefs>
     <ds:schemaRef ds:uri="http://schemas.microsoft.com/sharepoint/v3/contenttype/forms"/>
@@ -6538,7 +6362,7 @@
 </ds:datastoreItem>
 </file>
 
-<file path=customXml/itemProps3.xml><?xml version="1.0" encoding="utf-8"?>
+<file path=customXml/itemProps2.xml><?xml version="1.0" encoding="utf-8"?>
 <ds:datastoreItem xmlns:ds="http://schemas.openxmlformats.org/officeDocument/2006/customXml" ds:itemID="{FE79DDA2-865B-486C-8B68-5C0139048C07}">
   <ds:schemaRefs>
     <ds:schemaRef ds:uri="http://schemas.microsoft.com/office/2006/metadata/contentType"/>
@@ -6555,4 +6379,14 @@
     <ds:schemaRef ds:uri="http://schemas.microsoft.com/internal/obd"/>
   </ds:schemaRefs>
 </ds:datastoreItem>
+</file>
+
+<file path=customXml/itemProps3.xml><?xml version="1.0" encoding="utf-8"?>
+<ds:datastoreItem xmlns:ds="http://schemas.openxmlformats.org/officeDocument/2006/customXml" ds:itemID="{DF54842B-B632-4470-BC7C-362633B9A6DF}">
+  <ds:schemaRefs>
+    <ds:schemaRef ds:uri="http://schemas.microsoft.com/office/2006/metadata/properties"/>
+    <ds:schemaRef ds:uri="http://schemas.microsoft.com/office/infopath/2007/PartnerControls"/>
+    <ds:schemaRef ds:uri="13224391-9520-4043-8144-ea4246789642"/>
+  </ds:schemaRefs>
+</ds:datastoreItem>
 </file>